--- a/DRAFT_MEMO_IA-6-2026.docx
+++ b/DRAFT_MEMO_IA-6-2026.docx
@@ -42,11 +42,6 @@
               <w:right w:val="nil"/>
             </w:tcBorders>
           </w:tcPr>
-          <w:p>
-            <w:pPr>
-              <w:pStyle w:val="NoGap"/>
-            </w:pPr>
-          </w:p>
           <w:p>
             <w:pPr>
               <w:pStyle w:val="NoGap"/>
@@ -86,8 +81,20 @@
             <w:pPr>
               <w:pStyle w:val="NoGap"/>
               <w:jc w:val="right"/>
+              <w:rPr>
+                <w:b/>
+                <w:bCs/>
+                <w:i/>
+                <w:iCs/>
+              </w:rPr>
             </w:pPr>
             <w:r>
+              <w:rPr>
+                <w:b/>
+                <w:bCs/>
+                <w:i/>
+                <w:iCs/>
+              </w:rPr>
               <w:t>… PLAINTIFF</w:t>
             </w:r>
           </w:p>
@@ -123,9 +130,17 @@
           <w:p>
             <w:pPr>
               <w:pStyle w:val="NoGap"/>
+              <w:rPr>
+                <w:i/>
+                <w:iCs/>
+              </w:rPr>
             </w:pPr>
             <w:r>
-              <w:t>VERSUS</w:t>
+              <w:rPr>
+                <w:i/>
+                <w:iCs/>
+              </w:rPr>
+              <w:t>versus</w:t>
             </w:r>
           </w:p>
         </w:tc>
@@ -143,6 +158,12 @@
             <w:pPr>
               <w:pStyle w:val="NoGap"/>
               <w:jc w:val="right"/>
+              <w:rPr>
+                <w:b/>
+                <w:bCs/>
+                <w:i/>
+                <w:iCs/>
+              </w:rPr>
             </w:pPr>
           </w:p>
         </w:tc>
@@ -163,21 +184,8 @@
               <w:pStyle w:val="NoGap"/>
             </w:pPr>
             <w:r>
-              <w:t xml:space="preserve">Alummoottil </w:t>
+              <w:t>Alummoottil Tharavad Trust and Others</w:t>
             </w:r>
-            <w:proofErr w:type="spellStart"/>
-            <w:r>
-              <w:t>Tharavad</w:t>
-            </w:r>
-            <w:proofErr w:type="spellEnd"/>
-            <w:r>
-              <w:t xml:space="preserve"> Trust &amp; Others</w:t>
-            </w:r>
-          </w:p>
-          <w:p>
-            <w:pPr>
-              <w:pStyle w:val="NoGap"/>
-            </w:pPr>
           </w:p>
         </w:tc>
         <w:tc>
@@ -210,8 +218,20 @@
             <w:pPr>
               <w:pStyle w:val="NoGap"/>
               <w:jc w:val="right"/>
+              <w:rPr>
+                <w:b/>
+                <w:bCs/>
+                <w:i/>
+                <w:iCs/>
+              </w:rPr>
             </w:pPr>
             <w:r>
+              <w:rPr>
+                <w:b/>
+                <w:bCs/>
+                <w:i/>
+                <w:iCs/>
+              </w:rPr>
               <w:t>… DEFENDANTS</w:t>
             </w:r>
           </w:p>
@@ -241,13 +261,13 @@
         <w:pStyle w:val="ListNumber"/>
       </w:pPr>
       <w:r>
-        <w:t xml:space="preserve">This rejoinder denies all averments in the objections dated 19.06.2026 in I.A. No. 6/2026 (captioned </w:t>
-      </w:r>
-      <w:r>
-        <w:rPr>
-          <w:i/>
-        </w:rPr>
-        <w:t>“IA. 6/2025”</w:t>
+        <w:t xml:space="preserve">This rejoinder denies all averments in the objections dated 19.06.2026 in I.A. No. 6/2026 (wrongly captioned </w:t>
+      </w:r>
+      <w:r>
+        <w:rPr>
+          <w:i/>
+        </w:rPr>
+        <w:t>“I.A. 6/2025”</w:t>
       </w:r>
       <w:r>
         <w:t>), except those specifically admitted, and cites only the 1st and 2</w:t>
@@ -259,7 +279,10 @@
         <w:t>nd</w:t>
       </w:r>
       <w:r>
-        <w:t xml:space="preserve"> Defendants' (D1, D2) own record.</w:t>
+        <w:t xml:space="preserve"> Defendants' (D1, D2) own records and the law.</w:t>
+      </w:r>
+      <w:r>
+        <w:t xml:space="preserve"> Nothing new is submitted. Nothing new is pleaded.</w:t>
       </w:r>
     </w:p>
     <w:p>
@@ -293,13 +316,13 @@
         <w:pStyle w:val="ListNumber"/>
       </w:pPr>
       <w:r>
-        <w:t xml:space="preserve">In O.S. 243/2024 (14.08.2024) D2 pleads the Plaintiff </w:t>
+        <w:t xml:space="preserve">In O.S. 243/2024 (14.08.2024) D2 pleads Plaintiff </w:t>
       </w:r>
       <w:r>
         <w:rPr>
           <w:iCs/>
         </w:rPr>
-        <w:t xml:space="preserve">(grandson of Chellamma Channathy) </w:t>
+        <w:t xml:space="preserve">(grandson of Chellamma) </w:t>
       </w:r>
       <w:r>
         <w:rPr>
@@ -331,7 +354,29 @@
         <w:rPr>
           <w:i/>
         </w:rPr>
-        <w:t>“to be terminated from the beneficiary status through legal means”</w:t>
+        <w:t xml:space="preserve">“to be </w:t>
+      </w:r>
+      <w:r>
+        <w:rPr>
+          <w:b/>
+          <w:bCs/>
+          <w:i/>
+        </w:rPr>
+        <w:t>terminated from the beneficiary</w:t>
+      </w:r>
+      <w:r>
+        <w:rPr>
+          <w:b/>
+          <w:bCs/>
+          <w:i/>
+        </w:rPr>
+        <w:t xml:space="preserve"> status </w:t>
+      </w:r>
+      <w:r>
+        <w:rPr>
+          <w:i/>
+        </w:rPr>
+        <w:t>through legal means”</w:t>
       </w:r>
       <w:r>
         <w:t>.</w:t>
@@ -391,14 +436,131 @@
         <w:rPr>
           <w:i/>
         </w:rPr>
-        <w:t xml:space="preserve"> shall maintain the books of Accounts of Alummoottil Tharavad Trust as and </w:t>
+        <w:t xml:space="preserve"> shall maintain the books of Accounts of Alummoottil Tharavad Trust as and when any amount is received and spent by the Trust”</w:t>
+      </w:r>
+      <w:r>
+        <w:t>.</w:t>
+      </w:r>
+    </w:p>
+    <w:p>
+      <w:pPr>
+        <w:pStyle w:val="ListNumber"/>
+      </w:pPr>
+      <w:r>
+        <w:t xml:space="preserve">Section 19, ITA 1882: </w:t>
+      </w:r>
+      <w:r>
+        <w:rPr>
+          <w:i/>
+        </w:rPr>
+        <w:t xml:space="preserve">“A trustee is bound (a) to keep clear and accurate </w:t>
       </w:r>
       <w:r>
         <w:rPr>
           <w:i/>
         </w:rPr>
         <w:lastRenderedPageBreak/>
-        <w:t>when any amount is received and spent by the Trust”</w:t>
+        <w:t>accounts of the trust-property, and (b), at all reasonable times, at the request of the beneficiary, to furnish him with full and accurate information as to the amount and state of the trust-property.”</w:t>
+      </w:r>
+    </w:p>
+    <w:p>
+      <w:pPr>
+        <w:pStyle w:val="ListNumber"/>
+      </w:pPr>
+      <w:r>
+        <w:t xml:space="preserve">Minutes Book, 22.12.2023 (page 10): </w:t>
+      </w:r>
+      <w:r>
+        <w:rPr>
+          <w:i/>
+        </w:rPr>
+        <w:t>“Resolved to open a bank account with Federal Bank — Muttom Branch in the name of Alummoottil Tharavad Trust”</w:t>
+      </w:r>
+      <w:r>
+        <w:t>; D2 opened it only on 26.05.2025 (affidavit, para 8).</w:t>
+      </w:r>
+    </w:p>
+    <w:p>
+      <w:pPr>
+        <w:pStyle w:val="ListNumber"/>
+      </w:pPr>
+      <w:r>
+        <w:t xml:space="preserve">Minutes Book, 12.01.2024 (page 11): </w:t>
+      </w:r>
+      <w:r>
+        <w:rPr>
+          <w:i/>
+        </w:rPr>
+        <w:t>“1 crore rupees taken as loan for his son and transferred it to the construction account”</w:t>
+      </w:r>
+      <w:r>
+        <w:t xml:space="preserve">. This </w:t>
+      </w:r>
+      <w:r>
+        <w:rPr>
+          <w:i/>
+        </w:rPr>
+        <w:t>“construction account”</w:t>
+      </w:r>
+      <w:r>
+        <w:t xml:space="preserve"> pre-dates the Trust's bank account.</w:t>
+      </w:r>
+    </w:p>
+    <w:p>
+      <w:pPr>
+        <w:pStyle w:val="ListNumber"/>
+      </w:pPr>
+      <w:r>
+        <w:t>The Minutes Book records Trust activity during meetings of 12.02.2020, 10.11.2022, 22.12.2023, 12.01.2024 and 06.02.2024 (pages 2, 5, 7, 11, 12).</w:t>
+      </w:r>
+    </w:p>
+    <w:p>
+      <w:pPr>
+        <w:pStyle w:val="ListNumber"/>
+      </w:pPr>
+      <w:r>
+        <w:t xml:space="preserve">O.S. 243/2024, filed and verified by D2 on 14.08.2024 before this Court: </w:t>
+      </w:r>
+      <w:r>
+        <w:rPr>
+          <w:i/>
+        </w:rPr>
+        <w:t>“renovation works... are going on at the auspices of the plaintiff trust”</w:t>
+      </w:r>
+      <w:r>
+        <w:t xml:space="preserve"> (para 3); construction </w:t>
+      </w:r>
+      <w:r>
+        <w:rPr>
+          <w:i/>
+        </w:rPr>
+        <w:t>“at the instance of the plaintiff trust”</w:t>
+      </w:r>
+      <w:r>
+        <w:t xml:space="preserve">; </w:t>
+      </w:r>
+      <w:r>
+        <w:rPr>
+          <w:i/>
+        </w:rPr>
+        <w:t>“3 employees deployed by the plaintiff trust”</w:t>
+      </w:r>
+      <w:r>
+        <w:t xml:space="preserve"> (para 4).</w:t>
+      </w:r>
+    </w:p>
+    <w:p>
+      <w:pPr>
+        <w:pStyle w:val="ListNumber"/>
+      </w:pPr>
+      <w:r>
+        <w:t xml:space="preserve">Minutes Book, 24.01.2026 (page 19, item 4): </w:t>
+      </w:r>
+      <w:r>
+        <w:rPr>
+          <w:i/>
+        </w:rPr>
+        <w:t>“Amount spent till date for construction and renovation is Rs 11,45,85,900/- and for purchasing land Rs 54,00,000/-”</w:t>
       </w:r>
       <w:r>
         <w:t>.</w:t>
@@ -409,13 +571,17 @@
         <w:pStyle w:val="ListNumber"/>
       </w:pPr>
       <w:r>
-        <w:t xml:space="preserve">Section 19, ITA 1882: </w:t>
-      </w:r>
-      <w:r>
-        <w:rPr>
-          <w:i/>
-        </w:rPr>
-        <w:t>“A trustee is bound (a) to keep clear and accurate accounts of the trust-property, and (b), at all reasonable times, at the request of the beneficiary, to furnish him with full and accurate information as to the amount and state of the trust-property.”</w:t>
+        <w:t>Section 57, ITA 1882: “</w:t>
+      </w:r>
+      <w:r>
+        <w:rPr>
+          <w:i/>
+          <w:iCs/>
+        </w:rPr>
+        <w:t>The beneficiary has a right, as against the trustee and all persons claiming under him with notice of the trust, to inspect and take copies of the instrument of trust, the documents of title relating solely to the trust-property, the accounts of the trust-property and the vouchers (if any) by which they are supported, and the cases submitted and opinions taken by the trustee for his guidance in the discharge of his duty</w:t>
+      </w:r>
+      <w:r>
+        <w:t>.”</w:t>
       </w:r>
     </w:p>
     <w:p>
@@ -423,16 +589,16 @@
         <w:pStyle w:val="ListNumber"/>
       </w:pPr>
       <w:r>
-        <w:t xml:space="preserve">Minutes Book, 22.12.2023 (page 10): </w:t>
-      </w:r>
-      <w:r>
-        <w:rPr>
-          <w:i/>
-        </w:rPr>
-        <w:t>“Resolved to open a bank account with Federal Bank — Muttom Branch in the name of Alummoottil Tharavad Trust”</w:t>
-      </w:r>
-      <w:r>
-        <w:t>; D2 opened it only on 26.05.2025 (affidavit, para 8).</w:t>
+        <w:t xml:space="preserve">Minutes Book page 19, item 4: repayments to be made to D2 and D2’s son are </w:t>
+      </w:r>
+      <w:r>
+        <w:rPr>
+          <w:i/>
+        </w:rPr>
+        <w:t>“a total amount of Rs 1,01,86,000/- from the Trust account”</w:t>
+      </w:r>
+      <w:r>
+        <w:t>.</w:t>
       </w:r>
     </w:p>
     <w:p>
@@ -440,25 +606,16 @@
         <w:pStyle w:val="ListNumber"/>
       </w:pPr>
       <w:r>
-        <w:t xml:space="preserve">Minutes Book, 12.01.2024 (page 11): </w:t>
-      </w:r>
-      <w:r>
-        <w:rPr>
-          <w:i/>
-        </w:rPr>
-        <w:t>“1 crore rupees taken as loan for his son and transferred it to the construction account”</w:t>
-      </w:r>
-      <w:r>
-        <w:t xml:space="preserve">. This </w:t>
-      </w:r>
-      <w:r>
-        <w:rPr>
-          <w:i/>
-        </w:rPr>
-        <w:t>“construction account”</w:t>
-      </w:r>
-      <w:r>
-        <w:t xml:space="preserve"> pre-dates the Trust's bank account.</w:t>
+        <w:t xml:space="preserve">Minutes Book page 18, item 2: contractor loan of Rs 45,00,000/-, </w:t>
+      </w:r>
+      <w:r>
+        <w:rPr>
+          <w:i/>
+        </w:rPr>
+        <w:t>“paid back to him monthly with 7% simple interest from the rent credited to the Trust account”</w:t>
+      </w:r>
+      <w:r>
+        <w:t xml:space="preserve">. </w:t>
       </w:r>
     </w:p>
     <w:p>
@@ -466,7 +623,25 @@
         <w:pStyle w:val="ListNumber"/>
       </w:pPr>
       <w:r>
-        <w:t>The Minutes Book records Trust activity during meetings of 12.02.2020, 10.11.2022, 22.12.2023, 12.01.2024 and 06.02.2024 (pages 2, 5, 7, 11, 12).</w:t>
+        <w:t xml:space="preserve">Minutes Book page 19, item 4, lists Rs 2,29,76,997/- under </w:t>
+      </w:r>
+      <w:r>
+        <w:rPr>
+          <w:i/>
+        </w:rPr>
+        <w:t>“Amount deposited / loan by the members till date to Sivadasan Channar's personal account”</w:t>
+      </w:r>
+      <w:r>
+        <w:t xml:space="preserve">, including </w:t>
+      </w:r>
+      <w:r>
+        <w:rPr>
+          <w:i/>
+        </w:rPr>
+        <w:t>“Construction Trust account - Rs 2,16,000”</w:t>
+      </w:r>
+      <w:r>
+        <w:t>.</w:t>
       </w:r>
     </w:p>
     <w:p>
@@ -474,22 +649,28 @@
         <w:pStyle w:val="ListNumber"/>
       </w:pPr>
       <w:r>
-        <w:t xml:space="preserve">O.S. 243/2024, filed and verified by D2 on 14.08.2024 before this Court: </w:t>
-      </w:r>
-      <w:r>
-        <w:rPr>
-          <w:i/>
-        </w:rPr>
-        <w:t>“renovation works... are going on at the auspices of the plaintiff trust”</w:t>
-      </w:r>
-      <w:r>
-        <w:t xml:space="preserve"> (para 3); construction </w:t>
-      </w:r>
-      <w:r>
-        <w:rPr>
-          <w:i/>
-        </w:rPr>
-        <w:t>“at the instance of the plaintiff trust”</w:t>
+        <w:lastRenderedPageBreak/>
+        <w:t xml:space="preserve">Section 66, ITA 1882: </w:t>
+      </w:r>
+      <w:r>
+        <w:rPr>
+          <w:i/>
+        </w:rPr>
+        <w:t>“Where the trustee wrongfully mingles the trust-property with his own, the beneficiary is entitled to a charge on the whole fund for the amount due to him.”</w:t>
+      </w:r>
+    </w:p>
+    <w:p>
+      <w:pPr>
+        <w:pStyle w:val="ListNumber"/>
+      </w:pPr>
+      <w:r>
+        <w:t xml:space="preserve">Affidavit of the same D2, this same Court, 16.02.2026: </w:t>
+      </w:r>
+      <w:r>
+        <w:rPr>
+          <w:i/>
+        </w:rPr>
+        <w:t>“the Trust has not received any funding, donations, income, or generated any revenue from any source whatsoever”</w:t>
       </w:r>
       <w:r>
         <w:t xml:space="preserve">; </w:t>
@@ -498,10 +679,19 @@
         <w:rPr>
           <w:i/>
         </w:rPr>
-        <w:t>“3 employees deployed by the plaintiff trust”</w:t>
-      </w:r>
-      <w:r>
-        <w:t xml:space="preserve"> (para 4).</w:t>
+        <w:t>“no books of account were maintained”</w:t>
+      </w:r>
+      <w:r>
+        <w:t xml:space="preserve">; records </w:t>
+      </w:r>
+      <w:r>
+        <w:rPr>
+          <w:i/>
+        </w:rPr>
+        <w:t>“not available for production before the Hon'ble court”</w:t>
+      </w:r>
+      <w:r>
+        <w:t xml:space="preserve"> (paras 4, 5, 13).</w:t>
       </w:r>
     </w:p>
     <w:p>
@@ -509,16 +699,61 @@
         <w:pStyle w:val="ListNumber"/>
       </w:pPr>
       <w:r>
-        <w:t xml:space="preserve">Minutes Book, 24.01.2026 (page 19, item 4): </w:t>
-      </w:r>
-      <w:r>
-        <w:rPr>
-          <w:i/>
-        </w:rPr>
-        <w:t>“Amount spent till date for construction and renovation is Rs 11,45,85,900/- and for purchasing land Rs 54,00,000/-”</w:t>
-      </w:r>
-      <w:r>
-        <w:t>.</w:t>
+        <w:t xml:space="preserve">I.A. No. 5/2025 Order, 04.03.2026: </w:t>
+      </w:r>
+      <w:r>
+        <w:rPr>
+          <w:i/>
+        </w:rPr>
+        <w:t>“Petition closed in light of the affidavit.”</w:t>
+      </w:r>
+      <w:r>
+        <w:rPr>
+          <w:i/>
+        </w:rPr>
+        <w:t xml:space="preserve"> </w:t>
+      </w:r>
+      <w:r>
+        <w:rPr>
+          <w:iCs/>
+        </w:rPr>
+        <w:t xml:space="preserve">No merits, facts, and/or </w:t>
+      </w:r>
+      <w:r>
+        <w:rPr>
+          <w:iCs/>
+        </w:rPr>
+        <w:t>b</w:t>
+      </w:r>
+      <w:r>
+        <w:rPr>
+          <w:iCs/>
+        </w:rPr>
+        <w:t>ona</w:t>
+      </w:r>
+      <w:r>
+        <w:rPr>
+          <w:iCs/>
+        </w:rPr>
+        <w:t xml:space="preserve"> </w:t>
+      </w:r>
+      <w:r>
+        <w:rPr>
+          <w:iCs/>
+        </w:rPr>
+        <w:t>fide</w:t>
+      </w:r>
+      <w:r>
+        <w:rPr>
+          <w:iCs/>
+        </w:rPr>
+        <w:t>s</w:t>
+      </w:r>
+      <w:r>
+        <w:rPr>
+          <w:iCs/>
+        </w:rPr>
+        <w:t xml:space="preserve"> were examined.</w:t>
       </w:r>
     </w:p>
     <w:p>
@@ -526,17 +761,50 @@
         <w:pStyle w:val="ListNumber"/>
       </w:pPr>
       <w:r>
-        <w:t>Section 57, ITA 1882: “</w:t>
+        <w:t>18.05.2026: D2 produced the Minutes Book (last entry 24.01.2026), Lease Deed (27.10.2025), and Bank Statement showing 16.02.2026 transactions — all in existence on or before 16.02.2026.</w:t>
+      </w:r>
+    </w:p>
+    <w:p>
+      <w:pPr>
+        <w:pStyle w:val="ListNumber"/>
+      </w:pPr>
+      <w:r>
+        <w:t xml:space="preserve">Objections 19.06.2026: </w:t>
+      </w:r>
+      <w:r>
+        <w:rPr>
+          <w:i/>
+        </w:rPr>
+        <w:t>“expenditure statement was not submitted to the trust”</w:t>
+      </w:r>
+      <w:r>
+        <w:t xml:space="preserve"> (para 5). Rs. 11,99,85,900/- spent, Rs. 1,46,86,000/- recorded repayments from Trust funds, and no accounts.</w:t>
+      </w:r>
+    </w:p>
+    <w:p>
+      <w:pPr>
+        <w:pStyle w:val="ListNumber"/>
+      </w:pPr>
+      <w:r>
+        <w:t>The 18.05.2026 production confirms the need for I.A. 6/2026: discovery and production of accounts under Order XI Rules 12 and 14 CPC.</w:t>
+      </w:r>
+    </w:p>
+    <w:p>
+      <w:pPr>
+        <w:pStyle w:val="ListNumber"/>
+      </w:pPr>
+      <w:r>
+        <w:t>Section 61, ITA 1882: “</w:t>
       </w:r>
       <w:r>
         <w:rPr>
           <w:i/>
           <w:iCs/>
         </w:rPr>
-        <w:t>The beneficiary has a right, as against the trustee and all persons claiming under him with notice of the trust, to inspect and take copies of the instrument of trust, the documents of title relating solely to the trust-property, the accounts of the trust-property and the vouchers (if any) by which they are supported, and the cases submitted and opinions taken by the trustee for his guidance in the discharge of his duty</w:t>
-      </w:r>
-      <w:r>
-        <w:t>.”</w:t>
+        <w:t>The beneficiary has a right that his trustee shall be compelled to perform any particular act of his duty as such, and restrained from committing any contemplated or probable breach of trust.</w:t>
+      </w:r>
+      <w:r>
+        <w:t>”</w:t>
       </w:r>
     </w:p>
     <w:p>
@@ -544,188 +812,7 @@
         <w:pStyle w:val="ListNumber"/>
       </w:pPr>
       <w:r>
-        <w:t xml:space="preserve">Minutes Book page 19, item 4: repayments to be made to D2 and D2’s son are </w:t>
-      </w:r>
-      <w:r>
-        <w:rPr>
-          <w:i/>
-        </w:rPr>
-        <w:t>“a total amount of Rs 1,01,86,000/- from the Trust account”</w:t>
-      </w:r>
-      <w:r>
-        <w:t>.</w:t>
-      </w:r>
-    </w:p>
-    <w:p>
-      <w:pPr>
-        <w:pStyle w:val="ListNumber"/>
-      </w:pPr>
-      <w:r>
-        <w:t xml:space="preserve">Minutes Book page 18, item 2: contractor loan of Rs 45,00,000/-, </w:t>
-      </w:r>
-      <w:r>
-        <w:rPr>
-          <w:i/>
-        </w:rPr>
-        <w:t>“paid back to him monthly with 7% simple interest from the rent credited to the Trust account”</w:t>
-      </w:r>
-      <w:r>
-        <w:t xml:space="preserve"> </w:t>
-      </w:r>
-    </w:p>
-    <w:p>
-      <w:pPr>
-        <w:pStyle w:val="ListNumber"/>
-      </w:pPr>
-      <w:r>
-        <w:t xml:space="preserve">Minutes Book page 19, item 4, lists Rs 2,29,76,997/- under </w:t>
-      </w:r>
-      <w:r>
-        <w:rPr>
-          <w:i/>
-        </w:rPr>
-        <w:t xml:space="preserve">“Amount </w:t>
-      </w:r>
-      <w:r>
-        <w:rPr>
-          <w:i/>
-        </w:rPr>
-        <w:lastRenderedPageBreak/>
-        <w:t>deposited / loan by the members till date to Sivadasan Channar's personal account”</w:t>
-      </w:r>
-      <w:r>
-        <w:t xml:space="preserve">, including </w:t>
-      </w:r>
-      <w:r>
-        <w:rPr>
-          <w:i/>
-        </w:rPr>
-        <w:t>“Construction Trust account - Rs 2,16,000”</w:t>
-      </w:r>
-      <w:r>
-        <w:t>.</w:t>
-      </w:r>
-    </w:p>
-    <w:p>
-      <w:pPr>
-        <w:pStyle w:val="ListNumber"/>
-      </w:pPr>
-      <w:r>
-        <w:t xml:space="preserve">Section 66, ITA 1882: </w:t>
-      </w:r>
-      <w:r>
-        <w:rPr>
-          <w:i/>
-        </w:rPr>
-        <w:t>“Where the trustee wrongfully mingles the trust-property with his own, the beneficiary is entitled to a charge on the whole fund for the amount due to him.”</w:t>
-      </w:r>
-    </w:p>
-    <w:p>
-      <w:pPr>
-        <w:pStyle w:val="ListNumber"/>
-      </w:pPr>
-      <w:r>
-        <w:t xml:space="preserve">Affidavit of the same D2, this same Court, 16.02.2026: </w:t>
-      </w:r>
-      <w:r>
-        <w:rPr>
-          <w:i/>
-        </w:rPr>
-        <w:t>“the Trust has not received any funding, donations, income, or generated any revenue from any source whatsoever”</w:t>
-      </w:r>
-      <w:r>
-        <w:t xml:space="preserve">; </w:t>
-      </w:r>
-      <w:r>
-        <w:rPr>
-          <w:i/>
-        </w:rPr>
-        <w:t>“no books of account were maintained”</w:t>
-      </w:r>
-      <w:r>
-        <w:t xml:space="preserve">; records </w:t>
-      </w:r>
-      <w:r>
-        <w:rPr>
-          <w:i/>
-        </w:rPr>
-        <w:t>“not available for production before the Hon'ble court”</w:t>
-      </w:r>
-      <w:r>
-        <w:t xml:space="preserve"> (paras 4, 5, 13).</w:t>
-      </w:r>
-    </w:p>
-    <w:p>
-      <w:pPr>
-        <w:pStyle w:val="ListNumber"/>
-      </w:pPr>
-      <w:r>
-        <w:t xml:space="preserve">IA5/2025 Order, 04.03.2026: </w:t>
-      </w:r>
-      <w:r>
-        <w:rPr>
-          <w:i/>
-        </w:rPr>
-        <w:t>“Petition closed in light of the affidavit.”</w:t>
-      </w:r>
-    </w:p>
-    <w:p>
-      <w:pPr>
-        <w:pStyle w:val="ListNumber"/>
-      </w:pPr>
-      <w:r>
-        <w:t>18.05.2026: D2 produced the Minutes Book (last entry 24.01.2026), Bank Statement (showing three transactions on 16.02.2026) and Lease Deed (27.10.2025) — all three in existence on 16.02.2026.</w:t>
-      </w:r>
-    </w:p>
-    <w:p>
-      <w:pPr>
-        <w:pStyle w:val="ListNumber"/>
-      </w:pPr>
-      <w:r>
-        <w:t xml:space="preserve">Objections 19.06.2026: </w:t>
-      </w:r>
-      <w:r>
-        <w:rPr>
-          <w:i/>
-        </w:rPr>
-        <w:t>“expenditure statement was not submitted to the trust”</w:t>
-      </w:r>
-      <w:r>
-        <w:t xml:space="preserve"> (para 5). 11.99 crores expenditure, 1.46 crores of debt, no accounts.</w:t>
-      </w:r>
-    </w:p>
-    <w:p>
-      <w:pPr>
-        <w:pStyle w:val="ListNumber"/>
-      </w:pPr>
-      <w:r>
-        <w:t>I.A. 6/2026 rests on that production and seeks a distinct relief: discovery and production of the accounts, under Order XI Rules 12 and 14 CPC.</w:t>
-      </w:r>
-    </w:p>
-    <w:p>
-      <w:pPr>
-        <w:pStyle w:val="ListNumber"/>
-      </w:pPr>
-      <w:r>
-        <w:t>Section 61, ITA 1882: “</w:t>
-      </w:r>
-      <w:r>
-        <w:rPr>
-          <w:i/>
-          <w:iCs/>
-        </w:rPr>
-        <w:t>The beneficiary has a right that his trustee shall be compelled to perform any particular act of his duty as such, and restrained from committing any contemplated or probable breach of trust.</w:t>
-      </w:r>
-      <w:r>
-        <w:t>”</w:t>
-      </w:r>
-    </w:p>
-    <w:p>
-      <w:pPr>
-        <w:pStyle w:val="ListNumber"/>
-      </w:pPr>
-      <w:r>
-        <w:t>The Minutes Book produced on 18.05.2026 may be retained in this Honourable Court's safe custody pending the suit.</w:t>
+        <w:t>The Minutes Book produced on 18.05.2026 is a material record for I.A. 6/2026 and the suit.</w:t>
       </w:r>
     </w:p>
     <w:p>
@@ -739,13 +826,27 @@
     </w:p>
     <w:p>
       <w:r>
-        <w:t>In the circumstances — Rs. 11,99,85,900/- recorded as spent, Rs. 1,46,86,000/- repayable from Trust funds, Rs. 2,29,76,997/- in member deposits, and no account produced — it is most humbly prayed that this Honourable Court receive this memo as rejoinder, take the objections as denied, and pass such orders as deemed fit in the interests of justice.</w:t>
+        <w:t xml:space="preserve">In the circumstances — Rs. 11,99,85,900/- spent, Rs. 1,46,86,000/- repayable from Trust funds, Rs. 2,29,76,997/- in member deposits, and no accounts </w:t>
+      </w:r>
+      <w:r>
+        <w:t xml:space="preserve">or contemporaneous records </w:t>
+      </w:r>
+      <w:r>
+        <w:t>produced — it is most humbly prayed that this Honourable Court receive this memo as rejoinder, reject the objections dated 19.06.2026, and allow I.A. No. 6/2026 as prayed.</w:t>
       </w:r>
     </w:p>
     <w:p>
       <w:r>
         <w:t>Dated this the ______ day of ____________, 2026.</w:t>
       </w:r>
+    </w:p>
+    <w:p>
+      <w:pPr>
+        <w:pStyle w:val="NoGap"/>
+        <w:tabs>
+          <w:tab w:val="right" w:pos="8306"/>
+        </w:tabs>
+      </w:pPr>
     </w:p>
     <w:p>
       <w:pPr>

--- a/DRAFT_MEMO_IA-6-2026.docx
+++ b/DRAFT_MEMO_IA-6-2026.docx
@@ -279,10 +279,7 @@
         <w:t>nd</w:t>
       </w:r>
       <w:r>
-        <w:t xml:space="preserve"> Defendants' (D1, D2) own records and the law.</w:t>
-      </w:r>
-      <w:r>
-        <w:t xml:space="preserve"> Nothing new is submitted. Nothing new is pleaded.</w:t>
+        <w:t xml:space="preserve"> Defendants' (D1, D2) own records and the law. No new relief is sought.</w:t>
       </w:r>
     </w:p>
     <w:p>
@@ -296,7 +293,19 @@
         <w:rPr>
           <w:i/>
         </w:rPr>
-        <w:t>“the sons of Alummoottil Chellamma Channatty”</w:t>
+        <w:t>“the sons of Alummoottil Chellamma Channat</w:t>
+      </w:r>
+      <w:r>
+        <w:rPr>
+          <w:i/>
+        </w:rPr>
+        <w:t>h</w:t>
+      </w:r>
+      <w:r>
+        <w:rPr>
+          <w:i/>
+        </w:rPr>
+        <w:t>y”</w:t>
       </w:r>
       <w:r>
         <w:t xml:space="preserve"> (page 2), benefits members of the family who are “</w:t>
@@ -322,7 +331,27 @@
         <w:rPr>
           <w:iCs/>
         </w:rPr>
-        <w:t xml:space="preserve">(grandson of Chellamma) </w:t>
+        <w:t>(grandson of Chellamma</w:t>
+      </w:r>
+      <w:r>
+        <w:rPr>
+          <w:iCs/>
+        </w:rPr>
+        <w:t xml:space="preserve"> </w:t>
+      </w:r>
+      <w:proofErr w:type="spellStart"/>
+      <w:r>
+        <w:rPr>
+          <w:iCs/>
+        </w:rPr>
+        <w:t>Channathy</w:t>
+      </w:r>
+      <w:proofErr w:type="spellEnd"/>
+      <w:r>
+        <w:rPr>
+          <w:iCs/>
+        </w:rPr>
+        <w:t xml:space="preserve">) </w:t>
       </w:r>
       <w:r>
         <w:rPr>
@@ -331,7 +360,19 @@
         <w:t>“is not a member of the plaintiff trust”</w:t>
       </w:r>
       <w:r>
-        <w:t xml:space="preserve"> (para 4); in Objections, 19.06.2026, D2 states: </w:t>
+        <w:t xml:space="preserve"> (para 4); </w:t>
+      </w:r>
+      <w:r>
+        <w:t xml:space="preserve">D2’s </w:t>
+      </w:r>
+      <w:r>
+        <w:t xml:space="preserve">Objections, 19.06.2026, </w:t>
+      </w:r>
+      <w:r>
+        <w:t xml:space="preserve"> </w:t>
+      </w:r>
+      <w:r>
+        <w:t xml:space="preserve">states: </w:t>
       </w:r>
       <w:r>
         <w:rPr>
@@ -717,43 +758,58 @@
         <w:rPr>
           <w:iCs/>
         </w:rPr>
-        <w:t xml:space="preserve">No merits, facts, and/or </w:t>
-      </w:r>
-      <w:r>
-        <w:rPr>
+        <w:t>The order was not an adjudication on merits.</w:t>
+      </w:r>
+    </w:p>
+    <w:p>
+      <w:pPr>
+        <w:pStyle w:val="ListNumber"/>
+      </w:pPr>
+      <w:r>
+        <w:t>18.05.2026: D2 produced the Minutes Book (last entry 24.01.2026), Lease Deed (27.10.2025), and Bank Statement showing 16.02.2026 transactions — all in existence on or before 16.02.2026.</w:t>
+      </w:r>
+    </w:p>
+    <w:p>
+      <w:pPr>
+        <w:pStyle w:val="ListNumber"/>
+      </w:pPr>
+      <w:r>
+        <w:t xml:space="preserve">Objections 19.06.2026: </w:t>
+      </w:r>
+      <w:r>
+        <w:rPr>
+          <w:i/>
+        </w:rPr>
+        <w:t>“expenditure statement was not submitted to the trust”</w:t>
+      </w:r>
+      <w:r>
+        <w:t xml:space="preserve"> (para 5). Rs. 11,99,85,900/- spent, Rs. 1,46,86,000/- recorded repayments from Trust funds, and no accounts.</w:t>
+      </w:r>
+    </w:p>
+    <w:p>
+      <w:pPr>
+        <w:pStyle w:val="ListNumber"/>
+      </w:pPr>
+      <w:r>
+        <w:t>The 18.05.2026 production confirms the need for I.A. 6/2026: discovery and production of accounts under Order XI Rules 12 and 14 CPC.</w:t>
+      </w:r>
+    </w:p>
+    <w:p>
+      <w:pPr>
+        <w:pStyle w:val="ListNumber"/>
+      </w:pPr>
+      <w:r>
+        <w:t>Section 61, ITA 1882: “</w:t>
+      </w:r>
+      <w:r>
+        <w:rPr>
+          <w:i/>
           <w:iCs/>
         </w:rPr>
-        <w:t>b</w:t>
-      </w:r>
-      <w:r>
-        <w:rPr>
-          <w:iCs/>
-        </w:rPr>
-        <w:t>ona</w:t>
-      </w:r>
-      <w:r>
-        <w:rPr>
-          <w:iCs/>
-        </w:rPr>
-        <w:t xml:space="preserve"> </w:t>
-      </w:r>
-      <w:r>
-        <w:rPr>
-          <w:iCs/>
-        </w:rPr>
-        <w:t>fide</w:t>
-      </w:r>
-      <w:r>
-        <w:rPr>
-          <w:iCs/>
-        </w:rPr>
-        <w:t>s</w:t>
-      </w:r>
-      <w:r>
-        <w:rPr>
-          <w:iCs/>
-        </w:rPr>
-        <w:t xml:space="preserve"> were examined.</w:t>
+        <w:t>The beneficiary has a right that his trustee shall be compelled to perform any particular act of his duty as such, and restrained from committing any contemplated or probable breach of trust.</w:t>
+      </w:r>
+      <w:r>
+        <w:t>”</w:t>
       </w:r>
     </w:p>
     <w:p>
@@ -761,7 +817,7 @@
         <w:pStyle w:val="ListNumber"/>
       </w:pPr>
       <w:r>
-        <w:t>18.05.2026: D2 produced the Minutes Book (last entry 24.01.2026), Lease Deed (27.10.2025), and Bank Statement showing 16.02.2026 transactions — all in existence on or before 16.02.2026.</w:t>
+        <w:t>The Minutes Book produced on 18.05.2026 is a material record for I.A. 6/2026 and the suit.</w:t>
       </w:r>
     </w:p>
     <w:p>
@@ -769,50 +825,7 @@
         <w:pStyle w:val="ListNumber"/>
       </w:pPr>
       <w:r>
-        <w:t xml:space="preserve">Objections 19.06.2026: </w:t>
-      </w:r>
-      <w:r>
-        <w:rPr>
-          <w:i/>
-        </w:rPr>
-        <w:t>“expenditure statement was not submitted to the trust”</w:t>
-      </w:r>
-      <w:r>
-        <w:t xml:space="preserve"> (para 5). Rs. 11,99,85,900/- spent, Rs. 1,46,86,000/- recorded repayments from Trust funds, and no accounts.</w:t>
-      </w:r>
-    </w:p>
-    <w:p>
-      <w:pPr>
-        <w:pStyle w:val="ListNumber"/>
-      </w:pPr>
-      <w:r>
-        <w:t>The 18.05.2026 production confirms the need for I.A. 6/2026: discovery and production of accounts under Order XI Rules 12 and 14 CPC.</w:t>
-      </w:r>
-    </w:p>
-    <w:p>
-      <w:pPr>
-        <w:pStyle w:val="ListNumber"/>
-      </w:pPr>
-      <w:r>
-        <w:t>Section 61, ITA 1882: “</w:t>
-      </w:r>
-      <w:r>
-        <w:rPr>
-          <w:i/>
-          <w:iCs/>
-        </w:rPr>
-        <w:t>The beneficiary has a right that his trustee shall be compelled to perform any particular act of his duty as such, and restrained from committing any contemplated or probable breach of trust.</w:t>
-      </w:r>
-      <w:r>
-        <w:t>”</w:t>
-      </w:r>
-    </w:p>
-    <w:p>
-      <w:pPr>
-        <w:pStyle w:val="ListNumber"/>
-      </w:pPr>
-      <w:r>
-        <w:t>The Minutes Book produced on 18.05.2026 is a material record for I.A. 6/2026 and the suit.</w:t>
+        <w:t>Therefore, unless discovery on oath is ordered, D2’s admitted expenditure, admitted repayment scheme, and admitted absence of accounts cannot be tested.</w:t>
       </w:r>
     </w:p>
     <w:p>
@@ -2632,6 +2645,22 @@
       </w:numPr>
     </w:pPr>
   </w:style>
+  <w:style w:type="paragraph" w:styleId="Revision">
+    <w:name w:val="Revision"/>
+    <w:hidden/>
+    <w:uiPriority w:val="99"/>
+    <w:semiHidden/>
+    <w:rsid w:val="00474DC1"/>
+    <w:pPr>
+      <w:widowControl/>
+    </w:pPr>
+    <w:rPr>
+      <w:rFonts w:ascii="Cambria" w:hAnsi="Cambria"/>
+      <w:spacing w:val="-14"/>
+      <w:sz w:val="28"/>
+      <w:szCs w:val="28"/>
+    </w:rPr>
+  </w:style>
 </w:styles>
 </file>
 

--- a/DRAFT_MEMO_IA-6-2026.docx
+++ b/DRAFT_MEMO_IA-6-2026.docx
@@ -7,7 +7,7 @@
         <w:pStyle w:val="Heading2"/>
       </w:pPr>
       <w:r>
-        <w:t>BEFORE THE HONOURABLE MUNSIFF COURT, HARIPAD</w:t>
+        <w:t xml:space="preserve">Before the Honourable Munsiff Court, Haripad </w:t>
       </w:r>
     </w:p>
     <w:p>
@@ -18,242 +18,36 @@
         <w:t>O.S. No. 214 of 2025 — I.A. No. 6 of 2026</w:t>
       </w:r>
     </w:p>
-    <w:tbl>
-      <w:tblPr>
-        <w:tblStyle w:val="TableGrid"/>
-        <w:tblW w:w="8838" w:type="dxa"/>
-        <w:tblInd w:w="-90" w:type="dxa"/>
-        <w:tblLayout w:type="fixed"/>
-        <w:tblLook w:val="04A0" w:firstRow="1" w:lastRow="0" w:firstColumn="1" w:lastColumn="0" w:noHBand="0" w:noVBand="1"/>
-      </w:tblPr>
-      <w:tblGrid>
-        <w:gridCol w:w="5058"/>
-        <w:gridCol w:w="1260"/>
-        <w:gridCol w:w="2520"/>
-      </w:tblGrid>
-      <w:tr>
-        <w:tc>
-          <w:tcPr>
-            <w:tcW w:w="5058" w:type="dxa"/>
-            <w:tcBorders>
-              <w:top w:val="nil"/>
-              <w:left w:val="nil"/>
-              <w:bottom w:val="nil"/>
-              <w:right w:val="nil"/>
-            </w:tcBorders>
-          </w:tcPr>
-          <w:p>
-            <w:pPr>
-              <w:pStyle w:val="NoGap"/>
-            </w:pPr>
-            <w:r>
-              <w:t>Anoop R. Madhavan, represented by Power of Attorney Holder A.G. Kishore</w:t>
-            </w:r>
-          </w:p>
-        </w:tc>
-        <w:tc>
-          <w:tcPr>
-            <w:tcW w:w="1260" w:type="dxa"/>
-            <w:tcBorders>
-              <w:top w:val="nil"/>
-              <w:left w:val="nil"/>
-              <w:bottom w:val="nil"/>
-              <w:right w:val="nil"/>
-            </w:tcBorders>
-          </w:tcPr>
-          <w:p>
-            <w:pPr>
-              <w:pStyle w:val="NoGap"/>
-            </w:pPr>
-          </w:p>
-        </w:tc>
-        <w:tc>
-          <w:tcPr>
-            <w:tcW w:w="2520" w:type="dxa"/>
-            <w:tcBorders>
-              <w:top w:val="nil"/>
-              <w:left w:val="nil"/>
-              <w:bottom w:val="nil"/>
-              <w:right w:val="nil"/>
-            </w:tcBorders>
-          </w:tcPr>
-          <w:p>
-            <w:pPr>
-              <w:pStyle w:val="NoGap"/>
-              <w:jc w:val="right"/>
-              <w:rPr>
-                <w:b/>
-                <w:bCs/>
-                <w:i/>
-                <w:iCs/>
-              </w:rPr>
-            </w:pPr>
-            <w:r>
-              <w:rPr>
-                <w:b/>
-                <w:bCs/>
-                <w:i/>
-                <w:iCs/>
-              </w:rPr>
-              <w:t>… PLAINTIFF</w:t>
-            </w:r>
-          </w:p>
-        </w:tc>
-      </w:tr>
-      <w:tr>
-        <w:tc>
-          <w:tcPr>
-            <w:tcW w:w="5058" w:type="dxa"/>
-            <w:tcBorders>
-              <w:top w:val="nil"/>
-              <w:left w:val="nil"/>
-              <w:bottom w:val="nil"/>
-              <w:right w:val="nil"/>
-            </w:tcBorders>
-          </w:tcPr>
-          <w:p>
-            <w:pPr>
-              <w:pStyle w:val="NoGap"/>
-            </w:pPr>
-          </w:p>
-        </w:tc>
-        <w:tc>
-          <w:tcPr>
-            <w:tcW w:w="1260" w:type="dxa"/>
-            <w:tcBorders>
-              <w:top w:val="nil"/>
-              <w:left w:val="nil"/>
-              <w:bottom w:val="nil"/>
-              <w:right w:val="nil"/>
-            </w:tcBorders>
-          </w:tcPr>
-          <w:p>
-            <w:pPr>
-              <w:pStyle w:val="NoGap"/>
-              <w:rPr>
-                <w:i/>
-                <w:iCs/>
-              </w:rPr>
-            </w:pPr>
-            <w:r>
-              <w:rPr>
-                <w:i/>
-                <w:iCs/>
-              </w:rPr>
-              <w:t>versus</w:t>
-            </w:r>
-          </w:p>
-        </w:tc>
-        <w:tc>
-          <w:tcPr>
-            <w:tcW w:w="2520" w:type="dxa"/>
-            <w:tcBorders>
-              <w:top w:val="nil"/>
-              <w:left w:val="nil"/>
-              <w:bottom w:val="nil"/>
-              <w:right w:val="nil"/>
-            </w:tcBorders>
-          </w:tcPr>
-          <w:p>
-            <w:pPr>
-              <w:pStyle w:val="NoGap"/>
-              <w:jc w:val="right"/>
-              <w:rPr>
-                <w:b/>
-                <w:bCs/>
-                <w:i/>
-                <w:iCs/>
-              </w:rPr>
-            </w:pPr>
-          </w:p>
-        </w:tc>
-      </w:tr>
-      <w:tr>
-        <w:tc>
-          <w:tcPr>
-            <w:tcW w:w="5058" w:type="dxa"/>
-            <w:tcBorders>
-              <w:top w:val="nil"/>
-              <w:left w:val="nil"/>
-              <w:bottom w:val="nil"/>
-              <w:right w:val="nil"/>
-            </w:tcBorders>
-          </w:tcPr>
-          <w:p>
-            <w:pPr>
-              <w:pStyle w:val="NoGap"/>
-            </w:pPr>
-            <w:r>
-              <w:t>Alummoottil Tharavad Trust and Others</w:t>
-            </w:r>
-          </w:p>
-        </w:tc>
-        <w:tc>
-          <w:tcPr>
-            <w:tcW w:w="1260" w:type="dxa"/>
-            <w:tcBorders>
-              <w:top w:val="nil"/>
-              <w:left w:val="nil"/>
-              <w:bottom w:val="nil"/>
-              <w:right w:val="nil"/>
-            </w:tcBorders>
-          </w:tcPr>
-          <w:p>
-            <w:pPr>
-              <w:pStyle w:val="NoGap"/>
-            </w:pPr>
-          </w:p>
-        </w:tc>
-        <w:tc>
-          <w:tcPr>
-            <w:tcW w:w="2520" w:type="dxa"/>
-            <w:tcBorders>
-              <w:top w:val="nil"/>
-              <w:left w:val="nil"/>
-              <w:bottom w:val="nil"/>
-              <w:right w:val="nil"/>
-            </w:tcBorders>
-          </w:tcPr>
-          <w:p>
-            <w:pPr>
-              <w:pStyle w:val="NoGap"/>
-              <w:jc w:val="right"/>
-              <w:rPr>
-                <w:b/>
-                <w:bCs/>
-                <w:i/>
-                <w:iCs/>
-              </w:rPr>
-            </w:pPr>
-            <w:r>
-              <w:rPr>
-                <w:b/>
-                <w:bCs/>
-                <w:i/>
-                <w:iCs/>
-              </w:rPr>
-              <w:t>… DEFENDANTS</w:t>
-            </w:r>
-          </w:p>
-        </w:tc>
-      </w:tr>
-    </w:tbl>
-    <w:p>
-      <w:pPr>
-        <w:pStyle w:val="NoGap"/>
-      </w:pPr>
-    </w:p>
     <w:p>
       <w:pPr>
         <w:pStyle w:val="Heading3"/>
       </w:pPr>
-      <w:r>
-        <w:t>MEMO-CUM-REJOINDER TO OBJECTIONS IN I.A. No. 6/2026</w:t>
-      </w:r>
-    </w:p>
-    <w:p>
-      <w:r>
-        <w:t>The Plaintiff most respectfully submits as follows:</w:t>
+    </w:p>
+    <w:p>
+      <w:pPr>
+        <w:pStyle w:val="Heading3"/>
+      </w:pPr>
+      <w:r>
+        <w:t>Memo-cum-Rejoinder to the Objections dated 19.06.2026</w:t>
+      </w:r>
+    </w:p>
+    <w:p>
+      <w:r>
+        <w:t>Each objection dated 19.06.2026 (erroneously captioned “IA. 6/2025”)</w:t>
+      </w:r>
+      <w:r>
+        <w:t xml:space="preserve"> by first defendant (D1) and second defendant (D2)</w:t>
+      </w:r>
+      <w:r>
+        <w:t xml:space="preserve"> is reproduced verbatim, followed only by verbatim, pin-pointed extracts (“ITA”: Indian Trusts Act, 1882; “CPC”: Code of Civil Procedure, 1908; “Minutes”: the Trust’s Minutes Book produced by D2). No argument is advanced.</w:t>
+      </w:r>
+    </w:p>
+    <w:p>
+      <w:pPr>
+        <w:pStyle w:val="Heading4"/>
+      </w:pPr>
+      <w:r>
+        <w:t>Objections Para 1</w:t>
       </w:r>
     </w:p>
     <w:p>
@@ -261,180 +55,2172 @@
         <w:pStyle w:val="ListNumber"/>
       </w:pPr>
       <w:r>
-        <w:t xml:space="preserve">This rejoinder denies all averments in the objections dated 19.06.2026 in I.A. No. 6/2026 (wrongly captioned </w:t>
-      </w:r>
-      <w:r>
-        <w:rPr>
-          <w:i/>
-        </w:rPr>
-        <w:t>“I.A. 6/2025”</w:t>
-      </w:r>
-      <w:r>
-        <w:t>), except those specifically admitted, and cites only the 1st and 2</w:t>
-      </w:r>
-      <w:r>
-        <w:rPr>
-          <w:vertAlign w:val="superscript"/>
-        </w:rPr>
-        <w:t>nd</w:t>
-      </w:r>
-      <w:r>
-        <w:t xml:space="preserve"> Defendants' (D1, D2) own records and the law. No new relief is sought.</w:t>
-      </w:r>
-    </w:p>
-    <w:p>
-      <w:pPr>
-        <w:pStyle w:val="ListNumber"/>
-      </w:pPr>
-      <w:r>
-        <w:t xml:space="preserve">Trust Deed 2/IV/2007 (04.01.2007), made by </w:t>
-      </w:r>
-      <w:r>
-        <w:rPr>
-          <w:i/>
-        </w:rPr>
-        <w:t>“the sons of Alummoottil Chellamma Channat</w:t>
-      </w:r>
-      <w:r>
-        <w:rPr>
-          <w:i/>
-        </w:rPr>
-        <w:t>h</w:t>
-      </w:r>
-      <w:r>
-        <w:rPr>
-          <w:i/>
-        </w:rPr>
-        <w:t>y”</w:t>
-      </w:r>
-      <w:r>
-        <w:t xml:space="preserve"> (page 2), benefits members of the family who are “</w:t>
-      </w:r>
-      <w:r>
-        <w:rPr>
-          <w:i/>
-        </w:rPr>
-        <w:t>the descendents of Alumoottil Chellamma Channathy”</w:t>
-      </w:r>
-      <w:r>
-        <w:t xml:space="preserve"> (page 3).</w:t>
-      </w:r>
-    </w:p>
-    <w:p>
-      <w:pPr>
-        <w:pStyle w:val="ListNumber"/>
-      </w:pPr>
-      <w:r>
-        <w:t xml:space="preserve">In O.S. 243/2024 (14.08.2024) D2 pleads Plaintiff </w:t>
-      </w:r>
-      <w:r>
-        <w:rPr>
-          <w:iCs/>
-        </w:rPr>
-        <w:t>(grandson of Chellamma</w:t>
-      </w:r>
-      <w:r>
-        <w:rPr>
-          <w:iCs/>
-        </w:rPr>
-        <w:t xml:space="preserve"> </w:t>
+        <w:rPr>
+          <w:rStyle w:val="Emphasis"/>
+        </w:rPr>
+        <w:t xml:space="preserve">“The above suit and petition </w:t>
+      </w:r>
+      <w:proofErr w:type="gramStart"/>
+      <w:r>
+        <w:rPr>
+          <w:rStyle w:val="Emphasis"/>
+        </w:rPr>
+        <w:t>is</w:t>
+      </w:r>
+      <w:proofErr w:type="gramEnd"/>
+      <w:r>
+        <w:rPr>
+          <w:rStyle w:val="Emphasis"/>
+        </w:rPr>
+        <w:t xml:space="preserve"> false, vexatious and not maintainable either in law or on facts. It lacks </w:t>
       </w:r>
       <w:proofErr w:type="spellStart"/>
       <w:r>
         <w:rPr>
-          <w:iCs/>
-        </w:rPr>
-        <w:t>Channathy</w:t>
+          <w:rStyle w:val="Emphasis"/>
+        </w:rPr>
+        <w:t>bonafide</w:t>
       </w:r>
       <w:proofErr w:type="spellEnd"/>
       <w:r>
         <w:rPr>
-          <w:iCs/>
-        </w:rPr>
-        <w:t xml:space="preserve">) </w:t>
-      </w:r>
-      <w:r>
-        <w:rPr>
-          <w:i/>
-        </w:rPr>
-        <w:t>“is not a member of the plaintiff trust”</w:t>
-      </w:r>
-      <w:r>
-        <w:t xml:space="preserve"> (para 4); </w:t>
-      </w:r>
-      <w:r>
-        <w:t xml:space="preserve">D2’s </w:t>
-      </w:r>
-      <w:r>
-        <w:t xml:space="preserve">Objections, 19.06.2026, </w:t>
-      </w:r>
-      <w:r>
-        <w:t xml:space="preserve"> </w:t>
-      </w:r>
-      <w:r>
-        <w:t xml:space="preserve">states: </w:t>
-      </w:r>
-      <w:r>
-        <w:rPr>
-          <w:i/>
-        </w:rPr>
-        <w:t>“The plaintiff is not a beneficiary”</w:t>
-      </w:r>
-      <w:r>
-        <w:t xml:space="preserve"> (para 8).</w:t>
-      </w:r>
-    </w:p>
-    <w:p>
-      <w:pPr>
-        <w:pStyle w:val="ListNumber"/>
-      </w:pPr>
-      <w:r>
-        <w:t xml:space="preserve">The Minutes Book, 24.01.2026 (pages 20–21, item 6) — post-dating Amendment Deeds 66/IV/2022 and 17/IV/2024 — records the Plaintiff has </w:t>
-      </w:r>
-      <w:r>
-        <w:rPr>
-          <w:i/>
-        </w:rPr>
-        <w:t xml:space="preserve">“to be </w:t>
-      </w:r>
-      <w:r>
-        <w:rPr>
+          <w:rStyle w:val="Emphasis"/>
+        </w:rPr>
+        <w:t xml:space="preserve"> and filed as an experimental one.”</w:t>
+      </w:r>
+    </w:p>
+    <w:p>
+      <w:pPr>
+        <w:pStyle w:val="ListNumber2"/>
+      </w:pPr>
+      <w:r>
+        <w:t>ITA, s. 19: “</w:t>
+      </w:r>
+      <w:r>
+        <w:rPr>
+          <w:rStyle w:val="Emphasis"/>
+        </w:rPr>
+        <w:t>A trustee is bound (a) to keep clear and accurate accounts of the trust-property, and (b), at all reasonable times, at the request of the beneficiary, to furnish him with full and accurate information as to the amount and state of the trust-property.”</w:t>
+      </w:r>
+    </w:p>
+    <w:p>
+      <w:pPr>
+        <w:pStyle w:val="ListNumber2"/>
+      </w:pPr>
+      <w:r>
+        <w:t>ITA, s. 57: “</w:t>
+      </w:r>
+      <w:r>
+        <w:rPr>
+          <w:rStyle w:val="Emphasis"/>
+        </w:rPr>
+        <w:t>The beneficiary has a right, as against the trustee and all persons claiming under him with notice of the trust, to inspect and take copies of … the accounts of the trust-property and the vouchers (if any) by which they are supported …</w:t>
+      </w:r>
+      <w:r>
+        <w:t>”</w:t>
+      </w:r>
+    </w:p>
+    <w:p>
+      <w:pPr>
+        <w:pStyle w:val="ListNumber2"/>
+      </w:pPr>
+      <w:r>
+        <w:t xml:space="preserve">Trust Deed 2/IV/2007, p. 4, cl. 2: </w:t>
+      </w:r>
+      <w:r>
+        <w:rPr>
+          <w:rStyle w:val="Emphasis"/>
+        </w:rPr>
+        <w:t>“</w:t>
+      </w:r>
+      <w:r>
+        <w:rPr>
+          <w:rStyle w:val="Emphasis"/>
           <w:b/>
           <w:bCs/>
-          <w:i/>
-        </w:rPr>
-        <w:t>terminated from the beneficiary</w:t>
+        </w:rPr>
+        <w:t>The Managing Trustee also bound to maintain all records and accounts of the trust.</w:t>
+      </w:r>
+      <w:r>
+        <w:rPr>
+          <w:rStyle w:val="Emphasis"/>
+        </w:rPr>
+        <w:t>”</w:t>
+      </w:r>
+    </w:p>
+    <w:p>
+      <w:pPr>
+        <w:pStyle w:val="ListNumber2"/>
+      </w:pPr>
+      <w:r>
+        <w:t>HC Kerala, O.P.(C) 3278/2025, judgment, 15.01.2026, on the Plaintiff’s own petition, directing</w:t>
+      </w:r>
+      <w:r>
+        <w:t>: </w:t>
+      </w:r>
+      <w:r>
+        <w:rPr>
+          <w:rStyle w:val="Emphasis"/>
+          <w:color w:val="000000"/>
+        </w:rPr>
+        <w:t>"The petitioner is the plaintiff in O.S. No. 214/2025 … dispose</w:t>
+      </w:r>
+      <w:r>
+        <w:rPr>
+          <w:rStyle w:val="Emphasis"/>
+          <w:color w:val="000000"/>
+        </w:rPr>
+        <w:t xml:space="preserve"> of I.A. No. 2, 5 &amp; 9 of 2025 … within three months from today."</w:t>
+      </w:r>
+    </w:p>
+    <w:p>
+      <w:pPr>
+        <w:pStyle w:val="ListNumber2"/>
+      </w:pPr>
+      <w:r>
+        <w:t xml:space="preserve">HC Kerala, W.P.(C) 31247/2025, judgment, 27.08.2025, on the Plaintiff’s petition for the Trust deeds, directing: </w:t>
+      </w:r>
+      <w:r>
+        <w:rPr>
+          <w:rStyle w:val="Emphasis"/>
+        </w:rPr>
+        <w:t>“… to issue the certified copies sought for by the petitioner</w:t>
+      </w:r>
+      <w:r>
+        <w:rPr>
+          <w:rStyle w:val="Emphasis"/>
+        </w:rPr>
+        <w:t xml:space="preserve"> [plaintiff]</w:t>
+      </w:r>
+      <w:r>
+        <w:rPr>
+          <w:rStyle w:val="Emphasis"/>
+        </w:rPr>
+        <w:t xml:space="preserve"> within a period of two weeks </w:t>
+      </w:r>
+      <w:r>
+        <w:rPr>
+          <w:rStyle w:val="Emphasis"/>
+        </w:rPr>
+        <w:t>…”</w:t>
+      </w:r>
+    </w:p>
+    <w:p>
+      <w:pPr>
+        <w:pStyle w:val="Heading4"/>
+      </w:pPr>
+      <w:r>
+        <w:t>Objections Para 2</w:t>
+      </w:r>
+    </w:p>
+    <w:p>
+      <w:pPr>
+        <w:pStyle w:val="ListNumber"/>
+      </w:pPr>
+      <w:r>
+        <w:rPr>
+          <w:rStyle w:val="Emphasis"/>
+        </w:rPr>
+        <w:t>“These respondents deny all averments and allegations in the accompanying affidavit except that those are specifically admitted hereunder.”</w:t>
+      </w:r>
+    </w:p>
+    <w:p>
+      <w:pPr>
+        <w:pStyle w:val="ListNumber2"/>
+      </w:pPr>
+      <w:r>
+        <w:t>CPC, O. VIII R. 3: “</w:t>
+      </w:r>
+      <w:r>
+        <w:rPr>
+          <w:i/>
+          <w:iCs/>
+        </w:rPr>
+        <w:t>It shall not be sufficient for a defendant in his written statement to deny generally the grounds alleged by the plaintiff, but the defendant must deal specifically with each allegation of fact of which he does not admit the truth, except damages.</w:t>
+      </w:r>
+      <w:r>
+        <w:t>”</w:t>
+      </w:r>
+    </w:p>
+    <w:p>
+      <w:pPr>
+        <w:pStyle w:val="ListNumber2"/>
+      </w:pPr>
+      <w:r>
+        <w:t xml:space="preserve">CPC, O. VIII R. 5(1): </w:t>
+      </w:r>
+      <w:r>
+        <w:rPr>
+          <w:rStyle w:val="Emphasis"/>
+        </w:rPr>
+        <w:t>“Every allegation of fact in the plaint, if not denied specifically or by necessary implication, or stated to be not admitted in the pleading of the defendant</w:t>
+      </w:r>
+      <w:r>
+        <w:rPr>
+          <w:rStyle w:val="Emphasis"/>
+        </w:rPr>
+        <w:t xml:space="preserve">, shall be taken to be admitted </w:t>
+      </w:r>
+      <w:r>
+        <w:rPr>
+          <w:rStyle w:val="Emphasis"/>
+        </w:rPr>
+        <w:t xml:space="preserve">except as against a person under disability </w:t>
+      </w:r>
+      <w:proofErr w:type="gramStart"/>
+      <w:r>
+        <w:rPr>
+          <w:rStyle w:val="Emphasis"/>
+        </w:rPr>
+        <w:t>… ”</w:t>
+      </w:r>
+      <w:proofErr w:type="gramEnd"/>
+    </w:p>
+    <w:p>
+      <w:pPr>
+        <w:pStyle w:val="ListNumber2"/>
+      </w:pPr>
+      <w:r>
+        <w:t xml:space="preserve">D2’s </w:t>
+      </w:r>
+      <w:r>
+        <w:t>Objections dated 19.06.2026, paras 3–6, admitting specifically within the same document — para 3 states</w:t>
+      </w:r>
+      <w:r>
+        <w:t>: “</w:t>
+      </w:r>
+      <w:r>
+        <w:rPr>
+          <w:i/>
+          <w:iCs/>
+        </w:rPr>
+        <w:t>Plaintiff filed IA 5/2025 seeking production of documents.</w:t>
+      </w:r>
+      <w:r>
+        <w:t>”</w:t>
+      </w:r>
+      <w:r>
+        <w:t xml:space="preserve"> </w:t>
+      </w:r>
+      <w:r>
+        <w:t>para 4</w:t>
+      </w:r>
+      <w:r>
+        <w:t xml:space="preserve"> states</w:t>
+      </w:r>
+      <w:r>
+        <w:t>: “</w:t>
+      </w:r>
+      <w:r>
+        <w:rPr>
+          <w:i/>
+          <w:iCs/>
+        </w:rPr>
+        <w:t xml:space="preserve">During that time no financial statements were prepared or audited for the </w:t>
+      </w:r>
+      <w:r>
+        <w:rPr>
+          <w:i/>
+          <w:iCs/>
+        </w:rPr>
+        <w:lastRenderedPageBreak/>
+        <w:t>period.</w:t>
+      </w:r>
+      <w:r>
+        <w:t>”</w:t>
+      </w:r>
+      <w:r>
+        <w:t xml:space="preserve"> </w:t>
+      </w:r>
+      <w:r>
+        <w:t>para 5</w:t>
+      </w:r>
+      <w:r>
+        <w:t xml:space="preserve"> states</w:t>
+      </w:r>
+      <w:r>
+        <w:t>: “</w:t>
+      </w:r>
+      <w:r>
+        <w:rPr>
+          <w:i/>
+          <w:iCs/>
+        </w:rPr>
+        <w:t>Since this money was spent on his personal capacity this expenditure statement was not submitted to the trust</w:t>
+      </w:r>
+      <w:r>
+        <w:t>.”</w:t>
+      </w:r>
+      <w:r>
+        <w:t xml:space="preserve"> p</w:t>
+      </w:r>
+      <w:r>
+        <w:t>ara 6</w:t>
+      </w:r>
+      <w:r>
+        <w:t xml:space="preserve"> states</w:t>
+      </w:r>
+      <w:r>
+        <w:t>: “</w:t>
+      </w:r>
+      <w:r>
+        <w:rPr>
+          <w:i/>
+          <w:iCs/>
+        </w:rPr>
+        <w:t xml:space="preserve">The Alummoottil </w:t>
+      </w:r>
+      <w:proofErr w:type="spellStart"/>
+      <w:r>
+        <w:rPr>
+          <w:i/>
+          <w:iCs/>
+        </w:rPr>
+        <w:t>Tharavad</w:t>
+      </w:r>
+      <w:proofErr w:type="spellEnd"/>
+      <w:r>
+        <w:rPr>
+          <w:i/>
+          <w:iCs/>
+        </w:rPr>
+        <w:t xml:space="preserve"> trust started its account in Federal Bank ltd; </w:t>
+      </w:r>
+      <w:proofErr w:type="spellStart"/>
+      <w:r>
+        <w:rPr>
+          <w:i/>
+          <w:iCs/>
+        </w:rPr>
+        <w:t>Muttom</w:t>
+      </w:r>
+      <w:proofErr w:type="spellEnd"/>
+      <w:r>
+        <w:rPr>
+          <w:i/>
+          <w:iCs/>
+        </w:rPr>
+        <w:t xml:space="preserve"> branch as current account no 13100200004482 on 26/05/2025.</w:t>
+      </w:r>
+      <w:r>
+        <w:t>”</w:t>
+      </w:r>
+    </w:p>
+    <w:p>
+      <w:pPr>
+        <w:pStyle w:val="ListNumber2"/>
+      </w:pPr>
+      <w:r>
+        <w:t>Plaintiff's Affidavit, 30.03.2026, para 2, traversed nowhere in the objections and therefore admitted (CPC, O. VIII R. 5(1)): "</w:t>
+      </w:r>
+      <w:r>
+        <w:rPr>
+          <w:i/>
+          <w:iCs/>
+        </w:rPr>
+        <w:t>The Plaintiff had, prior to the institution of the suit, issued repeated demands through registered communications during October to December 2024 [registered post delivered on 03.10.2024, 28.10.2024 and 05.12.2024] ,calling upon the Defendants to produce the Trust accounts and financial records. The Defendants failed to respond or comply.</w:t>
+      </w:r>
+      <w:r>
+        <w:t>"</w:t>
+      </w:r>
+    </w:p>
+    <w:p>
+      <w:pPr>
+        <w:pStyle w:val="ListNumber2"/>
+        <w:rPr>
+          <w:rStyle w:val="Emphasis"/>
+          <w:i w:val="0"/>
+          <w:iCs w:val="0"/>
+        </w:rPr>
+      </w:pPr>
+      <w:r>
+        <w:t xml:space="preserve">D2’s Affidavit, 16.02.2026, para 5, specifically admitting: </w:t>
+      </w:r>
+      <w:r>
+        <w:rPr>
+          <w:rStyle w:val="Emphasis"/>
+        </w:rPr>
+        <w:t>“That, consequently, no books of account were maintained, and no financial statements … were prepared or audited for the said period.”</w:t>
+      </w:r>
+    </w:p>
+    <w:p>
+      <w:pPr>
+        <w:pStyle w:val="ListNumber2"/>
+      </w:pPr>
+      <w:r>
+        <w:t xml:space="preserve">Limitation Act, 1963, s. 10, keeping all twenty years open: </w:t>
+      </w:r>
+      <w:r>
+        <w:rPr>
+          <w:i/>
+          <w:iCs/>
+        </w:rPr>
+        <w:t>"...no suit against a person in whom property has become vested in trust ... for an account of such property ... shall be barred by any length of time.</w:t>
+      </w:r>
+      <w:r>
+        <w:t>" — ITA, s. 19(a): "</w:t>
+      </w:r>
+      <w:r>
+        <w:rPr>
+          <w:i/>
+          <w:iCs/>
+        </w:rPr>
+        <w:t>A trustee is bound (a) to keep clear and accurate accounts...</w:t>
+      </w:r>
+      <w:r>
+        <w:t>"</w:t>
+      </w:r>
+    </w:p>
+    <w:p>
+      <w:pPr>
+        <w:pStyle w:val="Heading4"/>
+      </w:pPr>
+      <w:r>
+        <w:t>Objections Para 3</w:t>
+      </w:r>
+    </w:p>
+    <w:p>
+      <w:pPr>
+        <w:pStyle w:val="ListNumber"/>
+      </w:pPr>
+      <w:r>
+        <w:rPr>
+          <w:rStyle w:val="Emphasis"/>
+        </w:rPr>
+        <w:t xml:space="preserve">“Plaintiff filed IA 5/2025 seeking production of documents. </w:t>
+      </w:r>
+      <w:proofErr w:type="gramStart"/>
+      <w:r>
+        <w:rPr>
+          <w:rStyle w:val="Emphasis"/>
+        </w:rPr>
+        <w:t>Where by</w:t>
+      </w:r>
+      <w:proofErr w:type="gramEnd"/>
+      <w:r>
+        <w:rPr>
+          <w:rStyle w:val="Emphasis"/>
+        </w:rPr>
+        <w:t xml:space="preserve"> 2nd defendants produced all the documents such as trust deeds, amended deeds, resolution/s, lease deed, nomination of beneficiary, passbook, bank statement, minutes book </w:t>
+      </w:r>
+      <w:proofErr w:type="gramStart"/>
+      <w:r>
+        <w:rPr>
+          <w:rStyle w:val="Emphasis"/>
+        </w:rPr>
+        <w:t>and also</w:t>
+      </w:r>
+      <w:proofErr w:type="gramEnd"/>
+      <w:r>
+        <w:rPr>
+          <w:rStyle w:val="Emphasis"/>
+        </w:rPr>
+        <w:t xml:space="preserve"> filed statement that these are the only available document with the 2nd defendants. On satisfying the affidavit filed by the defendant, the Hon’ble court closed the IA 5/2025 on 04/03/2026. Thereafter raising the very same contentions plaintiff is filing repeated petitions seeking same relief. It is not maintainable in law. Plaintiff has no cause of action for filing </w:t>
+      </w:r>
+      <w:proofErr w:type="gramStart"/>
+      <w:r>
+        <w:rPr>
+          <w:rStyle w:val="Emphasis"/>
+        </w:rPr>
+        <w:t>this repeated petitions</w:t>
+      </w:r>
+      <w:proofErr w:type="gramEnd"/>
+      <w:r>
+        <w:rPr>
+          <w:rStyle w:val="Emphasis"/>
+        </w:rPr>
+        <w:t xml:space="preserve"> and it is abuse of process court.”</w:t>
+      </w:r>
+    </w:p>
+    <w:p>
+      <w:pPr>
+        <w:pStyle w:val="ListNumber2"/>
+        <w:rPr>
+          <w:rStyle w:val="Emphasis"/>
+          <w:i w:val="0"/>
+          <w:iCs w:val="0"/>
+        </w:rPr>
+      </w:pPr>
+      <w:r>
+        <w:t>I.A. 5/2025, petition, 09.10.2025, prayer, demand</w:t>
+      </w:r>
+      <w:r>
+        <w:t>s these documents</w:t>
+      </w:r>
+      <w:r>
+        <w:t>: </w:t>
+      </w:r>
+      <w:r>
+        <w:rPr>
+          <w:rStyle w:val="Emphasis"/>
+          <w:color w:val="000000"/>
+        </w:rPr>
+        <w:t xml:space="preserve">…direct the Defendants to preserve and produce the following … (a) … audited financial statements … (b) … general ledger and cash book, … vouchers / receipts … (c) … banking &amp; investment records … (d) … TDS / GST returns … (f) … resolutions / minutes </w:t>
+      </w:r>
+      <w:proofErr w:type="spellStart"/>
+      <w:r>
+        <w:rPr>
+          <w:rStyle w:val="Emphasis"/>
+          <w:color w:val="000000"/>
+        </w:rPr>
+        <w:t>authorising</w:t>
+      </w:r>
+      <w:proofErr w:type="spellEnd"/>
+      <w:r>
+        <w:rPr>
+          <w:rStyle w:val="Emphasis"/>
+          <w:color w:val="000000"/>
+        </w:rPr>
+        <w:t xml:space="preserve"> engagement of any third-party 'enforcers' … for 09-08-2024. (g) … resolutions / minutes </w:t>
+      </w:r>
+      <w:proofErr w:type="spellStart"/>
+      <w:r>
+        <w:rPr>
+          <w:rStyle w:val="Emphasis"/>
+          <w:color w:val="000000"/>
+        </w:rPr>
+        <w:t>authorising</w:t>
+      </w:r>
+      <w:proofErr w:type="spellEnd"/>
+      <w:r>
+        <w:rPr>
+          <w:rStyle w:val="Emphasis"/>
+          <w:color w:val="000000"/>
+        </w:rPr>
+        <w:t xml:space="preserve"> filing OS 243/2024 … </w:t>
+      </w:r>
+      <w:proofErr w:type="spellStart"/>
+      <w:r>
+        <w:rPr>
+          <w:rStyle w:val="Emphasis"/>
+          <w:color w:val="000000"/>
+        </w:rPr>
+        <w:t>authorising</w:t>
+      </w:r>
+      <w:proofErr w:type="spellEnd"/>
+      <w:r>
+        <w:rPr>
+          <w:rStyle w:val="Emphasis"/>
+          <w:color w:val="000000"/>
+        </w:rPr>
+        <w:t xml:space="preserve"> engagement of any third-party 'enforcers' … for 09-08-2024. (g) … resolutions / minutes </w:t>
+      </w:r>
+      <w:proofErr w:type="spellStart"/>
+      <w:r>
+        <w:rPr>
+          <w:rStyle w:val="Emphasis"/>
+          <w:color w:val="000000"/>
+        </w:rPr>
+        <w:t>authorising</w:t>
+      </w:r>
+      <w:proofErr w:type="spellEnd"/>
+      <w:r>
+        <w:rPr>
+          <w:rStyle w:val="Emphasis"/>
+          <w:color w:val="000000"/>
+        </w:rPr>
+        <w:t xml:space="preserve"> filing OS 243/2024 …"</w:t>
+      </w:r>
+    </w:p>
+    <w:p>
+      <w:pPr>
+        <w:pStyle w:val="ListNumber2"/>
+      </w:pPr>
+      <w:r>
+        <w:t>D2’s Affidavit, 16.02.2026, paras 13–14, swearing on personal knowledge: "</w:t>
+      </w:r>
+      <w:r>
+        <w:rPr>
+          <w:i/>
+          <w:iCs/>
+        </w:rPr>
+        <w:t xml:space="preserve">In the above circumstances the financial statement, ledgers, Audit report and complete account records which are demanded by the petitioner in IA.2/2025 is </w:t>
+      </w:r>
+      <w:r>
+        <w:rPr>
+          <w:i/>
+          <w:iCs/>
+        </w:rPr>
+        <w:t>not available for production</w:t>
+      </w:r>
+      <w:r>
+        <w:rPr>
+          <w:i/>
+          <w:iCs/>
+        </w:rPr>
+        <w:t xml:space="preserve"> before the Hon'ble court. …</w:t>
+      </w:r>
+      <w:r>
+        <w:rPr>
+          <w:i/>
+          <w:iCs/>
+        </w:rPr>
+        <w:t xml:space="preserve"> </w:t>
+      </w:r>
+      <w:r>
+        <w:rPr>
+          <w:i/>
+          <w:iCs/>
+        </w:rPr>
+        <w:t>unable to produce</w:t>
+      </w:r>
+      <w:r>
+        <w:rPr>
+          <w:i/>
+          <w:iCs/>
+        </w:rPr>
+        <w:t xml:space="preserve"> these documents which are required to be produced in the above IA. … That the facts stated in this </w:t>
+      </w:r>
+      <w:r>
+        <w:rPr>
+          <w:i/>
+          <w:iCs/>
+        </w:rPr>
+        <w:t xml:space="preserve">affidavit are true </w:t>
+      </w:r>
+      <w:r>
+        <w:rPr>
+          <w:i/>
+          <w:iCs/>
+        </w:rPr>
+        <w:t xml:space="preserve">to my personal knowledge and belief, </w:t>
+      </w:r>
+      <w:r>
+        <w:rPr>
+          <w:i/>
+          <w:iCs/>
+        </w:rPr>
+        <w:t>no part of it is false</w:t>
+      </w:r>
+      <w:r>
+        <w:rPr>
+          <w:i/>
+          <w:iCs/>
+        </w:rPr>
+        <w:t xml:space="preserve">, and </w:t>
       </w:r>
       <w:r>
         <w:rPr>
           <w:b/>
           <w:bCs/>
           <w:i/>
-        </w:rPr>
-        <w:t xml:space="preserve"> status </w:t>
-      </w:r>
-      <w:r>
-        <w:rPr>
-          <w:i/>
-        </w:rPr>
-        <w:t>through legal means”</w:t>
-      </w:r>
-      <w:r>
+          <w:iCs/>
+        </w:rPr>
+        <w:t>nothing material has been concealed.</w:t>
+      </w:r>
+      <w:r>
+        <w:t>"</w:t>
+      </w:r>
+    </w:p>
+    <w:p>
+      <w:pPr>
+        <w:pStyle w:val="ListNumber2"/>
+      </w:pPr>
+      <w:r>
+        <w:t xml:space="preserve">Order, I.A. 5/2025, 04.03.2026, recording the basis of closure: </w:t>
+      </w:r>
+      <w:r>
+        <w:rPr>
+          <w:rStyle w:val="Emphasis"/>
+        </w:rPr>
+        <w:t xml:space="preserve">“Both sides represented. R2 filed affidavit. Heard both sides. Petition closed </w:t>
+      </w:r>
+      <w:proofErr w:type="gramStart"/>
+      <w:r>
+        <w:rPr>
+          <w:rStyle w:val="Emphasis"/>
+        </w:rPr>
+        <w:t>in light of</w:t>
+      </w:r>
+      <w:proofErr w:type="gramEnd"/>
+      <w:r>
+        <w:rPr>
+          <w:rStyle w:val="Emphasis"/>
+        </w:rPr>
+        <w:t xml:space="preserve"> the affidavit.”</w:t>
+      </w:r>
+    </w:p>
+    <w:p>
+      <w:pPr>
+        <w:pStyle w:val="ListNumber2"/>
+      </w:pPr>
+      <w:r>
+        <w:t>Plaintiff’s Rejoinder, 13.03.2026, para 3(</w:t>
+      </w:r>
+      <w:proofErr w:type="spellStart"/>
+      <w:r>
+        <w:t>i</w:t>
+      </w:r>
+      <w:proofErr w:type="spellEnd"/>
+      <w:r>
+        <w:t>), exposing: "</w:t>
+      </w:r>
+      <w:proofErr w:type="spellStart"/>
+      <w:r>
+        <w:rPr>
+          <w:rStyle w:val="Emphasis"/>
+        </w:rPr>
+        <w:t>Sreemoolavasam</w:t>
+      </w:r>
+      <w:proofErr w:type="spellEnd"/>
+      <w:r>
+        <w:rPr>
+          <w:rStyle w:val="Emphasis"/>
+        </w:rPr>
+        <w:t>…</w:t>
+      </w:r>
+      <w:r>
+        <w:rPr>
+          <w:rStyle w:val="Emphasis"/>
+        </w:rPr>
+        <w:t xml:space="preserve"> (GSTIN: 32ABQCS9416G1Z1) was registered and started </w:t>
+      </w:r>
+      <w:r>
+        <w:rPr>
+          <w:rStyle w:val="Emphasis"/>
+        </w:rPr>
+        <w:t>operating at the exact Trust address</w:t>
+      </w:r>
+      <w:r>
+        <w:rPr>
+          <w:rStyle w:val="Emphasis"/>
+        </w:rPr>
+        <w:t xml:space="preserve"> after its </w:t>
+      </w:r>
+      <w:r>
+        <w:rPr>
+          <w:rStyle w:val="Emphasis"/>
+        </w:rPr>
+        <w:t>GSTIN registration on 09.12.2025</w:t>
+      </w:r>
+      <w:r>
+        <w:rPr>
+          <w:rStyle w:val="Emphasis"/>
+        </w:rPr>
+        <w:t xml:space="preserve"> … a private enterprise providing </w:t>
+      </w:r>
+      <w:r>
+        <w:rPr>
+          <w:rStyle w:val="Emphasis"/>
+        </w:rPr>
+        <w:t xml:space="preserve">residential </w:t>
+      </w:r>
+      <w:r>
+        <w:rPr>
+          <w:rStyle w:val="Emphasis"/>
+        </w:rPr>
+        <w:lastRenderedPageBreak/>
+        <w:t>health-care services</w:t>
+      </w:r>
+      <w:r>
+        <w:rPr>
+          <w:rStyle w:val="Emphasis"/>
+        </w:rPr>
+        <w:t xml:space="preserve"> on the Trust premises …</w:t>
+      </w:r>
+      <w:r>
+        <w:t>"</w:t>
+      </w:r>
+    </w:p>
+    <w:p>
+      <w:pPr>
+        <w:pStyle w:val="ListNumber2"/>
+      </w:pPr>
+      <w:r>
+        <w:t>D2’s I.A. 7/2026, 18.05.2026, para 3, producing after the closure: "</w:t>
+      </w:r>
+      <w:r>
+        <w:rPr>
+          <w:i/>
+          <w:iCs/>
+        </w:rPr>
+        <w:t xml:space="preserve">the copy of the Lease Deed executed by me as Managing Trustee on 27/10/2025 … the Statement of Account from </w:t>
+      </w:r>
+      <w:r>
+        <w:rPr>
+          <w:i/>
+          <w:iCs/>
+        </w:rPr>
+        <w:t>28/05/2025 to 15/05/2026</w:t>
+      </w:r>
+      <w:r>
+        <w:rPr>
+          <w:i/>
+          <w:iCs/>
+        </w:rPr>
+        <w:t> … the Original Minutes Book … have been produced.</w:t>
+      </w:r>
+      <w:r>
+        <w:t>"</w:t>
+      </w:r>
+    </w:p>
+    <w:p>
+      <w:pPr>
+        <w:pStyle w:val="ListNumber2"/>
+      </w:pPr>
+      <w:r>
+        <w:t>Minutes, 24.01.2026, p. 16, recording the yield fixed on the renovated asset: "</w:t>
+      </w:r>
+      <w:r>
+        <w:rPr>
+          <w:i/>
+          <w:iCs/>
+        </w:rPr>
+        <w:t>A ten year lease Agreement for a monthly rent of Rs 60,000/- for MEDA...</w:t>
+      </w:r>
+      <w:r>
+        <w:t>" — Minutes, p. 19, recording its cost: "</w:t>
+      </w:r>
+      <w:r>
+        <w:rPr>
+          <w:i/>
+          <w:iCs/>
+        </w:rPr>
+        <w:t>Amount spent till date for construction and renovation is Rs 11,45,85,900/</w:t>
+      </w:r>
+      <w:r>
+        <w:rPr>
+          <w:i/>
+          <w:iCs/>
+        </w:rPr>
+        <w:t>-“</w:t>
+      </w:r>
+      <w:r>
+        <w:t xml:space="preserve">— ITA, s. 15: </w:t>
+      </w:r>
+      <w:r>
+        <w:rPr>
+          <w:i/>
+          <w:iCs/>
+        </w:rPr>
+        <w:t>"...as carefully as a man of ordinary prudence would deal with such property if it were his own...</w:t>
+      </w:r>
+      <w:r>
+        <w:t>"</w:t>
+      </w:r>
+    </w:p>
+    <w:p>
+      <w:pPr>
+        <w:pStyle w:val="Heading4"/>
+      </w:pPr>
+      <w:r>
+        <w:t>Objections Para 4</w:t>
+      </w:r>
+    </w:p>
+    <w:p>
+      <w:pPr>
+        <w:pStyle w:val="ListNumber"/>
+      </w:pPr>
+      <w:r>
+        <w:rPr>
+          <w:rStyle w:val="Emphasis"/>
+        </w:rPr>
+        <w:t>“For the financial year 2007 to 2024 the trust has not received any income, fund, donation or generated any revenue from any source what-so-ever. During that time no financial statements were prepared or audited for the period.”</w:t>
+      </w:r>
+    </w:p>
+    <w:p>
+      <w:pPr>
+        <w:pStyle w:val="ListNumber2"/>
+      </w:pPr>
+      <w:r>
+        <w:t xml:space="preserve">Minutes, 12.02.2020, p. 4, resolution 4, the Trust’s own accounting resolution: </w:t>
+      </w:r>
+      <w:r>
+        <w:rPr>
+          <w:rStyle w:val="Emphasis"/>
+        </w:rPr>
+        <w:t xml:space="preserve">“Resolved that Managing Trustee shall maintain the books of Accounts … </w:t>
+      </w:r>
+      <w:r>
+        <w:rPr>
+          <w:rStyle w:val="Emphasis"/>
+        </w:rPr>
+        <w:t>as and when</w:t>
+      </w:r>
+      <w:r>
+        <w:rPr>
+          <w:rStyle w:val="Emphasis"/>
+        </w:rPr>
+        <w:t xml:space="preserve"> any amount is </w:t>
+      </w:r>
+      <w:r>
+        <w:rPr>
+          <w:rStyle w:val="Emphasis"/>
+        </w:rPr>
+        <w:t>received and spent</w:t>
+      </w:r>
+      <w:r>
+        <w:rPr>
+          <w:rStyle w:val="Emphasis"/>
+        </w:rPr>
+        <w:t xml:space="preserve"> by the Trust.”</w:t>
+      </w:r>
+    </w:p>
+    <w:p>
+      <w:pPr>
+        <w:pStyle w:val="ListNumber2"/>
+      </w:pPr>
+      <w:r>
+        <w:t xml:space="preserve">ITA, s. 15: </w:t>
+      </w:r>
+      <w:r>
+        <w:rPr>
+          <w:rStyle w:val="Emphasis"/>
+        </w:rPr>
+        <w:t xml:space="preserve">“A trustee is bound to deal with the trust-property as carefully as a man of ordinary prudence would deal with such property if it were his own </w:t>
+      </w:r>
+      <w:proofErr w:type="gramStart"/>
+      <w:r>
+        <w:rPr>
+          <w:rStyle w:val="Emphasis"/>
+        </w:rPr>
+        <w:t>… ”</w:t>
+      </w:r>
+      <w:proofErr w:type="gramEnd"/>
+    </w:p>
+    <w:p>
+      <w:pPr>
+        <w:pStyle w:val="ListNumber2"/>
+      </w:pPr>
+      <w:r>
+        <w:t>Minutes, 12.01.2024, p. 11, recording a receipt within 2007–2024: </w:t>
+      </w:r>
+      <w:r>
+        <w:rPr>
+          <w:rStyle w:val="Emphasis"/>
+        </w:rPr>
+        <w:t xml:space="preserve">"…1 crore </w:t>
+      </w:r>
+      <w:proofErr w:type="gramStart"/>
+      <w:r>
+        <w:rPr>
+          <w:rStyle w:val="Emphasis"/>
+        </w:rPr>
+        <w:t>rupees</w:t>
+      </w:r>
+      <w:proofErr w:type="gramEnd"/>
+      <w:r>
+        <w:rPr>
+          <w:rStyle w:val="Emphasis"/>
+        </w:rPr>
+        <w:t xml:space="preserve"> taken as loan for his son and </w:t>
+      </w:r>
+      <w:r>
+        <w:rPr>
+          <w:rStyle w:val="Emphasis"/>
+          <w:b/>
+          <w:bCs/>
+        </w:rPr>
+        <w:t>transferred it to the construction account</w:t>
+      </w:r>
+      <w:r>
+        <w:rPr>
+          <w:rStyle w:val="Emphasis"/>
+        </w:rPr>
+        <w:t xml:space="preserve">. This amount has to be repaid to him … or from the finalized </w:t>
+      </w:r>
+      <w:r>
+        <w:rPr>
+          <w:rStyle w:val="Emphasis"/>
+        </w:rPr>
+        <w:t>source of the trust</w:t>
+      </w:r>
+      <w:r>
+        <w:rPr>
+          <w:rStyle w:val="Emphasis"/>
+        </w:rPr>
+        <w:t>, at the earliest.</w:t>
+      </w:r>
+      <w:r>
+        <w:t>"</w:t>
+      </w:r>
+    </w:p>
+    <w:p>
+      <w:pPr>
+        <w:pStyle w:val="ListNumber2"/>
+      </w:pPr>
+      <w:r>
+        <w:t xml:space="preserve">Minutes, 24.01.2026, p. 19, item 4, </w:t>
+      </w:r>
+      <w:proofErr w:type="spellStart"/>
+      <w:r>
+        <w:t>itemising</w:t>
+      </w:r>
+      <w:proofErr w:type="spellEnd"/>
+      <w:r>
+        <w:t xml:space="preserve"> the members’ deposits: "</w:t>
+      </w:r>
+      <w:r>
+        <w:rPr>
+          <w:i/>
+          <w:iCs/>
+        </w:rPr>
+        <w:t xml:space="preserve">Amount deposited / loan by the members till date to Sivadasan Channar's personal account … Dr. Manoj Ravi - Rs 67,00,000 … Mrs. Gita C.K. - Rs 54,00,000 … Mr. Bimal R. Madhavan - Rs 8,00,000 … Mr. </w:t>
+      </w:r>
+      <w:proofErr w:type="spellStart"/>
+      <w:r>
+        <w:rPr>
+          <w:i/>
+          <w:iCs/>
+        </w:rPr>
+        <w:t>Rameshchandran</w:t>
+      </w:r>
+      <w:proofErr w:type="spellEnd"/>
+      <w:r>
+        <w:rPr>
+          <w:i/>
+          <w:iCs/>
+        </w:rPr>
+        <w:t xml:space="preserve"> Channar - Rs 90,00,000 … Construction Trust account - Rs 2,16,000 … </w:t>
+      </w:r>
+      <w:r>
+        <w:rPr>
+          <w:i/>
+          <w:iCs/>
+        </w:rPr>
+        <w:t xml:space="preserve">Mr. </w:t>
+      </w:r>
+      <w:proofErr w:type="spellStart"/>
+      <w:r>
+        <w:rPr>
+          <w:i/>
+          <w:iCs/>
+        </w:rPr>
+        <w:t>Rameshchandran</w:t>
+      </w:r>
+      <w:proofErr w:type="spellEnd"/>
+      <w:r>
+        <w:rPr>
+          <w:i/>
+          <w:iCs/>
+        </w:rPr>
+        <w:t xml:space="preserve"> Channar - Rs 90,00,000 … </w:t>
+      </w:r>
+      <w:r>
+        <w:rPr>
+          <w:i/>
+          <w:iCs/>
+        </w:rPr>
+        <w:t>Construction Trust account</w:t>
+      </w:r>
+      <w:r>
+        <w:rPr>
+          <w:i/>
+          <w:iCs/>
+        </w:rPr>
+        <w:t xml:space="preserve"> - Rs 2,16,000 …</w:t>
+      </w:r>
+      <w:r>
+        <w:t>"</w:t>
+      </w:r>
+    </w:p>
+    <w:p>
+      <w:pPr>
+        <w:pStyle w:val="ListNumber2"/>
+        <w:rPr>
+          <w:i/>
+          <w:iCs/>
+        </w:rPr>
+      </w:pPr>
+      <w:r>
+        <w:t>Minutes, 24.01.2026, p. 19, item 4, recording the deposit: "</w:t>
+      </w:r>
+      <w:r>
+        <w:rPr>
+          <w:i/>
+          <w:iCs/>
+        </w:rPr>
+        <w:t>Amount deposited / loan by the members till date to Sivadasan Channar's personal account … Dr. Ravindran Channar - Rs 1,00,00,000…</w:t>
+      </w:r>
+      <w:r>
+        <w:t>" — Minutes, 10.11.2022, p. 5: "</w:t>
+      </w:r>
+      <w:r>
+        <w:rPr>
+          <w:i/>
+          <w:iCs/>
+        </w:rPr>
+        <w:t xml:space="preserve">Dr. Ravindran </w:t>
+      </w:r>
+      <w:r>
+        <w:rPr>
+          <w:i/>
+          <w:iCs/>
+        </w:rPr>
+        <w:t>Channar passed away on 27/8/2022."</w:t>
+      </w:r>
+    </w:p>
+    <w:p>
+      <w:pPr>
+        <w:pStyle w:val="Heading4"/>
+      </w:pPr>
+      <w:r>
+        <w:t>Objections Para 5</w:t>
+      </w:r>
+    </w:p>
+    <w:p>
+      <w:pPr>
+        <w:pStyle w:val="ListNumber"/>
+      </w:pPr>
+      <w:r>
+        <w:rPr>
+          <w:rStyle w:val="Emphasis"/>
+        </w:rPr>
+        <w:t xml:space="preserve">“On the basis of resolution, passed in the Alummoottil trust meeting, trustee Sivadasan Channar carried out renovation works of various buildings of Alummoottil </w:t>
+      </w:r>
+      <w:proofErr w:type="spellStart"/>
+      <w:r>
+        <w:rPr>
+          <w:rStyle w:val="Emphasis"/>
+        </w:rPr>
+        <w:t>Tharavad</w:t>
+      </w:r>
+      <w:proofErr w:type="spellEnd"/>
+      <w:r>
+        <w:rPr>
+          <w:rStyle w:val="Emphasis"/>
+        </w:rPr>
+        <w:t xml:space="preserve"> complex </w:t>
+      </w:r>
+      <w:r>
+        <w:rPr>
+          <w:rStyle w:val="Emphasis"/>
+        </w:rPr>
+        <w:t>from his personal assets</w:t>
+      </w:r>
+      <w:r>
+        <w:rPr>
+          <w:rStyle w:val="Emphasis"/>
+        </w:rPr>
+        <w:t xml:space="preserve">. He undertook </w:t>
+      </w:r>
+      <w:r>
+        <w:rPr>
+          <w:rStyle w:val="Emphasis"/>
+        </w:rPr>
+        <w:t>all the responsibilities</w:t>
+      </w:r>
+      <w:r>
+        <w:rPr>
+          <w:rStyle w:val="Emphasis"/>
+        </w:rPr>
+        <w:t xml:space="preserve"> of the renovation/ maintenance work </w:t>
+      </w:r>
+      <w:r>
+        <w:rPr>
+          <w:rStyle w:val="Emphasis"/>
+        </w:rPr>
+        <w:t xml:space="preserve">without making any financial commitment to the trust. Since this money was spent </w:t>
+      </w:r>
+      <w:r>
+        <w:rPr>
+          <w:rStyle w:val="Emphasis"/>
+        </w:rPr>
+        <w:t>on his personal capacity</w:t>
+      </w:r>
+      <w:r>
+        <w:rPr>
+          <w:rStyle w:val="Emphasis"/>
+        </w:rPr>
+        <w:t xml:space="preserve"> this expenditure statement was not submitted to the trust.”</w:t>
+      </w:r>
+    </w:p>
+    <w:p>
+      <w:pPr>
+        <w:pStyle w:val="ListNumber2"/>
+      </w:pPr>
+      <w:r>
+        <w:t>5.9 — Objections, para 5 above: "</w:t>
+      </w:r>
+      <w:r>
+        <w:rPr>
+          <w:i/>
+          <w:iCs/>
+        </w:rPr>
+        <w:t>...trustee Sivadasan Channar...</w:t>
+      </w:r>
+      <w:r>
+        <w:t>" — D2's Plaint, O.S. 243/2024, para 3, pleading the same works as the Trust's: "</w:t>
+      </w:r>
+      <w:r>
+        <w:rPr>
+          <w:i/>
+          <w:iCs/>
+        </w:rPr>
+        <w:t>...at the auspices of the plaintiff trust.</w:t>
+      </w:r>
+      <w:r>
+        <w:t>" — Trust Deed 2/IV/2007, p. 4, cl. 2, binding D2 whoever spends: "</w:t>
+      </w:r>
+      <w:r>
+        <w:rPr>
+          <w:i/>
+          <w:iCs/>
+        </w:rPr>
+        <w:t>The Managing Trustee also bound to maintain all records and accounts of the trust.</w:t>
+      </w:r>
+      <w:r>
+        <w:t>"</w:t>
+      </w:r>
+    </w:p>
+    <w:p>
+      <w:pPr>
+        <w:pStyle w:val="ListNumber2"/>
+      </w:pPr>
+      <w:r>
+        <w:lastRenderedPageBreak/>
+        <w:t>ITA, s. 11: "</w:t>
+      </w:r>
+      <w:r>
+        <w:rPr>
+          <w:rStyle w:val="Emphasis"/>
+        </w:rPr>
+        <w:t>The trustee is bound to fulfil the purpose of the trust, and to obey the directions of the author … except as modified by the consent of all the beneficiaries …</w:t>
+      </w:r>
+      <w:r>
+        <w:t>"</w:t>
+      </w:r>
+    </w:p>
+    <w:p>
+      <w:pPr>
+        <w:pStyle w:val="ListNumber2"/>
+      </w:pPr>
+      <w:r>
+        <w:t>ITA, s. 47: "</w:t>
+      </w:r>
+      <w:r>
+        <w:rPr>
+          <w:i/>
+          <w:iCs/>
+        </w:rPr>
+        <w:t>A trustee cannot delegate his office or any of his duties … unless … (d) the beneficiary, being competent to contract, consents to the delegation.</w:t>
+      </w:r>
+      <w:r>
+        <w:t>"</w:t>
+      </w:r>
+    </w:p>
+    <w:p>
+      <w:pPr>
+        <w:pStyle w:val="ListNumber2"/>
+      </w:pPr>
+      <w:r>
+        <w:t>Minutes, 12.01.2024, p. 11, recording the state of his personal funds: "</w:t>
+      </w:r>
+      <w:r>
+        <w:rPr>
+          <w:i/>
+          <w:iCs/>
+        </w:rPr>
+        <w:t xml:space="preserve">We are now facing constraints of fund, as </w:t>
+      </w:r>
+      <w:r>
+        <w:rPr>
+          <w:b/>
+          <w:bCs/>
+          <w:i/>
+          <w:iCs/>
+        </w:rPr>
+        <w:t>Shri Sivadasan Channar is facing fund shortage</w:t>
+      </w:r>
+      <w:r>
+        <w:rPr>
+          <w:i/>
+          <w:iCs/>
+        </w:rPr>
+        <w:t xml:space="preserve"> and also problems in transferring fund from USA to India."</w:t>
+      </w:r>
+    </w:p>
+    <w:p>
+      <w:pPr>
+        <w:pStyle w:val="ListNumber2"/>
+      </w:pPr>
+      <w:r>
+        <w:t>Minutes, 24.01.2026, p. 19, item 4, recording other members’ money in the same account: "</w:t>
+      </w:r>
+      <w:r>
+        <w:rPr>
+          <w:i/>
+          <w:iCs/>
+        </w:rPr>
+        <w:t xml:space="preserve">Amount deposited / loan by the members till date to Sivadasan Channar's personal account … Mr. </w:t>
+      </w:r>
+      <w:proofErr w:type="spellStart"/>
+      <w:r>
+        <w:rPr>
+          <w:i/>
+          <w:iCs/>
+        </w:rPr>
+        <w:t>Rameshchandran</w:t>
+      </w:r>
+      <w:proofErr w:type="spellEnd"/>
+      <w:r>
+        <w:rPr>
+          <w:i/>
+          <w:iCs/>
+        </w:rPr>
+        <w:t xml:space="preserve"> Channar - Rs 90,00,000 …</w:t>
+      </w:r>
+      <w:r>
+        <w:t>"</w:t>
+      </w:r>
+    </w:p>
+    <w:p>
+      <w:pPr>
+        <w:pStyle w:val="ListNumber2"/>
+      </w:pPr>
+      <w:r>
+        <w:t>Minutes, 24.01.2026, p. 18, recording a Trust debt serviced from Trust rent: "</w:t>
+      </w:r>
+      <w:r>
+        <w:rPr>
+          <w:i/>
+          <w:iCs/>
+        </w:rPr>
+        <w:t>Resolved to take loan from M. C. Chandra Mohan … for Rs 45,00,000/- which will be paid back to him monthly with 7% simple interest from the rent credited to the Trust account …</w:t>
+      </w:r>
+      <w:r>
+        <w:t>"</w:t>
+      </w:r>
+    </w:p>
+    <w:p>
+      <w:pPr>
+        <w:pStyle w:val="ListNumber2"/>
+      </w:pPr>
+      <w:r>
+        <w:t>Minutes, 24.01.2026, p. 19, resolving repayment from the Trust account: "</w:t>
+      </w:r>
+      <w:r>
+        <w:rPr>
+          <w:i/>
+          <w:iCs/>
+        </w:rPr>
+        <w:t>Resolved to pay back … a total amount of Rs 1,01,86,000/- from the Trust account (Rental and profit share received from the tenant in a phased manner.)</w:t>
+      </w:r>
+      <w:r>
+        <w:t>"</w:t>
+      </w:r>
+    </w:p>
+    <w:p>
+      <w:pPr>
+        <w:pStyle w:val="ListNumber2"/>
+      </w:pPr>
+      <w:r>
+        <w:t>D2’s Plaint, O.S. 243/2024, para 3, pleading the works as the Trust’s: </w:t>
+      </w:r>
+      <w:r>
+        <w:rPr>
+          <w:i/>
+          <w:iCs/>
+        </w:rPr>
+        <w:t xml:space="preserve">"…renovation works for the above said buildings are going </w:t>
+      </w:r>
+      <w:r>
+        <w:rPr>
+          <w:i/>
+          <w:iCs/>
+        </w:rPr>
+        <w:t>on at the auspices of the plaintiff trust."</w:t>
+      </w:r>
+    </w:p>
+    <w:p>
+      <w:pPr>
+        <w:pStyle w:val="Heading4"/>
+      </w:pPr>
+      <w:r>
+        <w:t>Objections Para 6</w:t>
+      </w:r>
+    </w:p>
+    <w:p>
+      <w:pPr>
+        <w:pStyle w:val="ListNumber"/>
+      </w:pPr>
+      <w:r>
+        <w:rPr>
+          <w:rStyle w:val="Emphasis"/>
+        </w:rPr>
+        <w:t xml:space="preserve">“The Alummoottil </w:t>
+      </w:r>
+      <w:proofErr w:type="spellStart"/>
+      <w:r>
+        <w:rPr>
+          <w:rStyle w:val="Emphasis"/>
+        </w:rPr>
+        <w:t>Tharavad</w:t>
+      </w:r>
+      <w:proofErr w:type="spellEnd"/>
+      <w:r>
+        <w:rPr>
+          <w:rStyle w:val="Emphasis"/>
+        </w:rPr>
+        <w:t xml:space="preserve"> trust started its account in Federal Bank ltd; </w:t>
+      </w:r>
+      <w:proofErr w:type="spellStart"/>
+      <w:r>
+        <w:rPr>
+          <w:rStyle w:val="Emphasis"/>
+        </w:rPr>
+        <w:t>Muttom</w:t>
+      </w:r>
+      <w:proofErr w:type="spellEnd"/>
+      <w:r>
+        <w:rPr>
+          <w:rStyle w:val="Emphasis"/>
+        </w:rPr>
+        <w:t xml:space="preserve"> branch as current account no 13100200004482 on 26/05/2025. The passbook and account statement was already produced before hon’ble court.”</w:t>
+      </w:r>
+    </w:p>
+    <w:p>
+      <w:pPr>
+        <w:pStyle w:val="ListNumber2"/>
+      </w:pPr>
+      <w:r>
+        <w:t xml:space="preserve">Minutes, 22.12.2023, p. 10, resolving to open the Trust’s account: </w:t>
+      </w:r>
+      <w:r>
+        <w:rPr>
+          <w:rStyle w:val="Emphasis"/>
+        </w:rPr>
+        <w:t xml:space="preserve">“Resolved to open a bank account with Federal Bank — </w:t>
+      </w:r>
+      <w:proofErr w:type="spellStart"/>
+      <w:r>
+        <w:rPr>
+          <w:rStyle w:val="Emphasis"/>
+        </w:rPr>
+        <w:t>Muttom</w:t>
+      </w:r>
+      <w:proofErr w:type="spellEnd"/>
+      <w:r>
+        <w:rPr>
+          <w:rStyle w:val="Emphasis"/>
+        </w:rPr>
+        <w:t xml:space="preserve"> Branch in the name of Alummoottil </w:t>
+      </w:r>
+      <w:proofErr w:type="spellStart"/>
+      <w:r>
+        <w:rPr>
+          <w:rStyle w:val="Emphasis"/>
+        </w:rPr>
+        <w:t>Tharavad</w:t>
+      </w:r>
+      <w:proofErr w:type="spellEnd"/>
+      <w:r>
+        <w:rPr>
+          <w:rStyle w:val="Emphasis"/>
+        </w:rPr>
+        <w:t xml:space="preserve"> Trust.”</w:t>
+      </w:r>
+    </w:p>
+    <w:p>
+      <w:pPr>
+        <w:pStyle w:val="ListNumber2"/>
+      </w:pPr>
+      <w:r>
+        <w:t xml:space="preserve">Minutes, 12.01.2024, p. 11, recording a construction account in January 2024: </w:t>
+      </w:r>
+      <w:r>
+        <w:rPr>
+          <w:rStyle w:val="Emphasis"/>
+        </w:rPr>
+        <w:t>“… 1 crore rupees taken as loan for his son and transferred it to the construction account.”</w:t>
+      </w:r>
+    </w:p>
+    <w:p>
+      <w:pPr>
+        <w:pStyle w:val="ListNumber2"/>
+      </w:pPr>
+      <w:r>
+        <w:t xml:space="preserve">ITA, s. 66: </w:t>
+      </w:r>
+      <w:r>
+        <w:rPr>
+          <w:rStyle w:val="Emphasis"/>
+        </w:rPr>
+        <w:t>“Where the trustee wrongfully mingles the trust-property with his own, the beneficiary is entitled to a charge on the whole fund for the amount due to him.”</w:t>
+      </w:r>
+    </w:p>
+    <w:p>
+      <w:pPr>
+        <w:pStyle w:val="ListNumber2"/>
+      </w:pPr>
+      <w:r>
+        <w:t xml:space="preserve">D2’s Affidavit, 16.02.2026, para 8, swearing the opening date: </w:t>
+      </w:r>
+      <w:r>
+        <w:rPr>
+          <w:rStyle w:val="Emphasis"/>
+        </w:rPr>
+        <w:t xml:space="preserve">“… started its accounts in Federal Bank ltd; </w:t>
+      </w:r>
+      <w:proofErr w:type="spellStart"/>
+      <w:r>
+        <w:rPr>
+          <w:rStyle w:val="Emphasis"/>
+        </w:rPr>
+        <w:t>Muttom</w:t>
+      </w:r>
+      <w:proofErr w:type="spellEnd"/>
+      <w:r>
+        <w:rPr>
+          <w:rStyle w:val="Emphasis"/>
+        </w:rPr>
+        <w:t xml:space="preserve"> Branch … on.26/05/2025.”</w:t>
+      </w:r>
+    </w:p>
+    <w:p>
+      <w:pPr>
+        <w:pStyle w:val="ListNumber2"/>
+        <w:rPr>
+          <w:rStyle w:val="Emphasis"/>
+          <w:i w:val="0"/>
+          <w:iCs w:val="0"/>
+        </w:rPr>
+      </w:pPr>
+      <w:r>
+        <w:t xml:space="preserve">Federal Bank Passbook, produced 16.02.2026, recording the opening date: </w:t>
+      </w:r>
+      <w:r>
+        <w:rPr>
+          <w:rStyle w:val="Emphasis"/>
+        </w:rPr>
+        <w:t>“Date of Opening — 28-05-2025.”</w:t>
+      </w:r>
+    </w:p>
+    <w:p>
+      <w:pPr>
+        <w:pStyle w:val="ListNumber2"/>
+      </w:pPr>
+      <w:r>
+        <w:t xml:space="preserve">Federal Bank Statement, A/c 13100200004482, the account’s </w:t>
+      </w:r>
+      <w:r>
+        <w:rPr>
+          <w:b/>
+        </w:rPr>
+        <w:t>complete entries to 16.02.2026</w:t>
+      </w:r>
+      <w:r>
+        <w:t>: "</w:t>
+      </w:r>
+      <w:r>
+        <w:rPr>
+          <w:i/>
+          <w:iCs/>
+        </w:rPr>
+        <w:t>Opening Balance … 0.00 … 6000.00</w:t>
+      </w:r>
+      <w:r>
+        <w:rPr>
+          <w:i/>
+          <w:iCs/>
+        </w:rPr>
+        <w:t>CR</w:t>
+      </w:r>
+      <w:r>
+        <w:rPr>
+          <w:i/>
+          <w:iCs/>
+        </w:rPr>
+        <w:t xml:space="preserve"> … 210000.00</w:t>
+      </w:r>
+      <w:r>
+        <w:rPr>
+          <w:i/>
+          <w:iCs/>
+        </w:rPr>
+        <w:t>CR</w:t>
+      </w:r>
+      <w:r>
+        <w:rPr>
+          <w:i/>
+          <w:iCs/>
+        </w:rPr>
+        <w:t>… 210000.00</w:t>
+      </w:r>
+      <w:r>
+        <w:rPr>
+          <w:i/>
+          <w:iCs/>
+        </w:rPr>
+        <w:t>DB</w:t>
+      </w:r>
+      <w:r>
+        <w:rPr>
+          <w:i/>
+          <w:iCs/>
+        </w:rPr>
+        <w:t xml:space="preserve"> … [balance] 6000.00</w:t>
+      </w:r>
+      <w:r>
+        <w:t>"</w:t>
+      </w:r>
+    </w:p>
+    <w:p>
+      <w:pPr>
+        <w:pStyle w:val="ListNumber2"/>
+      </w:pPr>
+      <w:r>
+        <w:t>Minutes, 24.01.2026, p. 19, recording the expenditure: "</w:t>
+      </w:r>
+      <w:r>
+        <w:rPr>
+          <w:i/>
+          <w:iCs/>
+        </w:rPr>
+        <w:t>Amount spent till date for construction and renovation is Rs 11,45,85,900/- and for purchasing land Rs 54,00,000/-.</w:t>
+      </w:r>
+      <w:r>
+        <w:t>"</w:t>
+      </w:r>
+    </w:p>
+    <w:p>
+      <w:pPr>
+        <w:pStyle w:val="ListNumber2"/>
+      </w:pPr>
+      <w:r>
+        <w:t>Minutes, 24.01.2026, pp. 18–19, recording the Trust’s debts and their source of repayment: "</w:t>
+      </w:r>
+      <w:r>
+        <w:rPr>
+          <w:i/>
+          <w:iCs/>
+        </w:rPr>
+        <w:t xml:space="preserve">…Rs 45,00,000/- … paid back … monthly … from the rent credited to the Trust </w:t>
+      </w:r>
+      <w:r>
+        <w:rPr>
+          <w:i/>
+          <w:iCs/>
+        </w:rPr>
+        <w:lastRenderedPageBreak/>
+        <w:t xml:space="preserve">account … Rs 93,86,000/- … Rs 8,00,000/-, a total amount of Rs 1,01,86,000/- from the Trust account … </w:t>
+      </w:r>
+      <w:proofErr w:type="spellStart"/>
+      <w:r>
+        <w:rPr>
+          <w:i/>
+          <w:iCs/>
+        </w:rPr>
+        <w:t>Rameshchandran</w:t>
+      </w:r>
+      <w:proofErr w:type="spellEnd"/>
+      <w:r>
+        <w:rPr>
+          <w:i/>
+          <w:iCs/>
+        </w:rPr>
+        <w:t xml:space="preserve"> Channar, an amount of Rs 93,86,000/-, and Bimal R. Madhavan Rs 8,00,000/-, a total amount of Rs 1,01,86,000/- from the Trust account …</w:t>
+      </w:r>
+      <w:r>
+        <w:t>"</w:t>
+      </w:r>
+    </w:p>
+    <w:p>
+      <w:pPr>
+        <w:pStyle w:val="ListNumber2"/>
+      </w:pPr>
+      <w:r>
+        <w:t>Minutes, 12.01.2024, p. 11, record</w:t>
+      </w:r>
+      <w:r>
+        <w:t>s</w:t>
+      </w:r>
+      <w:r>
+        <w:t xml:space="preserve"> </w:t>
+      </w:r>
+      <w:r>
+        <w:rPr>
+          <w:i/>
+          <w:iCs/>
+        </w:rPr>
+        <w:t>another bank account</w:t>
+      </w:r>
+      <w:r>
+        <w:t xml:space="preserve"> account sixteen months before the Federal Bank account </w:t>
+      </w:r>
+      <w:r>
+        <w:t>opened</w:t>
+      </w:r>
+      <w:r>
+        <w:t>: </w:t>
+      </w:r>
+      <w:r>
+        <w:rPr>
+          <w:i/>
+          <w:iCs/>
+        </w:rPr>
+        <w:t xml:space="preserve">"...1 crore </w:t>
+      </w:r>
+      <w:proofErr w:type="gramStart"/>
+      <w:r>
+        <w:rPr>
+          <w:i/>
+          <w:iCs/>
+        </w:rPr>
+        <w:t>rupees</w:t>
+      </w:r>
+      <w:proofErr w:type="gramEnd"/>
+      <w:r>
+        <w:rPr>
+          <w:i/>
+          <w:iCs/>
+        </w:rPr>
+        <w:t xml:space="preserve"> ... transferred it to the </w:t>
+      </w:r>
+      <w:r>
+        <w:rPr>
+          <w:b/>
+          <w:bCs/>
+          <w:i/>
+          <w:iCs/>
+        </w:rPr>
+        <w:t>construction account</w:t>
+      </w:r>
+      <w:r>
+        <w:rPr>
+          <w:b/>
+          <w:bCs/>
+        </w:rPr>
         <w:t>.</w:t>
       </w:r>
+      <w:r>
+        <w:t>"</w:t>
+      </w:r>
+    </w:p>
+    <w:p>
+      <w:pPr>
+        <w:pStyle w:val="Heading4"/>
+      </w:pPr>
+      <w:r>
+        <w:t>Objections Para 7</w:t>
+      </w:r>
     </w:p>
     <w:p>
       <w:pPr>
         <w:pStyle w:val="ListNumber"/>
-      </w:pPr>
-      <w:r>
-        <w:t xml:space="preserve">Section 14, Indian Trusts Act, 1882 (ITA 1882): </w:t>
-      </w:r>
-      <w:r>
-        <w:rPr>
-          <w:i/>
-        </w:rPr>
-        <w:t>“The trustee must not for himself or another set up or aid any title to the trust-property adverse to the interest of the beneficiary.”</w:t>
+        <w:rPr>
+          <w:rStyle w:val="Emphasis"/>
+          <w:i w:val="0"/>
+          <w:iCs w:val="0"/>
+        </w:rPr>
+      </w:pPr>
+      <w:r>
+        <w:rPr>
+          <w:rStyle w:val="Emphasis"/>
+        </w:rPr>
+        <w:t>“The averment stated in 4,5,6 of the accompanying affidavit is false. All the available documents are produced by the defendant no 2.”</w:t>
+      </w:r>
+    </w:p>
+    <w:p>
+      <w:pPr>
+        <w:pStyle w:val="ListNumber2"/>
+      </w:pPr>
+      <w:r>
+        <w:t xml:space="preserve"> (as to para 4) D2's Affidavit, 16.02.2026, paras 5, 13, admitting on oath: </w:t>
+      </w:r>
+      <w:r>
+        <w:rPr>
+          <w:rStyle w:val="Emphasis"/>
+        </w:rPr>
+        <w:t>"…no books of account were maintained, and no financial statements … were prepared or audited … not available for production before the Hon'ble court."</w:t>
+      </w:r>
+    </w:p>
+    <w:p>
+      <w:pPr>
+        <w:pStyle w:val="ListNumber2"/>
+        <w:rPr>
+          <w:rStyle w:val="Emphasis"/>
+        </w:rPr>
+      </w:pPr>
+      <w:r>
+        <w:t xml:space="preserve"> (as to para 5) D2's I.A. 7/2026, 18.05.2026, para 3, producing from his own custody: </w:t>
+      </w:r>
+      <w:r>
+        <w:rPr>
+          <w:rStyle w:val="Emphasis"/>
+        </w:rPr>
+        <w:t>"…the Lease Deed executed by me … the Statement of Account … the Original Minutes Book … have been produced."</w:t>
+      </w:r>
+    </w:p>
+    <w:p>
+      <w:pPr>
+        <w:pStyle w:val="ListNumber2"/>
+      </w:pPr>
+      <w:r>
+        <w:t xml:space="preserve"> (as to paras 5–6) I.A. 5/2025, prayers (f)–(g), answered by no production or affidavit of the Defendants: "</w:t>
+      </w:r>
+      <w:r>
+        <w:rPr>
+          <w:rStyle w:val="Emphasis"/>
+        </w:rPr>
+        <w:t xml:space="preserve">(f) … resolutions / minutes </w:t>
+      </w:r>
+      <w:proofErr w:type="spellStart"/>
+      <w:r>
+        <w:rPr>
+          <w:rStyle w:val="Emphasis"/>
+        </w:rPr>
+        <w:t>authorising</w:t>
+      </w:r>
+      <w:proofErr w:type="spellEnd"/>
+      <w:r>
+        <w:rPr>
+          <w:rStyle w:val="Emphasis"/>
+        </w:rPr>
+        <w:t xml:space="preserve"> engagement of any third-party 'enforcers' … for 09-08-2024. (g) … resolutions / minutes </w:t>
+      </w:r>
+      <w:proofErr w:type="spellStart"/>
+      <w:r>
+        <w:rPr>
+          <w:rStyle w:val="Emphasis"/>
+        </w:rPr>
+        <w:t>authorising</w:t>
+      </w:r>
+      <w:proofErr w:type="spellEnd"/>
+      <w:r>
+        <w:rPr>
+          <w:rStyle w:val="Emphasis"/>
+        </w:rPr>
+        <w:t xml:space="preserve"> filing OS 243/2024 …</w:t>
+      </w:r>
+      <w:r>
+        <w:t>" — while D2's Plaint, O.S. 243/2024, para 5, pleads: "</w:t>
+      </w:r>
+      <w:r>
+        <w:rPr>
+          <w:rStyle w:val="Emphasis"/>
+        </w:rPr>
+        <w:t>…employees deployed by the plaintiff trust…" — and the produced Minutes' sole reference to the suit, 24.01.2026, p. 20, records: "…the Trust is contesting against various cases … OS 243/23 [sic]…</w:t>
+      </w:r>
+      <w:r>
+        <w:t>"</w:t>
+      </w:r>
+    </w:p>
+    <w:p>
+      <w:pPr>
+        <w:pStyle w:val="ListNumber2"/>
+      </w:pPr>
+      <w:r>
+        <w:t xml:space="preserve"> (as to para 5) Minutes, 24.01.2026, pp. 16–17, recording the execution of these documents, none among the production: "</w:t>
+      </w:r>
+      <w:r>
+        <w:rPr>
+          <w:rStyle w:val="Emphasis"/>
+        </w:rPr>
+        <w:t xml:space="preserve">…MOA was signed with them. … (b) 11 months agreement … </w:t>
+      </w:r>
+      <w:proofErr w:type="spellStart"/>
+      <w:r>
+        <w:rPr>
+          <w:rStyle w:val="Emphasis"/>
+        </w:rPr>
+        <w:t>Nalukettu</w:t>
+      </w:r>
+      <w:proofErr w:type="spellEnd"/>
+      <w:r>
+        <w:rPr>
+          <w:rStyle w:val="Emphasis"/>
+        </w:rPr>
+        <w:t xml:space="preserve">. (c) … </w:t>
+      </w:r>
+      <w:proofErr w:type="spellStart"/>
+      <w:r>
+        <w:rPr>
+          <w:rStyle w:val="Emphasis"/>
+        </w:rPr>
+        <w:t>Nelpura</w:t>
+      </w:r>
+      <w:proofErr w:type="spellEnd"/>
+      <w:r>
+        <w:rPr>
+          <w:rStyle w:val="Emphasis"/>
+        </w:rPr>
+        <w:t xml:space="preserve">. (d) … Staff Quarters. (e) … landed properties. (f) A business Collaboration agreement … 5% … (AGOP) … for 10 </w:t>
+      </w:r>
+      <w:proofErr w:type="gramStart"/>
+      <w:r>
+        <w:rPr>
+          <w:rStyle w:val="Emphasis"/>
+        </w:rPr>
+        <w:t>year</w:t>
+      </w:r>
+      <w:proofErr w:type="gramEnd"/>
+      <w:r>
+        <w:rPr>
+          <w:rStyle w:val="Emphasis"/>
+        </w:rPr>
+        <w:t>.</w:t>
+      </w:r>
+      <w:r>
+        <w:t>"</w:t>
+      </w:r>
+    </w:p>
+    <w:p>
+      <w:pPr>
+        <w:pStyle w:val="ListNumber2"/>
+      </w:pPr>
+      <w:r>
+        <w:t xml:space="preserve"> (as to para 5) Resolution, 06.02.2024, by which the Defendants appointed their own Chartered Accountant — with whom any audit and financial records prepared thereunder would lie: "</w:t>
+      </w:r>
+      <w:r>
+        <w:rPr>
+          <w:rStyle w:val="Emphasis"/>
+        </w:rPr>
+        <w:t>Resolved to appoint Sri Rajeeva Pal … SR Pai &amp; Co, Chartered Accountant … for the financial year 2024 to 2026</w:t>
+      </w:r>
+      <w:r>
+        <w:t>"</w:t>
+      </w:r>
+    </w:p>
+    <w:p>
+      <w:pPr>
+        <w:pStyle w:val="ListNumber2"/>
+      </w:pPr>
+      <w:r>
+        <w:t xml:space="preserve"> (as to para 5) GST Registration Extract, recording the Defendants' own tenant registered at the Trust premises — whose lease, rent and GST records arise under the Defendants' lease deed: "</w:t>
+      </w:r>
+      <w:r>
+        <w:rPr>
+          <w:rStyle w:val="Emphasis"/>
+        </w:rPr>
+        <w:t xml:space="preserve">…GSTIN 32ABQCS9416G1Z1 … </w:t>
+      </w:r>
+      <w:r>
+        <w:rPr>
+          <w:rStyle w:val="Emphasis"/>
+          <w:b/>
+          <w:bCs/>
+        </w:rPr>
+        <w:t xml:space="preserve">Effective Date of Registration — 09/12/2025 … Principal Place of Business — 2/242, </w:t>
+      </w:r>
+      <w:proofErr w:type="spellStart"/>
+      <w:r>
+        <w:rPr>
+          <w:rStyle w:val="Emphasis"/>
+          <w:b/>
+          <w:bCs/>
+        </w:rPr>
+        <w:t>Alumoottil</w:t>
+      </w:r>
+      <w:proofErr w:type="spellEnd"/>
+      <w:r>
+        <w:rPr>
+          <w:rStyle w:val="Emphasis"/>
+        </w:rPr>
+        <w:t xml:space="preserve">, </w:t>
+      </w:r>
+      <w:proofErr w:type="spellStart"/>
+      <w:r>
+        <w:rPr>
+          <w:rStyle w:val="Emphasis"/>
+        </w:rPr>
+        <w:t>Muttom</w:t>
+      </w:r>
+      <w:proofErr w:type="spellEnd"/>
+      <w:r>
+        <w:rPr>
+          <w:rStyle w:val="Emphasis"/>
+        </w:rPr>
+        <w:t>, Haripad…</w:t>
+      </w:r>
+      <w:r>
+        <w:t>"</w:t>
+      </w:r>
+    </w:p>
+    <w:p>
+      <w:pPr>
+        <w:pStyle w:val="ListNumber2"/>
+      </w:pPr>
+      <w:r>
+        <w:t>(as to para 6) Minutes, 24.01.2026, p. 19, recording the expenditure whose supporting records are demanded: "</w:t>
+      </w:r>
+      <w:r>
+        <w:rPr>
+          <w:rStyle w:val="Emphasis"/>
+        </w:rPr>
+        <w:t>Amount spent till date … Rs 11,45,85,900/- …</w:t>
+      </w:r>
+      <w:r>
+        <w:t>" — ITA, s. 32, conditioning reimbursement on such records: "</w:t>
+      </w:r>
+      <w:r>
+        <w:rPr>
+          <w:rStyle w:val="Emphasis"/>
+        </w:rPr>
+        <w:t>Every trustee may reimburse himself … all expenses properly incurred …</w:t>
+      </w:r>
+      <w:r>
+        <w:t>"</w:t>
+      </w:r>
+    </w:p>
+    <w:p>
+      <w:pPr>
+        <w:pStyle w:val="ListNumber2"/>
+      </w:pPr>
+      <w:r>
+        <w:t>(as to para 6) HC Kerala, O.P.(C) 3278/2025, 15.01.2026, directing time-bound disposal: </w:t>
+      </w:r>
+      <w:r>
+        <w:rPr>
+          <w:rStyle w:val="Emphasis"/>
+        </w:rPr>
+        <w:t>"…dispose of I.A. No. 2, 5 &amp; 9 of 2025 … within three months…</w:t>
+      </w:r>
+      <w:r>
+        <w:t>"</w:t>
+      </w:r>
+    </w:p>
+    <w:p>
+      <w:pPr>
+        <w:pStyle w:val="ListNumber2"/>
+      </w:pPr>
+      <w:r>
+        <w:t>D2's Affidavit, 16.02.2026, para 7(b), pleading tax paid: </w:t>
+      </w:r>
+      <w:r>
+        <w:rPr>
+          <w:i/>
+          <w:iCs/>
+        </w:rPr>
+        <w:t>"...Govt tax, fees etc.</w:t>
+      </w:r>
+      <w:r>
+        <w:t>" — Minutes, 24.01.2026, p. 19: "</w:t>
+      </w:r>
+      <w:r>
+        <w:rPr>
+          <w:i/>
+          <w:iCs/>
+        </w:rPr>
+        <w:t xml:space="preserve">Amount spent till date ... Rs 11,45,85,900/-" — CGST Act, s. 31, </w:t>
+      </w:r>
+      <w:r>
+        <w:rPr>
+          <w:i/>
+          <w:iCs/>
+        </w:rPr>
+        <w:lastRenderedPageBreak/>
+        <w:t>requiring an invoice at each supply: "...shall ... issue a tax invoice...</w:t>
+      </w:r>
+      <w:r>
+        <w:t>"</w:t>
+      </w:r>
+    </w:p>
+    <w:p>
+      <w:pPr>
+        <w:pStyle w:val="ListNumber2"/>
+      </w:pPr>
+      <w:r>
+        <w:t>Minutes, 12.01.2024, p. 11, recording the claimed spender's funds failing: "</w:t>
+      </w:r>
+      <w:r>
+        <w:rPr>
+          <w:i/>
+          <w:iCs/>
+        </w:rPr>
+        <w:t>...Sivadasan Channar is facing fund shortage ... problems in transferring fund from USA...</w:t>
+      </w:r>
+      <w:r>
+        <w:t>" — Minutes, 24.01.2026, p. 19, recording D2 spending and being repaid by the Trust: "</w:t>
+      </w:r>
+      <w:r>
+        <w:rPr>
+          <w:i/>
+          <w:iCs/>
+        </w:rPr>
+        <w:t>...amounts spent by </w:t>
+      </w:r>
+      <w:proofErr w:type="spellStart"/>
+      <w:r>
+        <w:rPr>
+          <w:i/>
+          <w:iCs/>
+        </w:rPr>
+        <w:t>Rameshchandran</w:t>
+      </w:r>
+      <w:proofErr w:type="spellEnd"/>
+      <w:r>
+        <w:rPr>
+          <w:i/>
+          <w:iCs/>
+        </w:rPr>
+        <w:t xml:space="preserve"> Channar ... Rs 93,86,000/- ... from the Trust account...</w:t>
+      </w:r>
+      <w:r>
+        <w:t>"</w:t>
+      </w:r>
+    </w:p>
+    <w:p>
+      <w:pPr>
+        <w:pStyle w:val="ListNumber2"/>
+      </w:pPr>
+      <w:r>
+        <w:t>Minutes, 24.01.2026, p. 18, naming the contractor as the Trust's own lender, repaid from Trust rent: </w:t>
+      </w:r>
+      <w:r>
+        <w:rPr>
+          <w:i/>
+          <w:iCs/>
+        </w:rPr>
+        <w:t>"...loan from M. C. Chandra Mohan ... paid back ... from the rent credited to the Trust account...</w:t>
+      </w:r>
+      <w:r>
+        <w:t>" — CGST Act, s. 31, placing his invoices in the payer's hands: </w:t>
+      </w:r>
+      <w:r>
+        <w:rPr>
+          <w:i/>
+          <w:iCs/>
+        </w:rPr>
+        <w:t>"...tax invoice, showing the description, value, tax charged thereon..." — CPC, O. XI R. 12: "...possession or power...</w:t>
+      </w:r>
+      <w:r>
+        <w:t>"</w:t>
+      </w:r>
+    </w:p>
+    <w:p>
+      <w:pPr>
+        <w:pStyle w:val="ListNumber2"/>
+      </w:pPr>
+      <w:r>
+        <w:t>BSA, 2023, s. 119, ill. (g): "</w:t>
+      </w:r>
+      <w:r>
+        <w:rPr>
+          <w:rStyle w:val="Emphasis"/>
+        </w:rPr>
+        <w:t xml:space="preserve">that evidence which could be and is not produced would, if produced, </w:t>
+      </w:r>
+      <w:r>
+        <w:rPr>
+          <w:rStyle w:val="Emphasis"/>
+        </w:rPr>
+        <w:t xml:space="preserve">be </w:t>
+      </w:r>
+      <w:proofErr w:type="spellStart"/>
+      <w:r>
+        <w:rPr>
+          <w:rStyle w:val="Emphasis"/>
+        </w:rPr>
+        <w:t>unfavourable</w:t>
+      </w:r>
+      <w:proofErr w:type="spellEnd"/>
+      <w:r>
+        <w:rPr>
+          <w:rStyle w:val="Emphasis"/>
+        </w:rPr>
+        <w:t xml:space="preserve"> to the person who withholds it.</w:t>
+      </w:r>
+      <w:r>
+        <w:t>"</w:t>
+      </w:r>
+    </w:p>
+    <w:p>
+      <w:pPr>
+        <w:pStyle w:val="Heading4"/>
+      </w:pPr>
+      <w:r>
+        <w:t>Objections Para 8</w:t>
       </w:r>
     </w:p>
     <w:p>
@@ -442,16 +2228,231 @@
         <w:pStyle w:val="ListNumber"/>
       </w:pPr>
       <w:r>
-        <w:t xml:space="preserve">Trust Deed 2/IV/2007 clause 16 (page 6): the Managing Trustee (D2) will place on record annually </w:t>
-      </w:r>
-      <w:r>
-        <w:rPr>
-          <w:i/>
-        </w:rPr>
-        <w:t>“the accounts. Statement of income and expenditure will also be presented in that meeting”</w:t>
-      </w:r>
-      <w:r>
-        <w:t>.</w:t>
+        <w:rPr>
+          <w:rStyle w:val="Emphasis"/>
+        </w:rPr>
+        <w:t xml:space="preserve">“The plaintiff is not a beneficiary of Alummoottil </w:t>
+      </w:r>
+      <w:proofErr w:type="spellStart"/>
+      <w:r>
+        <w:rPr>
+          <w:rStyle w:val="Emphasis"/>
+        </w:rPr>
+        <w:t>Tharavad</w:t>
+      </w:r>
+      <w:proofErr w:type="spellEnd"/>
+      <w:r>
+        <w:rPr>
+          <w:rStyle w:val="Emphasis"/>
+        </w:rPr>
+        <w:t xml:space="preserve"> trust. He cannot claim any right against the trust.”</w:t>
+      </w:r>
+    </w:p>
+    <w:p>
+      <w:pPr>
+        <w:pStyle w:val="ListNumber2"/>
+        <w:rPr>
+          <w:rStyle w:val="Emphasis"/>
+          <w:i w:val="0"/>
+          <w:iCs w:val="0"/>
+        </w:rPr>
+      </w:pPr>
+      <w:r>
+        <w:t xml:space="preserve">Minutes, 24.01.2026, pp. 20–21, </w:t>
+      </w:r>
+      <w:r>
+        <w:t xml:space="preserve">admitting </w:t>
+      </w:r>
+      <w:r>
+        <w:t xml:space="preserve">the Plaintiff’s beneficiary status: </w:t>
+      </w:r>
+      <w:r>
+        <w:rPr>
+          <w:rStyle w:val="Emphasis"/>
+        </w:rPr>
+        <w:t xml:space="preserve">“Mr. Anoop R. Madhavan, son of Trustee Radhakrishnan Channar … have to be terminated from the </w:t>
+      </w:r>
+      <w:r>
+        <w:rPr>
+          <w:rStyle w:val="Emphasis"/>
+          <w:b/>
+          <w:bCs/>
+        </w:rPr>
+        <w:t>beneficiary status</w:t>
+      </w:r>
+      <w:r>
+        <w:rPr>
+          <w:rStyle w:val="Emphasis"/>
+        </w:rPr>
+        <w:t xml:space="preserve"> through legal means.”</w:t>
+      </w:r>
+    </w:p>
+    <w:p>
+      <w:pPr>
+        <w:pStyle w:val="ListNumber2"/>
+      </w:pPr>
+      <w:r>
+        <w:t>Trust Deed 2/IV/2007 signed by D2, p. 3 beneficiaries are: “</w:t>
+      </w:r>
+      <w:r>
+        <w:rPr>
+          <w:i/>
+          <w:iCs/>
+        </w:rPr>
+        <w:t xml:space="preserve">the members of the </w:t>
+      </w:r>
+      <w:proofErr w:type="spellStart"/>
+      <w:r>
+        <w:rPr>
+          <w:i/>
+          <w:iCs/>
+        </w:rPr>
+        <w:t>Alumoottil</w:t>
+      </w:r>
+      <w:proofErr w:type="spellEnd"/>
+      <w:r>
+        <w:rPr>
+          <w:i/>
+          <w:iCs/>
+        </w:rPr>
+        <w:t xml:space="preserve"> family who are the </w:t>
+      </w:r>
+      <w:proofErr w:type="spellStart"/>
+      <w:r>
+        <w:rPr>
+          <w:i/>
+          <w:iCs/>
+        </w:rPr>
+        <w:t>descendents</w:t>
+      </w:r>
+      <w:proofErr w:type="spellEnd"/>
+      <w:r>
+        <w:rPr>
+          <w:i/>
+          <w:iCs/>
+        </w:rPr>
+        <w:t xml:space="preserve"> of </w:t>
+      </w:r>
+      <w:proofErr w:type="spellStart"/>
+      <w:r>
+        <w:rPr>
+          <w:i/>
+          <w:iCs/>
+        </w:rPr>
+        <w:t>Alumoottil</w:t>
+      </w:r>
+      <w:proofErr w:type="spellEnd"/>
+      <w:r>
+        <w:rPr>
+          <w:i/>
+          <w:iCs/>
+        </w:rPr>
+        <w:t xml:space="preserve"> Chellamma Channathy</w:t>
+      </w:r>
+      <w:r>
+        <w:t>.”</w:t>
+      </w:r>
+    </w:p>
+    <w:p>
+      <w:pPr>
+        <w:pStyle w:val="ListNumber2"/>
+      </w:pPr>
+      <w:r>
+        <w:t>D2’s Plaint, O.S. 243/2024, para 4, on Plaintiff’s parentage: “</w:t>
+      </w:r>
+      <w:r>
+        <w:rPr>
+          <w:i/>
+          <w:iCs/>
+        </w:rPr>
+        <w:t>the defendant herein is the son of Mr. Radhakrishnan M, who is none other than the 2nd trustee of the plaintiff trust.</w:t>
+      </w:r>
+      <w:r>
+        <w:t>”</w:t>
+      </w:r>
+    </w:p>
+    <w:p>
+      <w:pPr>
+        <w:pStyle w:val="ListNumber2"/>
+      </w:pPr>
+      <w:r>
+        <w:t xml:space="preserve">DFO Letter, 18.11.2025 (Defendants’ doc No. 7), addressing the Plaintiff as: </w:t>
+      </w:r>
+      <w:r>
+        <w:rPr>
+          <w:rStyle w:val="Emphasis"/>
+        </w:rPr>
+        <w:t>“Anoop Madhavan</w:t>
+      </w:r>
+      <w:r>
+        <w:rPr>
+          <w:rStyle w:val="Emphasis"/>
+        </w:rPr>
+        <w:t xml:space="preserve">, Beneficiary, </w:t>
+      </w:r>
+      <w:proofErr w:type="spellStart"/>
+      <w:r>
+        <w:rPr>
+          <w:rStyle w:val="Emphasis"/>
+        </w:rPr>
+        <w:t>Alumootil</w:t>
+      </w:r>
+      <w:proofErr w:type="spellEnd"/>
+      <w:r>
+        <w:rPr>
+          <w:rStyle w:val="Emphasis"/>
+        </w:rPr>
+        <w:t xml:space="preserve"> </w:t>
+      </w:r>
+      <w:proofErr w:type="spellStart"/>
+      <w:r>
+        <w:rPr>
+          <w:rStyle w:val="Emphasis"/>
+        </w:rPr>
+        <w:t>Tharavad</w:t>
+      </w:r>
+      <w:proofErr w:type="spellEnd"/>
+      <w:r>
+        <w:rPr>
+          <w:rStyle w:val="Emphasis"/>
+        </w:rPr>
+        <w:t xml:space="preserve"> Trust</w:t>
+      </w:r>
+      <w:r>
+        <w:rPr>
+          <w:rStyle w:val="Emphasis"/>
+        </w:rPr>
+        <w:t xml:space="preserve"> </w:t>
+      </w:r>
+      <w:proofErr w:type="gramStart"/>
+      <w:r>
+        <w:rPr>
+          <w:rStyle w:val="Emphasis"/>
+        </w:rPr>
+        <w:t>… ”</w:t>
+      </w:r>
+      <w:proofErr w:type="gramEnd"/>
+    </w:p>
+    <w:p>
+      <w:pPr>
+        <w:pStyle w:val="ListNumber2"/>
+      </w:pPr>
+      <w:r>
+        <w:t xml:space="preserve">ITA, s. 14: </w:t>
+      </w:r>
+      <w:r>
+        <w:rPr>
+          <w:rStyle w:val="Emphasis"/>
+        </w:rPr>
+        <w:t>“The trustee must not for himself or another set-up or aid any title to the trust-property adverse to the interest of the beneficiary.”</w:t>
+      </w:r>
+    </w:p>
+    <w:p>
+      <w:pPr>
+        <w:pStyle w:val="Heading4"/>
+      </w:pPr>
+      <w:r>
+        <w:t>Objections Para 9</w:t>
       </w:r>
     </w:p>
     <w:p>
@@ -459,354 +2460,92 @@
         <w:pStyle w:val="ListNumber"/>
       </w:pPr>
       <w:r>
-        <w:t xml:space="preserve">Minutes Book, 12.02.2020 (page 4): </w:t>
-      </w:r>
-      <w:r>
-        <w:rPr>
-          <w:i/>
-        </w:rPr>
-        <w:t xml:space="preserve">“Resolved that Managing Trustee </w:t>
-      </w:r>
-      <w:r>
-        <w:rPr>
-          <w:iCs/>
-        </w:rPr>
-        <w:t>[D2]</w:t>
-      </w:r>
-      <w:r>
-        <w:rPr>
-          <w:i/>
-        </w:rPr>
-        <w:t xml:space="preserve"> shall maintain the books of Accounts of Alummoottil Tharavad Trust as and when any amount is received and spent by the Trust”</w:t>
-      </w:r>
-      <w:r>
-        <w:t>.</w:t>
-      </w:r>
-    </w:p>
-    <w:p>
-      <w:pPr>
-        <w:pStyle w:val="ListNumber"/>
-      </w:pPr>
-      <w:r>
-        <w:t xml:space="preserve">Section 19, ITA 1882: </w:t>
-      </w:r>
-      <w:r>
-        <w:rPr>
-          <w:i/>
-        </w:rPr>
-        <w:t xml:space="preserve">“A trustee is bound (a) to keep clear and accurate </w:t>
-      </w:r>
-      <w:r>
-        <w:rPr>
-          <w:i/>
+        <w:rPr>
+          <w:rStyle w:val="Emphasis"/>
+        </w:rPr>
+        <w:t>“Petitioner is not entitled to get any relief as prayed in the petition.”</w:t>
+      </w:r>
+    </w:p>
+    <w:p>
+      <w:pPr>
+        <w:pStyle w:val="ListNumber2"/>
+      </w:pPr>
+      <w:r>
+        <w:t>CPC, O. XI R. 12: “</w:t>
+      </w:r>
+      <w:r>
+        <w:rPr>
+          <w:i/>
+          <w:iCs/>
+        </w:rPr>
+        <w:t xml:space="preserve">Any party may, without filing any affidavit, apply to the Court for an order directing any other party to any suit to </w:t>
+      </w:r>
+      <w:r>
+        <w:rPr>
+          <w:i/>
+          <w:iCs/>
+        </w:rPr>
+        <w:t>make discovery on oath</w:t>
+      </w:r>
+      <w:r>
+        <w:rPr>
+          <w:i/>
+          <w:iCs/>
+        </w:rPr>
+        <w:t xml:space="preserve"> of the documents which are or have been in his possession or power, relating to any matter in question therein…</w:t>
+      </w:r>
+      <w:r>
+        <w:t>”</w:t>
+      </w:r>
+    </w:p>
+    <w:p>
+      <w:pPr>
+        <w:pStyle w:val="ListNumber2"/>
+      </w:pPr>
+      <w:r>
+        <w:t>CPC, O. XI R. 14: “</w:t>
+      </w:r>
+      <w:r>
+        <w:rPr>
+          <w:i/>
+          <w:iCs/>
+        </w:rPr>
+        <w:t>It shall be lawful for the Court, at any time during the pendency of any suit, to order the production by any party thereto, upon oath, of such of the documents in his possession or power, relating to any matter in question in such suit, as the Court shall think right; and the Court may deal with such documents, when produced, in such manner as shall appear just.</w:t>
+      </w:r>
+      <w:r>
+        <w:t>”</w:t>
+      </w:r>
+    </w:p>
+    <w:p>
+      <w:pPr>
+        <w:pStyle w:val="ListNumber2"/>
+      </w:pPr>
+      <w:r>
+        <w:t>ITA, s. 19: “</w:t>
+      </w:r>
+      <w:r>
+        <w:rPr>
+          <w:b/>
+          <w:bCs/>
+          <w:i/>
+          <w:iCs/>
+        </w:rPr>
+        <w:t>A trustee is bound (a) to keep clear and accurate accounts of the trust-property</w:t>
+      </w:r>
+      <w:r>
+        <w:rPr>
+          <w:i/>
+          <w:iCs/>
+        </w:rPr>
+        <w:t xml:space="preserve">, and (b), at all reasonable times, at the request of the beneficiary, to furnish him </w:t>
+      </w:r>
+      <w:r>
+        <w:rPr>
+          <w:i/>
+          <w:iCs/>
         </w:rPr>
         <w:lastRenderedPageBreak/>
-        <w:t>accounts of the trust-property, and (b), at all reasonable times, at the request of the beneficiary, to furnish him with full and accurate information as to the amount and state of the trust-property.”</w:t>
-      </w:r>
-    </w:p>
-    <w:p>
-      <w:pPr>
-        <w:pStyle w:val="ListNumber"/>
-      </w:pPr>
-      <w:r>
-        <w:t xml:space="preserve">Minutes Book, 22.12.2023 (page 10): </w:t>
-      </w:r>
-      <w:r>
-        <w:rPr>
-          <w:i/>
-        </w:rPr>
-        <w:t>“Resolved to open a bank account with Federal Bank — Muttom Branch in the name of Alummoottil Tharavad Trust”</w:t>
-      </w:r>
-      <w:r>
-        <w:t>; D2 opened it only on 26.05.2025 (affidavit, para 8).</w:t>
-      </w:r>
-    </w:p>
-    <w:p>
-      <w:pPr>
-        <w:pStyle w:val="ListNumber"/>
-      </w:pPr>
-      <w:r>
-        <w:t xml:space="preserve">Minutes Book, 12.01.2024 (page 11): </w:t>
-      </w:r>
-      <w:r>
-        <w:rPr>
-          <w:i/>
-        </w:rPr>
-        <w:t>“1 crore rupees taken as loan for his son and transferred it to the construction account”</w:t>
-      </w:r>
-      <w:r>
-        <w:t xml:space="preserve">. This </w:t>
-      </w:r>
-      <w:r>
-        <w:rPr>
-          <w:i/>
-        </w:rPr>
-        <w:t>“construction account”</w:t>
-      </w:r>
-      <w:r>
-        <w:t xml:space="preserve"> pre-dates the Trust's bank account.</w:t>
-      </w:r>
-    </w:p>
-    <w:p>
-      <w:pPr>
-        <w:pStyle w:val="ListNumber"/>
-      </w:pPr>
-      <w:r>
-        <w:t>The Minutes Book records Trust activity during meetings of 12.02.2020, 10.11.2022, 22.12.2023, 12.01.2024 and 06.02.2024 (pages 2, 5, 7, 11, 12).</w:t>
-      </w:r>
-    </w:p>
-    <w:p>
-      <w:pPr>
-        <w:pStyle w:val="ListNumber"/>
-      </w:pPr>
-      <w:r>
-        <w:t xml:space="preserve">O.S. 243/2024, filed and verified by D2 on 14.08.2024 before this Court: </w:t>
-      </w:r>
-      <w:r>
-        <w:rPr>
-          <w:i/>
-        </w:rPr>
-        <w:t>“renovation works... are going on at the auspices of the plaintiff trust”</w:t>
-      </w:r>
-      <w:r>
-        <w:t xml:space="preserve"> (para 3); construction </w:t>
-      </w:r>
-      <w:r>
-        <w:rPr>
-          <w:i/>
-        </w:rPr>
-        <w:t>“at the instance of the plaintiff trust”</w:t>
-      </w:r>
-      <w:r>
-        <w:t xml:space="preserve">; </w:t>
-      </w:r>
-      <w:r>
-        <w:rPr>
-          <w:i/>
-        </w:rPr>
-        <w:t>“3 employees deployed by the plaintiff trust”</w:t>
-      </w:r>
-      <w:r>
-        <w:t xml:space="preserve"> (para 4).</w:t>
-      </w:r>
-    </w:p>
-    <w:p>
-      <w:pPr>
-        <w:pStyle w:val="ListNumber"/>
-      </w:pPr>
-      <w:r>
-        <w:t xml:space="preserve">Minutes Book, 24.01.2026 (page 19, item 4): </w:t>
-      </w:r>
-      <w:r>
-        <w:rPr>
-          <w:i/>
-        </w:rPr>
-        <w:t>“Amount spent till date for construction and renovation is Rs 11,45,85,900/- and for purchasing land Rs 54,00,000/-”</w:t>
-      </w:r>
-      <w:r>
-        <w:t>.</w:t>
-      </w:r>
-    </w:p>
-    <w:p>
-      <w:pPr>
-        <w:pStyle w:val="ListNumber"/>
-      </w:pPr>
-      <w:r>
-        <w:t>Section 57, ITA 1882: “</w:t>
-      </w:r>
-      <w:r>
-        <w:rPr>
-          <w:i/>
-          <w:iCs/>
-        </w:rPr>
-        <w:t>The beneficiary has a right, as against the trustee and all persons claiming under him with notice of the trust, to inspect and take copies of the instrument of trust, the documents of title relating solely to the trust-property, the accounts of the trust-property and the vouchers (if any) by which they are supported, and the cases submitted and opinions taken by the trustee for his guidance in the discharge of his duty</w:t>
-      </w:r>
-      <w:r>
-        <w:t>.”</w:t>
-      </w:r>
-    </w:p>
-    <w:p>
-      <w:pPr>
-        <w:pStyle w:val="ListNumber"/>
-      </w:pPr>
-      <w:r>
-        <w:t xml:space="preserve">Minutes Book page 19, item 4: repayments to be made to D2 and D2’s son are </w:t>
-      </w:r>
-      <w:r>
-        <w:rPr>
-          <w:i/>
-        </w:rPr>
-        <w:t>“a total amount of Rs 1,01,86,000/- from the Trust account”</w:t>
-      </w:r>
-      <w:r>
-        <w:t>.</w:t>
-      </w:r>
-    </w:p>
-    <w:p>
-      <w:pPr>
-        <w:pStyle w:val="ListNumber"/>
-      </w:pPr>
-      <w:r>
-        <w:t xml:space="preserve">Minutes Book page 18, item 2: contractor loan of Rs 45,00,000/-, </w:t>
-      </w:r>
-      <w:r>
-        <w:rPr>
-          <w:i/>
-        </w:rPr>
-        <w:t>“paid back to him monthly with 7% simple interest from the rent credited to the Trust account”</w:t>
-      </w:r>
-      <w:r>
-        <w:t xml:space="preserve">. </w:t>
-      </w:r>
-    </w:p>
-    <w:p>
-      <w:pPr>
-        <w:pStyle w:val="ListNumber"/>
-      </w:pPr>
-      <w:r>
-        <w:t xml:space="preserve">Minutes Book page 19, item 4, lists Rs 2,29,76,997/- under </w:t>
-      </w:r>
-      <w:r>
-        <w:rPr>
-          <w:i/>
-        </w:rPr>
-        <w:t>“Amount deposited / loan by the members till date to Sivadasan Channar's personal account”</w:t>
-      </w:r>
-      <w:r>
-        <w:t xml:space="preserve">, including </w:t>
-      </w:r>
-      <w:r>
-        <w:rPr>
-          <w:i/>
-        </w:rPr>
-        <w:t>“Construction Trust account - Rs 2,16,000”</w:t>
-      </w:r>
-      <w:r>
-        <w:t>.</w:t>
-      </w:r>
-    </w:p>
-    <w:p>
-      <w:pPr>
-        <w:pStyle w:val="ListNumber"/>
-      </w:pPr>
-      <w:r>
-        <w:lastRenderedPageBreak/>
-        <w:t xml:space="preserve">Section 66, ITA 1882: </w:t>
-      </w:r>
-      <w:r>
-        <w:rPr>
-          <w:i/>
-        </w:rPr>
-        <w:t>“Where the trustee wrongfully mingles the trust-property with his own, the beneficiary is entitled to a charge on the whole fund for the amount due to him.”</w:t>
-      </w:r>
-    </w:p>
-    <w:p>
-      <w:pPr>
-        <w:pStyle w:val="ListNumber"/>
-      </w:pPr>
-      <w:r>
-        <w:t xml:space="preserve">Affidavit of the same D2, this same Court, 16.02.2026: </w:t>
-      </w:r>
-      <w:r>
-        <w:rPr>
-          <w:i/>
-        </w:rPr>
-        <w:t>“the Trust has not received any funding, donations, income, or generated any revenue from any source whatsoever”</w:t>
-      </w:r>
-      <w:r>
-        <w:t xml:space="preserve">; </w:t>
-      </w:r>
-      <w:r>
-        <w:rPr>
-          <w:i/>
-        </w:rPr>
-        <w:t>“no books of account were maintained”</w:t>
-      </w:r>
-      <w:r>
-        <w:t xml:space="preserve">; records </w:t>
-      </w:r>
-      <w:r>
-        <w:rPr>
-          <w:i/>
-        </w:rPr>
-        <w:t>“not available for production before the Hon'ble court”</w:t>
-      </w:r>
-      <w:r>
-        <w:t xml:space="preserve"> (paras 4, 5, 13).</w:t>
-      </w:r>
-    </w:p>
-    <w:p>
-      <w:pPr>
-        <w:pStyle w:val="ListNumber"/>
-      </w:pPr>
-      <w:r>
-        <w:t xml:space="preserve">I.A. No. 5/2025 Order, 04.03.2026: </w:t>
-      </w:r>
-      <w:r>
-        <w:rPr>
-          <w:i/>
-        </w:rPr>
-        <w:t>“Petition closed in light of the affidavit.”</w:t>
-      </w:r>
-      <w:r>
-        <w:rPr>
-          <w:i/>
-        </w:rPr>
-        <w:t xml:space="preserve"> </w:t>
-      </w:r>
-      <w:r>
-        <w:rPr>
-          <w:iCs/>
-        </w:rPr>
-        <w:t>The order was not an adjudication on merits.</w:t>
-      </w:r>
-    </w:p>
-    <w:p>
-      <w:pPr>
-        <w:pStyle w:val="ListNumber"/>
-      </w:pPr>
-      <w:r>
-        <w:t>18.05.2026: D2 produced the Minutes Book (last entry 24.01.2026), Lease Deed (27.10.2025), and Bank Statement showing 16.02.2026 transactions — all in existence on or before 16.02.2026.</w:t>
-      </w:r>
-    </w:p>
-    <w:p>
-      <w:pPr>
-        <w:pStyle w:val="ListNumber"/>
-      </w:pPr>
-      <w:r>
-        <w:t xml:space="preserve">Objections 19.06.2026: </w:t>
-      </w:r>
-      <w:r>
-        <w:rPr>
-          <w:i/>
-        </w:rPr>
-        <w:t>“expenditure statement was not submitted to the trust”</w:t>
-      </w:r>
-      <w:r>
-        <w:t xml:space="preserve"> (para 5). Rs. 11,99,85,900/- spent, Rs. 1,46,86,000/- recorded repayments from Trust funds, and no accounts.</w:t>
-      </w:r>
-    </w:p>
-    <w:p>
-      <w:pPr>
-        <w:pStyle w:val="ListNumber"/>
-      </w:pPr>
-      <w:r>
-        <w:t>The 18.05.2026 production confirms the need for I.A. 6/2026: discovery and production of accounts under Order XI Rules 12 and 14 CPC.</w:t>
-      </w:r>
-    </w:p>
-    <w:p>
-      <w:pPr>
-        <w:pStyle w:val="ListNumber"/>
-      </w:pPr>
-      <w:r>
-        <w:t>Section 61, ITA 1882: “</w:t>
-      </w:r>
-      <w:r>
-        <w:rPr>
-          <w:i/>
-          <w:iCs/>
-        </w:rPr>
-        <w:t>The beneficiary has a right that his trustee shall be compelled to perform any particular act of his duty as such, and restrained from committing any contemplated or probable breach of trust.</w:t>
+        <w:t>with full and accurate information as to the amount and state of the trust-property.</w:t>
       </w:r>
       <w:r>
         <w:t>”</w:t>
@@ -814,74 +2553,68 @@
     </w:p>
     <w:p>
       <w:pPr>
-        <w:pStyle w:val="ListNumber"/>
-      </w:pPr>
-      <w:r>
-        <w:t>The Minutes Book produced on 18.05.2026 is a material record for I.A. 6/2026 and the suit.</w:t>
-      </w:r>
-    </w:p>
-    <w:p>
-      <w:pPr>
-        <w:pStyle w:val="ListNumber"/>
-      </w:pPr>
-      <w:r>
-        <w:t>Therefore, unless discovery on oath is ordered, D2’s admitted expenditure, admitted repayment scheme, and admitted absence of accounts cannot be tested.</w:t>
-      </w:r>
-    </w:p>
-    <w:p>
-      <w:pPr>
-        <w:pStyle w:val="Heading3"/>
-        <w:spacing w:before="60" w:after="60"/>
-      </w:pPr>
-      <w:r>
-        <w:t>PRAYER</w:t>
-      </w:r>
-    </w:p>
-    <w:p>
-      <w:r>
-        <w:t xml:space="preserve">In the circumstances — Rs. 11,99,85,900/- spent, Rs. 1,46,86,000/- repayable from Trust funds, Rs. 2,29,76,997/- in member deposits, and no accounts </w:t>
-      </w:r>
-      <w:r>
-        <w:t xml:space="preserve">or contemporaneous records </w:t>
-      </w:r>
-      <w:r>
-        <w:t>produced — it is most humbly prayed that this Honourable Court receive this memo as rejoinder, reject the objections dated 19.06.2026, and allow I.A. No. 6/2026 as prayed.</w:t>
-      </w:r>
-    </w:p>
-    <w:p>
-      <w:r>
-        <w:t>Dated this the ______ day of ____________, 2026.</w:t>
+        <w:pStyle w:val="ListNumber2"/>
+      </w:pPr>
+      <w:r>
+        <w:t>ITA, s. 61: “</w:t>
+      </w:r>
+      <w:r>
+        <w:rPr>
+          <w:i/>
+          <w:iCs/>
+        </w:rPr>
+        <w:t xml:space="preserve">The beneficiary has a right that his trustee shall be compelled to perform any particular act of his duty as such </w:t>
+      </w:r>
+      <w:proofErr w:type="gramStart"/>
+      <w:r>
+        <w:rPr>
+          <w:i/>
+          <w:iCs/>
+        </w:rPr>
+        <w:t>…</w:t>
+      </w:r>
+      <w:r>
+        <w:t xml:space="preserve"> ”</w:t>
+      </w:r>
+      <w:proofErr w:type="gramEnd"/>
+    </w:p>
+    <w:p>
+      <w:pPr>
+        <w:pStyle w:val="ListNumber2"/>
+      </w:pPr>
+      <w:r>
+        <w:t>ITA, s. 51: “</w:t>
+      </w:r>
+      <w:r>
+        <w:rPr>
+          <w:i/>
+          <w:iCs/>
+        </w:rPr>
+        <w:t>A trustee may not use or deal with the trust-property for his own profit or for any other purpose unconnected with the trust.</w:t>
+      </w:r>
+      <w:r>
+        <w:t>”</w:t>
       </w:r>
     </w:p>
     <w:p>
       <w:pPr>
         <w:pStyle w:val="NoGap"/>
-        <w:tabs>
-          <w:tab w:val="right" w:pos="8306"/>
-        </w:tabs>
-      </w:pPr>
+      </w:pPr>
+      <w:r>
+        <w:t xml:space="preserve">Dated this the ______ day of ____________, 2026.  </w:t>
+      </w:r>
     </w:p>
     <w:p>
       <w:pPr>
         <w:pStyle w:val="NoGap"/>
-        <w:tabs>
-          <w:tab w:val="right" w:pos="8306"/>
-        </w:tabs>
       </w:pPr>
     </w:p>
     <w:p>
       <w:pPr>
         <w:pStyle w:val="NoGap"/>
-        <w:tabs>
-          <w:tab w:val="right" w:pos="8306"/>
-        </w:tabs>
-      </w:pPr>
-      <w:r>
-        <w:t>Place: Haripad</w:t>
-      </w:r>
-      <w:r>
-        <w:tab/>
-        <w:t>Counsel for the Plaintiff</w:t>
+      </w:pPr>
+      <w:r>
+        <w:t>Place: Haripad.  Counsel for the Plaintiff</w:t>
       </w:r>
     </w:p>
     <w:sectPr>
@@ -1087,23 +2820,6 @@
 <file path=word/numbering.xml><?xml version="1.0" encoding="utf-8"?>
 <w:numbering xmlns:wpc="http://schemas.microsoft.com/office/word/2010/wordprocessingCanvas" xmlns:cx="http://schemas.microsoft.com/office/drawing/2014/chartex" xmlns:cx1="http://schemas.microsoft.com/office/drawing/2015/9/8/chartex" xmlns:cx2="http://schemas.microsoft.com/office/drawing/2015/10/21/chartex" xmlns:cx3="http://schemas.microsoft.com/office/drawing/2016/5/9/chartex" xmlns:cx4="http://schemas.microsoft.com/office/drawing/2016/5/10/chartex" xmlns:cx5="http://schemas.microsoft.com/office/drawing/2016/5/11/chartex" xmlns:cx6="http://schemas.microsoft.com/office/drawing/2016/5/12/chartex" xmlns:cx7="http://schemas.microsoft.com/office/drawing/2016/5/13/chartex" xmlns:cx8="http://schemas.microsoft.com/office/drawing/2016/5/14/chartex" xmlns:mc="http://schemas.openxmlformats.org/markup-compatibility/2006" xmlns:aink="http://schemas.microsoft.com/office/drawing/2016/ink" xmlns:am3d="http://schemas.microsoft.com/office/drawing/2017/model3d" xmlns:o="urn:schemas-microsoft-com:office:office" xmlns:oel="http://schemas.microsoft.com/office/2019/extlst" xmlns:r="http://schemas.openxmlformats.org/officeDocument/2006/relationships" xmlns:m="http://schemas.openxmlformats.org/officeDocument/2006/math" xmlns:v="urn:schemas-microsoft-com:vml" xmlns:wp14="http://schemas.microsoft.com/office/word/2010/wordprocessingDrawing" xmlns:wp="http://schemas.openxmlformats.org/drawingml/2006/wordprocessingDrawing" xmlns:w10="urn:schemas-microsoft-com:office:word" xmlns:w="http://schemas.openxmlformats.org/wordprocessingml/2006/main" xmlns:w14="http://schemas.microsoft.com/office/word/2010/wordml" xmlns:w15="http://schemas.microsoft.com/office/word/2012/wordml" xmlns:w16cex="http://schemas.microsoft.com/office/word/2018/wordml/cex" xmlns:w16cid="http://schemas.microsoft.com/office/word/2016/wordml/cid" xmlns:w16="http://schemas.microsoft.com/office/word/2018/wordml" xmlns:w16du="http://schemas.microsoft.com/office/word/2023/wordml/word16du" xmlns:w16sdtdh="http://schemas.microsoft.com/office/word/2020/wordml/sdtdatahash" xmlns:w16sdtfl="http://schemas.microsoft.com/office/word/2024/wordml/sdtformatlock" xmlns:w16se="http://schemas.microsoft.com/office/word/2015/wordml/symex" xmlns:wpg="http://schemas.microsoft.com/office/word/2010/wordprocessingGroup" xmlns:wpi="http://schemas.microsoft.com/office/word/2010/wordprocessingInk" xmlns:wne="http://schemas.microsoft.com/office/word/2006/wordml" xmlns:wps="http://schemas.microsoft.com/office/word/2010/wordprocessingShape" mc:Ignorable="w14 w15 w16se w16cid w16 w16cex w16sdtdh w16sdtfl w16du wp14">
   <w:abstractNum w:abstractNumId="0" w15:restartNumberingAfterBreak="0">
-    <w:nsid w:val="FFFFFF88"/>
-    <w:multiLevelType w:val="singleLevel"/>
-    <w:tmpl w:val="172C6FC0"/>
-    <w:lvl w:ilvl="0">
-      <w:start w:val="1"/>
-      <w:numFmt w:val="decimal"/>
-      <w:lvlText w:val="%1."/>
-      <w:lvlJc w:val="left"/>
-      <w:pPr>
-        <w:tabs>
-          <w:tab w:val="num" w:pos="360"/>
-        </w:tabs>
-        <w:ind w:left="360" w:hanging="360"/>
-      </w:pPr>
-    </w:lvl>
-  </w:abstractNum>
-  <w:abstractNum w:abstractNumId="1" w15:restartNumberingAfterBreak="0">
     <w:nsid w:val="16BC6310"/>
     <w:multiLevelType w:val="multilevel"/>
     <w:tmpl w:val="5DBC519E"/>
@@ -1245,7 +2961,7 @@
       </w:rPr>
     </w:lvl>
   </w:abstractNum>
-  <w:abstractNum w:abstractNumId="2" w15:restartNumberingAfterBreak="0">
+  <w:abstractNum w:abstractNumId="1" w15:restartNumberingAfterBreak="0">
     <w:nsid w:val="2E6C1C46"/>
     <w:multiLevelType w:val="hybridMultilevel"/>
     <w:tmpl w:val="4BA466C8"/>
@@ -1332,7 +3048,7 @@
       </w:pPr>
     </w:lvl>
   </w:abstractNum>
-  <w:abstractNum w:abstractNumId="3" w15:restartNumberingAfterBreak="0">
+  <w:abstractNum w:abstractNumId="2" w15:restartNumberingAfterBreak="0">
     <w:nsid w:val="2F521479"/>
     <w:multiLevelType w:val="multilevel"/>
     <w:tmpl w:val="7C1C9B92"/>
@@ -1440,7 +3156,7 @@
       </w:pPr>
     </w:lvl>
   </w:abstractNum>
-  <w:abstractNum w:abstractNumId="4" w15:restartNumberingAfterBreak="0">
+  <w:abstractNum w:abstractNumId="3" w15:restartNumberingAfterBreak="0">
     <w:nsid w:val="32C615D0"/>
     <w:multiLevelType w:val="multilevel"/>
     <w:tmpl w:val="26421280"/>
@@ -1530,7 +3246,7 @@
       </w:pPr>
     </w:lvl>
   </w:abstractNum>
-  <w:abstractNum w:abstractNumId="5" w15:restartNumberingAfterBreak="0">
+  <w:abstractNum w:abstractNumId="4" w15:restartNumberingAfterBreak="0">
     <w:nsid w:val="35F81891"/>
     <w:multiLevelType w:val="multilevel"/>
     <w:tmpl w:val="30E2A7A2"/>
@@ -1652,7 +3368,7 @@
       </w:pPr>
     </w:lvl>
   </w:abstractNum>
-  <w:abstractNum w:abstractNumId="6" w15:restartNumberingAfterBreak="0">
+  <w:abstractNum w:abstractNumId="5" w15:restartNumberingAfterBreak="0">
     <w:nsid w:val="4E530ED9"/>
     <w:multiLevelType w:val="hybridMultilevel"/>
     <w:tmpl w:val="97D2B960"/>
@@ -1742,7 +3458,7 @@
       </w:pPr>
     </w:lvl>
   </w:abstractNum>
-  <w:abstractNum w:abstractNumId="7" w15:restartNumberingAfterBreak="0">
+  <w:abstractNum w:abstractNumId="6" w15:restartNumberingAfterBreak="0">
     <w:nsid w:val="51B318C4"/>
     <w:multiLevelType w:val="hybridMultilevel"/>
     <w:tmpl w:val="9626C0D6"/>
@@ -1833,31 +3549,28 @@
     </w:lvl>
   </w:abstractNum>
   <w:num w:numId="1" w16cid:durableId="29190544">
+    <w:abstractNumId w:val="0"/>
+  </w:num>
+  <w:num w:numId="2" w16cid:durableId="1776898736">
+    <w:abstractNumId w:val="2"/>
+  </w:num>
+  <w:num w:numId="3" w16cid:durableId="223951550">
+    <w:abstractNumId w:val="4"/>
+  </w:num>
+  <w:num w:numId="4" w16cid:durableId="601883165">
+    <w:abstractNumId w:val="3"/>
+  </w:num>
+  <w:num w:numId="5" w16cid:durableId="1359818873">
+    <w:abstractNumId w:val="3"/>
+  </w:num>
+  <w:num w:numId="6" w16cid:durableId="1412655412">
     <w:abstractNumId w:val="1"/>
   </w:num>
-  <w:num w:numId="2" w16cid:durableId="1776898736">
-    <w:abstractNumId w:val="3"/>
-  </w:num>
-  <w:num w:numId="3" w16cid:durableId="223951550">
-    <w:abstractNumId w:val="5"/>
-  </w:num>
-  <w:num w:numId="4" w16cid:durableId="601883165">
-    <w:abstractNumId w:val="4"/>
-  </w:num>
-  <w:num w:numId="5" w16cid:durableId="1359818873">
-    <w:abstractNumId w:val="4"/>
-  </w:num>
-  <w:num w:numId="6" w16cid:durableId="1412655412">
-    <w:abstractNumId w:val="2"/>
-  </w:num>
   <w:num w:numId="7" w16cid:durableId="1337150253">
-    <w:abstractNumId w:val="7"/>
+    <w:abstractNumId w:val="6"/>
   </w:num>
   <w:num w:numId="8" w16cid:durableId="517735932">
-    <w:abstractNumId w:val="6"/>
-  </w:num>
-  <w:num w:numId="9" w16cid:durableId="1415666030">
-    <w:abstractNumId w:val="0"/>
+    <w:abstractNumId w:val="5"/>
   </w:num>
 </w:numbering>
 </file>
@@ -2645,22 +4358,6 @@
       </w:numPr>
     </w:pPr>
   </w:style>
-  <w:style w:type="paragraph" w:styleId="Revision">
-    <w:name w:val="Revision"/>
-    <w:hidden/>
-    <w:uiPriority w:val="99"/>
-    <w:semiHidden/>
-    <w:rsid w:val="00474DC1"/>
-    <w:pPr>
-      <w:widowControl/>
-    </w:pPr>
-    <w:rPr>
-      <w:rFonts w:ascii="Cambria" w:hAnsi="Cambria"/>
-      <w:spacing w:val="-14"/>
-      <w:sz w:val="28"/>
-      <w:szCs w:val="28"/>
-    </w:rPr>
-  </w:style>
 </w:styles>
 </file>
 

--- a/DRAFT_MEMO_IA-6-2026.docx
+++ b/DRAFT_MEMO_IA-6-2026.docx
@@ -33,13 +33,7 @@
     </w:p>
     <w:p>
       <w:r>
-        <w:t>Each objection dated 19.06.2026 (erroneously captioned “IA. 6/2025”)</w:t>
-      </w:r>
-      <w:r>
-        <w:t xml:space="preserve"> by first defendant (D1) and second defendant (D2)</w:t>
-      </w:r>
-      <w:r>
-        <w:t xml:space="preserve"> is reproduced verbatim, followed only by verbatim, pin-pointed extracts (“ITA”: Indian Trusts Act, 1882; “CPC”: Code of Civil Procedure, 1908; “Minutes”: the Trust’s Minutes Book produced by D2). No argument is advanced.</w:t>
+        <w:t>Each objection dated 19.06.2026 (erroneously captioned “IA. 6/2025”) by first defendant (D1) and second defendant (D2) is reproduced verbatim, followed only by verbatim, pin-pointed extracts (“ITA”: Indian Trusts Act, 1882; “CPC”: Code of Civil Procedure, 1908; “Minutes”: the Trust’s Minutes Book produced by D2). No argument is advanced.</w:t>
       </w:r>
     </w:p>
     <w:p>
@@ -58,35 +52,7 @@
         <w:rPr>
           <w:rStyle w:val="Emphasis"/>
         </w:rPr>
-        <w:t xml:space="preserve">“The above suit and petition </w:t>
-      </w:r>
-      <w:proofErr w:type="gramStart"/>
-      <w:r>
-        <w:rPr>
-          <w:rStyle w:val="Emphasis"/>
-        </w:rPr>
-        <w:t>is</w:t>
-      </w:r>
-      <w:proofErr w:type="gramEnd"/>
-      <w:r>
-        <w:rPr>
-          <w:rStyle w:val="Emphasis"/>
-        </w:rPr>
-        <w:t xml:space="preserve"> false, vexatious and not maintainable either in law or on facts. It lacks </w:t>
-      </w:r>
-      <w:proofErr w:type="spellStart"/>
-      <w:r>
-        <w:rPr>
-          <w:rStyle w:val="Emphasis"/>
-        </w:rPr>
-        <w:t>bonafide</w:t>
-      </w:r>
-      <w:proofErr w:type="spellEnd"/>
-      <w:r>
-        <w:rPr>
-          <w:rStyle w:val="Emphasis"/>
-        </w:rPr>
-        <w:t xml:space="preserve"> and filed as an experimental one.”</w:t>
+        <w:t>“The above suit and petition is false, vexatious and not maintainable either in law or on facts. It lacks bonafide and filed as an experimental one.”</w:t>
       </w:r>
     </w:p>
     <w:p>
@@ -153,24 +119,14 @@
         <w:pStyle w:val="ListNumber2"/>
       </w:pPr>
       <w:r>
-        <w:t>HC Kerala, O.P.(C) 3278/2025, judgment, 15.01.2026, on the Plaintiff’s own petition, directing</w:t>
-      </w:r>
-      <w:r>
-        <w:t>: </w:t>
+        <w:t>HC Kerala, O.P.(C) 3278/2025, judgment, 15.01.2026, on the Plaintiff’s own petition, directing: </w:t>
       </w:r>
       <w:r>
         <w:rPr>
           <w:rStyle w:val="Emphasis"/>
           <w:color w:val="000000"/>
         </w:rPr>
-        <w:t>"The petitioner is the plaintiff in O.S. No. 214/2025 … dispose</w:t>
-      </w:r>
-      <w:r>
-        <w:rPr>
-          <w:rStyle w:val="Emphasis"/>
-          <w:color w:val="000000"/>
-        </w:rPr>
-        <w:t xml:space="preserve"> of I.A. No. 2, 5 &amp; 9 of 2025 … within three months from today."</w:t>
+        <w:t>"The petitioner is the plaintiff in O.S. No. 214/2025 … dispose of I.A. No. 2, 5 &amp; 9 of 2025 … within three months from today."</w:t>
       </w:r>
     </w:p>
     <w:p>
@@ -184,25 +140,7 @@
         <w:rPr>
           <w:rStyle w:val="Emphasis"/>
         </w:rPr>
-        <w:t>“… to issue the certified copies sought for by the petitioner</w:t>
-      </w:r>
-      <w:r>
-        <w:rPr>
-          <w:rStyle w:val="Emphasis"/>
-        </w:rPr>
-        <w:t xml:space="preserve"> [plaintiff]</w:t>
-      </w:r>
-      <w:r>
-        <w:rPr>
-          <w:rStyle w:val="Emphasis"/>
-        </w:rPr>
-        <w:t xml:space="preserve"> within a period of two weeks </w:t>
-      </w:r>
-      <w:r>
-        <w:rPr>
-          <w:rStyle w:val="Emphasis"/>
-        </w:rPr>
-        <w:t>…”</w:t>
+        <w:t>“… to issue the certified copies sought for by the petitioner [plaintiff] within a period of two weeks …”</w:t>
       </w:r>
     </w:p>
     <w:p>
@@ -210,6 +148,7 @@
         <w:pStyle w:val="Heading4"/>
       </w:pPr>
       <w:r>
+        <w:lastRenderedPageBreak/>
         <w:t>Objections Para 2</w:t>
       </w:r>
     </w:p>
@@ -253,41 +192,15 @@
         <w:rPr>
           <w:rStyle w:val="Emphasis"/>
         </w:rPr>
-        <w:t>“Every allegation of fact in the plaint, if not denied specifically or by necessary implication, or stated to be not admitted in the pleading of the defendant</w:t>
-      </w:r>
-      <w:r>
-        <w:rPr>
-          <w:rStyle w:val="Emphasis"/>
-        </w:rPr>
-        <w:t xml:space="preserve">, shall be taken to be admitted </w:t>
-      </w:r>
-      <w:r>
-        <w:rPr>
-          <w:rStyle w:val="Emphasis"/>
-        </w:rPr>
-        <w:t xml:space="preserve">except as against a person under disability </w:t>
-      </w:r>
-      <w:proofErr w:type="gramStart"/>
-      <w:r>
-        <w:rPr>
-          <w:rStyle w:val="Emphasis"/>
-        </w:rPr>
-        <w:t>… ”</w:t>
-      </w:r>
-      <w:proofErr w:type="gramEnd"/>
-    </w:p>
-    <w:p>
-      <w:pPr>
-        <w:pStyle w:val="ListNumber2"/>
-      </w:pPr>
-      <w:r>
-        <w:t xml:space="preserve">D2’s </w:t>
-      </w:r>
-      <w:r>
-        <w:t>Objections dated 19.06.2026, paras 3–6, admitting specifically within the same document — para 3 states</w:t>
-      </w:r>
-      <w:r>
-        <w:t>: “</w:t>
+        <w:t>“Every allegation of fact in the plaint, if not denied specifically or by necessary implication, or stated to be not admitted in the pleading of the defendant, shall be taken to be admitted except as against a person under disability … ”</w:t>
+      </w:r>
+    </w:p>
+    <w:p>
+      <w:pPr>
+        <w:pStyle w:val="ListNumber2"/>
+      </w:pPr>
+      <w:r>
+        <w:t>D2’s Objections dated 19.06.2026, paras 3–6, admitting specifically within the same document — para 3 states: “</w:t>
       </w:r>
       <w:r>
         <w:rPr>
@@ -297,114 +210,38 @@
         <w:t>Plaintiff filed IA 5/2025 seeking production of documents.</w:t>
       </w:r>
       <w:r>
+        <w:t>” para 4 states: “</w:t>
+      </w:r>
+      <w:r>
+        <w:rPr>
+          <w:i/>
+          <w:iCs/>
+        </w:rPr>
+        <w:t>During that time no financial statements were prepared or audited for the period.</w:t>
+      </w:r>
+      <w:r>
+        <w:t>” para 5 states: “</w:t>
+      </w:r>
+      <w:r>
+        <w:rPr>
+          <w:i/>
+          <w:iCs/>
+        </w:rPr>
+        <w:t>Since this money was spent on his personal capacity this expenditure statement was not submitted to the trust</w:t>
+      </w:r>
+      <w:r>
+        <w:t>.” para 6 states: “</w:t>
+      </w:r>
+      <w:r>
+        <w:rPr>
+          <w:i/>
+          <w:iCs/>
+        </w:rPr>
+        <w:t>The Alummoottil Tharavad trust started its account in Federal Bank ltd; Muttom branch as current account no 13100200004482 on 26/05/2025.</w:t>
+      </w:r>
+      <w:r>
         <w:t>”</w:t>
       </w:r>
-      <w:r>
-        <w:t xml:space="preserve"> </w:t>
-      </w:r>
-      <w:r>
-        <w:t>para 4</w:t>
-      </w:r>
-      <w:r>
-        <w:t xml:space="preserve"> states</w:t>
-      </w:r>
-      <w:r>
-        <w:t>: “</w:t>
-      </w:r>
-      <w:r>
-        <w:rPr>
-          <w:i/>
-          <w:iCs/>
-        </w:rPr>
-        <w:t xml:space="preserve">During that time no financial statements were prepared or audited for the </w:t>
-      </w:r>
-      <w:r>
-        <w:rPr>
-          <w:i/>
-          <w:iCs/>
-        </w:rPr>
-        <w:lastRenderedPageBreak/>
-        <w:t>period.</w:t>
-      </w:r>
-      <w:r>
-        <w:t>”</w:t>
-      </w:r>
-      <w:r>
-        <w:t xml:space="preserve"> </w:t>
-      </w:r>
-      <w:r>
-        <w:t>para 5</w:t>
-      </w:r>
-      <w:r>
-        <w:t xml:space="preserve"> states</w:t>
-      </w:r>
-      <w:r>
-        <w:t>: “</w:t>
-      </w:r>
-      <w:r>
-        <w:rPr>
-          <w:i/>
-          <w:iCs/>
-        </w:rPr>
-        <w:t>Since this money was spent on his personal capacity this expenditure statement was not submitted to the trust</w:t>
-      </w:r>
-      <w:r>
-        <w:t>.”</w:t>
-      </w:r>
-      <w:r>
-        <w:t xml:space="preserve"> p</w:t>
-      </w:r>
-      <w:r>
-        <w:t>ara 6</w:t>
-      </w:r>
-      <w:r>
-        <w:t xml:space="preserve"> states</w:t>
-      </w:r>
-      <w:r>
-        <w:t>: “</w:t>
-      </w:r>
-      <w:r>
-        <w:rPr>
-          <w:i/>
-          <w:iCs/>
-        </w:rPr>
-        <w:t xml:space="preserve">The Alummoottil </w:t>
-      </w:r>
-      <w:proofErr w:type="spellStart"/>
-      <w:r>
-        <w:rPr>
-          <w:i/>
-          <w:iCs/>
-        </w:rPr>
-        <w:t>Tharavad</w:t>
-      </w:r>
-      <w:proofErr w:type="spellEnd"/>
-      <w:r>
-        <w:rPr>
-          <w:i/>
-          <w:iCs/>
-        </w:rPr>
-        <w:t xml:space="preserve"> trust started its account in Federal Bank ltd; </w:t>
-      </w:r>
-      <w:proofErr w:type="spellStart"/>
-      <w:r>
-        <w:rPr>
-          <w:i/>
-          <w:iCs/>
-        </w:rPr>
-        <w:t>Muttom</w:t>
-      </w:r>
-      <w:proofErr w:type="spellEnd"/>
-      <w:r>
-        <w:rPr>
-          <w:i/>
-          <w:iCs/>
-        </w:rPr>
-        <w:t xml:space="preserve"> branch as current account no 13100200004482 on 26/05/2025.</w:t>
-      </w:r>
-      <w:r>
-        <w:t>”</w:t>
-      </w:r>
     </w:p>
     <w:p>
       <w:pPr>
@@ -418,7 +255,7 @@
           <w:i/>
           <w:iCs/>
         </w:rPr>
-        <w:t>The Plaintiff had, prior to the institution of the suit, issued repeated demands through registered communications during October to December 2024 [registered post delivered on 03.10.2024, 28.10.2024 and 05.12.2024] ,calling upon the Defendants to produce the Trust accounts and financial records. The Defendants failed to respond or comply.</w:t>
+        <w:t>The Plaintiff had, prior to the institution of the suit, issued repeated demands through registered communications during October to December 2024 [registered notices of 03.10.2024 and 28.10.2024 ignored; that of 05.12.2024 refused — I.A. 5/2025, para 11], calling upon the Defendants to produce the Trust accounts and financial records. The Defendants failed to respond or comply.</w:t>
       </w:r>
       <w:r>
         <w:t>"</w:t>
@@ -455,7 +292,15 @@
           <w:i/>
           <w:iCs/>
         </w:rPr>
-        <w:t>"...no suit against a person in whom property has become vested in trust ... for an account of such property ... shall be barred by any length of time.</w:t>
+        <w:t xml:space="preserve">"...no suit against a person in whom property has become vested in trust ... for an </w:t>
+      </w:r>
+      <w:r>
+        <w:rPr>
+          <w:i/>
+          <w:iCs/>
+        </w:rPr>
+        <w:lastRenderedPageBreak/>
+        <w:t>account of such property ... shall be barred by any length of time.</w:t>
       </w:r>
       <w:r>
         <w:t>" — ITA, s. 19(a): "</w:t>
@@ -487,49 +332,7 @@
         <w:rPr>
           <w:rStyle w:val="Emphasis"/>
         </w:rPr>
-        <w:t xml:space="preserve">“Plaintiff filed IA 5/2025 seeking production of documents. </w:t>
-      </w:r>
-      <w:proofErr w:type="gramStart"/>
-      <w:r>
-        <w:rPr>
-          <w:rStyle w:val="Emphasis"/>
-        </w:rPr>
-        <w:t>Where by</w:t>
-      </w:r>
-      <w:proofErr w:type="gramEnd"/>
-      <w:r>
-        <w:rPr>
-          <w:rStyle w:val="Emphasis"/>
-        </w:rPr>
-        <w:t xml:space="preserve"> 2nd defendants produced all the documents such as trust deeds, amended deeds, resolution/s, lease deed, nomination of beneficiary, passbook, bank statement, minutes book </w:t>
-      </w:r>
-      <w:proofErr w:type="gramStart"/>
-      <w:r>
-        <w:rPr>
-          <w:rStyle w:val="Emphasis"/>
-        </w:rPr>
-        <w:t>and also</w:t>
-      </w:r>
-      <w:proofErr w:type="gramEnd"/>
-      <w:r>
-        <w:rPr>
-          <w:rStyle w:val="Emphasis"/>
-        </w:rPr>
-        <w:t xml:space="preserve"> filed statement that these are the only available document with the 2nd defendants. On satisfying the affidavit filed by the defendant, the Hon’ble court closed the IA 5/2025 on 04/03/2026. Thereafter raising the very same contentions plaintiff is filing repeated petitions seeking same relief. It is not maintainable in law. Plaintiff has no cause of action for filing </w:t>
-      </w:r>
-      <w:proofErr w:type="gramStart"/>
-      <w:r>
-        <w:rPr>
-          <w:rStyle w:val="Emphasis"/>
-        </w:rPr>
-        <w:t>this repeated petitions</w:t>
-      </w:r>
-      <w:proofErr w:type="gramEnd"/>
-      <w:r>
-        <w:rPr>
-          <w:rStyle w:val="Emphasis"/>
-        </w:rPr>
-        <w:t xml:space="preserve"> and it is abuse of process court.”</w:t>
+        <w:t>“Plaintiff filed IA 5/2025 seeking production of documents. Where by 2nd defendants produced all the documents such as trust deeds, amended deeds, resolution/s, lease deed, nomination of beneficiary, passbook, bank statement, minutes book and also filed statement that these are the only available document with the 2nd defendants. On satisfying the affidavit filed by the defendant, the Hon’ble court closed the IA 5/2025 on 04/03/2026. Thereafter raising the very same contentions plaintiff is filing repeated petitions seeking same relief. It is not maintainable in law. Plaintiff has no cause of action for filing this repeated petitions and it is abuse of process court.”</w:t>
       </w:r>
     </w:p>
     <w:p>
@@ -542,84 +345,14 @@
         </w:rPr>
       </w:pPr>
       <w:r>
-        <w:t>I.A. 5/2025, petition, 09.10.2025, prayer, demand</w:t>
-      </w:r>
-      <w:r>
-        <w:t>s these documents</w:t>
-      </w:r>
-      <w:r>
-        <w:t>: </w:t>
+        <w:t>I.A. 5/2025, petition, 09.10.2025, prayer, demands these documents: </w:t>
       </w:r>
       <w:r>
         <w:rPr>
           <w:rStyle w:val="Emphasis"/>
           <w:color w:val="000000"/>
         </w:rPr>
-        <w:t xml:space="preserve">…direct the Defendants to preserve and produce the following … (a) … audited financial statements … (b) … general ledger and cash book, … vouchers / receipts … (c) … banking &amp; investment records … (d) … TDS / GST returns … (f) … resolutions / minutes </w:t>
-      </w:r>
-      <w:proofErr w:type="spellStart"/>
-      <w:r>
-        <w:rPr>
-          <w:rStyle w:val="Emphasis"/>
-          <w:color w:val="000000"/>
-        </w:rPr>
-        <w:t>authorising</w:t>
-      </w:r>
-      <w:proofErr w:type="spellEnd"/>
-      <w:r>
-        <w:rPr>
-          <w:rStyle w:val="Emphasis"/>
-          <w:color w:val="000000"/>
-        </w:rPr>
-        <w:t xml:space="preserve"> engagement of any third-party 'enforcers' … for 09-08-2024. (g) … resolutions / minutes </w:t>
-      </w:r>
-      <w:proofErr w:type="spellStart"/>
-      <w:r>
-        <w:rPr>
-          <w:rStyle w:val="Emphasis"/>
-          <w:color w:val="000000"/>
-        </w:rPr>
-        <w:t>authorising</w:t>
-      </w:r>
-      <w:proofErr w:type="spellEnd"/>
-      <w:r>
-        <w:rPr>
-          <w:rStyle w:val="Emphasis"/>
-          <w:color w:val="000000"/>
-        </w:rPr>
-        <w:t xml:space="preserve"> filing OS 243/2024 … </w:t>
-      </w:r>
-      <w:proofErr w:type="spellStart"/>
-      <w:r>
-        <w:rPr>
-          <w:rStyle w:val="Emphasis"/>
-          <w:color w:val="000000"/>
-        </w:rPr>
-        <w:t>authorising</w:t>
-      </w:r>
-      <w:proofErr w:type="spellEnd"/>
-      <w:r>
-        <w:rPr>
-          <w:rStyle w:val="Emphasis"/>
-          <w:color w:val="000000"/>
-        </w:rPr>
-        <w:t xml:space="preserve"> engagement of any third-party 'enforcers' … for 09-08-2024. (g) … resolutions / minutes </w:t>
-      </w:r>
-      <w:proofErr w:type="spellStart"/>
-      <w:r>
-        <w:rPr>
-          <w:rStyle w:val="Emphasis"/>
-          <w:color w:val="000000"/>
-        </w:rPr>
-        <w:t>authorising</w:t>
-      </w:r>
-      <w:proofErr w:type="spellEnd"/>
-      <w:r>
-        <w:rPr>
-          <w:rStyle w:val="Emphasis"/>
-          <w:color w:val="000000"/>
-        </w:rPr>
-        <w:t xml:space="preserve"> filing OS 243/2024 …"</w:t>
+        <w:t>…direct the Defendants to preserve and produce the following … (a) … audited financial statements … (b) … general ledger and cash book, … vouchers / receipts … (c) … banking &amp; investment records … (d) … TDS / GST returns … (f) … resolutions / minutes authorising engagement of any third-party 'enforcers' … for 09-08-2024. (g) … resolutions / minutes authorising filing OS 243/2024 … authorising engagement of any third-party 'enforcers' … for 09-08-2024. (g) … resolutions / minutes authorising filing OS 243/2024 …"</w:t>
       </w:r>
     </w:p>
     <w:p>
@@ -634,70 +367,7 @@
           <w:i/>
           <w:iCs/>
         </w:rPr>
-        <w:t xml:space="preserve">In the above circumstances the financial statement, ledgers, Audit report and complete account records which are demanded by the petitioner in IA.2/2025 is </w:t>
-      </w:r>
-      <w:r>
-        <w:rPr>
-          <w:i/>
-          <w:iCs/>
-        </w:rPr>
-        <w:t>not available for production</w:t>
-      </w:r>
-      <w:r>
-        <w:rPr>
-          <w:i/>
-          <w:iCs/>
-        </w:rPr>
-        <w:t xml:space="preserve"> before the Hon'ble court. …</w:t>
-      </w:r>
-      <w:r>
-        <w:rPr>
-          <w:i/>
-          <w:iCs/>
-        </w:rPr>
-        <w:t xml:space="preserve"> </w:t>
-      </w:r>
-      <w:r>
-        <w:rPr>
-          <w:i/>
-          <w:iCs/>
-        </w:rPr>
-        <w:t>unable to produce</w:t>
-      </w:r>
-      <w:r>
-        <w:rPr>
-          <w:i/>
-          <w:iCs/>
-        </w:rPr>
-        <w:t xml:space="preserve"> these documents which are required to be produced in the above IA. … That the facts stated in this </w:t>
-      </w:r>
-      <w:r>
-        <w:rPr>
-          <w:i/>
-          <w:iCs/>
-        </w:rPr>
-        <w:t xml:space="preserve">affidavit are true </w:t>
-      </w:r>
-      <w:r>
-        <w:rPr>
-          <w:i/>
-          <w:iCs/>
-        </w:rPr>
-        <w:t xml:space="preserve">to my personal knowledge and belief, </w:t>
-      </w:r>
-      <w:r>
-        <w:rPr>
-          <w:i/>
-          <w:iCs/>
-        </w:rPr>
-        <w:t>no part of it is false</w:t>
-      </w:r>
-      <w:r>
-        <w:rPr>
-          <w:i/>
-          <w:iCs/>
-        </w:rPr>
-        <w:t xml:space="preserve">, and </w:t>
+        <w:t xml:space="preserve">In the above circumstances the financial statement, ledgers, Audit report and complete account records which are demanded by the petitioner in IA.2/2025 is not available for production before the Hon'ble court. … unable to produce these documents which are required to be produced in the above IA. … That the facts stated in this affidavit are true to my personal knowledge and belief, no part of it is false, and </w:t>
       </w:r>
       <w:r>
         <w:rPr>
@@ -723,100 +393,25 @@
         <w:rPr>
           <w:rStyle w:val="Emphasis"/>
         </w:rPr>
-        <w:t xml:space="preserve">“Both sides represented. R2 filed affidavit. Heard both sides. Petition closed </w:t>
-      </w:r>
-      <w:proofErr w:type="gramStart"/>
-      <w:r>
-        <w:rPr>
-          <w:rStyle w:val="Emphasis"/>
-        </w:rPr>
-        <w:t>in light of</w:t>
-      </w:r>
-      <w:proofErr w:type="gramEnd"/>
-      <w:r>
-        <w:rPr>
-          <w:rStyle w:val="Emphasis"/>
-        </w:rPr>
-        <w:t xml:space="preserve"> the affidavit.”</w:t>
-      </w:r>
-    </w:p>
-    <w:p>
-      <w:pPr>
-        <w:pStyle w:val="ListNumber2"/>
-      </w:pPr>
-      <w:r>
-        <w:t>Plaintiff’s Rejoinder, 13.03.2026, para 3(</w:t>
-      </w:r>
-      <w:proofErr w:type="spellStart"/>
-      <w:r>
-        <w:t>i</w:t>
-      </w:r>
-      <w:proofErr w:type="spellEnd"/>
-      <w:r>
-        <w:t>), exposing: "</w:t>
-      </w:r>
-      <w:proofErr w:type="spellStart"/>
-      <w:r>
-        <w:rPr>
-          <w:rStyle w:val="Emphasis"/>
-        </w:rPr>
-        <w:t>Sreemoolavasam</w:t>
-      </w:r>
-      <w:proofErr w:type="spellEnd"/>
-      <w:r>
-        <w:rPr>
-          <w:rStyle w:val="Emphasis"/>
-        </w:rPr>
-        <w:t>…</w:t>
-      </w:r>
-      <w:r>
-        <w:rPr>
-          <w:rStyle w:val="Emphasis"/>
-        </w:rPr>
-        <w:t xml:space="preserve"> (GSTIN: 32ABQCS9416G1Z1) was registered and started </w:t>
-      </w:r>
-      <w:r>
-        <w:rPr>
-          <w:rStyle w:val="Emphasis"/>
-        </w:rPr>
-        <w:t>operating at the exact Trust address</w:t>
-      </w:r>
-      <w:r>
-        <w:rPr>
-          <w:rStyle w:val="Emphasis"/>
-        </w:rPr>
-        <w:t xml:space="preserve"> after its </w:t>
-      </w:r>
-      <w:r>
-        <w:rPr>
-          <w:rStyle w:val="Emphasis"/>
-        </w:rPr>
-        <w:t>GSTIN registration on 09.12.2025</w:t>
-      </w:r>
-      <w:r>
-        <w:rPr>
-          <w:rStyle w:val="Emphasis"/>
-        </w:rPr>
-        <w:t xml:space="preserve"> … a private enterprise providing </w:t>
-      </w:r>
-      <w:r>
-        <w:rPr>
-          <w:rStyle w:val="Emphasis"/>
-        </w:rPr>
-        <w:t xml:space="preserve">residential </w:t>
-      </w:r>
-      <w:r>
-        <w:rPr>
-          <w:rStyle w:val="Emphasis"/>
-        </w:rPr>
+        <w:t>“Both sides represented. R2 filed affidavit. Heard both sides. Petition closed in light of the affidavit.”</w:t>
+      </w:r>
+    </w:p>
+    <w:p>
+      <w:pPr>
+        <w:pStyle w:val="ListNumber2"/>
+      </w:pPr>
+      <w:r>
+        <w:t xml:space="preserve">Plaintiff’s Rejoinder, 13.03.2026, para 3(i), </w:t>
+      </w:r>
+      <w:r>
         <w:lastRenderedPageBreak/>
-        <w:t>health-care services</w:t>
-      </w:r>
-      <w:r>
-        <w:rPr>
-          <w:rStyle w:val="Emphasis"/>
-        </w:rPr>
-        <w:t xml:space="preserve"> on the Trust premises …</w:t>
+        <w:t>exposing: "</w:t>
+      </w:r>
+      <w:r>
+        <w:rPr>
+          <w:rStyle w:val="Emphasis"/>
+        </w:rPr>
+        <w:t>Sreemoolavasam… (GSTIN: 32ABQCS9416G1Z1) was registered and started operating at the exact Trust address after its GSTIN registration on 09.12.2025 … a private enterprise providing residential health-care services on the Trust premises …</w:t>
       </w:r>
       <w:r>
         <w:t>"</w:t>
@@ -834,21 +429,7 @@
           <w:i/>
           <w:iCs/>
         </w:rPr>
-        <w:t xml:space="preserve">the copy of the Lease Deed executed by me as Managing Trustee on 27/10/2025 … the Statement of Account from </w:t>
-      </w:r>
-      <w:r>
-        <w:rPr>
-          <w:i/>
-          <w:iCs/>
-        </w:rPr>
-        <w:t>28/05/2025 to 15/05/2026</w:t>
-      </w:r>
-      <w:r>
-        <w:rPr>
-          <w:i/>
-          <w:iCs/>
-        </w:rPr>
-        <w:t> … the Original Minutes Book … have been produced.</w:t>
+        <w:t>the copy of the Lease Deed executed by me as Managing Trustee on 27/10/2025 … the Statement of Account from 28/05/2025 to 15/05/2026 … the Original Minutes Book … have been produced.</w:t>
       </w:r>
       <w:r>
         <w:t>"</w:t>
@@ -876,14 +457,7 @@
           <w:i/>
           <w:iCs/>
         </w:rPr>
-        <w:t>Amount spent till date for construction and renovation is Rs 11,45,85,900/</w:t>
-      </w:r>
-      <w:r>
-        <w:rPr>
-          <w:i/>
-          <w:iCs/>
-        </w:rPr>
-        <w:t>-“</w:t>
+        <w:t>Amount spent till date for construction and renovation is Rs 11,45,85,900/-“</w:t>
       </w:r>
       <w:r>
         <w:t xml:space="preserve">— ITA, s. 15: </w:t>
@@ -929,31 +503,7 @@
         <w:rPr>
           <w:rStyle w:val="Emphasis"/>
         </w:rPr>
-        <w:t xml:space="preserve">“Resolved that Managing Trustee shall maintain the books of Accounts … </w:t>
-      </w:r>
-      <w:r>
-        <w:rPr>
-          <w:rStyle w:val="Emphasis"/>
-        </w:rPr>
-        <w:t>as and when</w:t>
-      </w:r>
-      <w:r>
-        <w:rPr>
-          <w:rStyle w:val="Emphasis"/>
-        </w:rPr>
-        <w:t xml:space="preserve"> any amount is </w:t>
-      </w:r>
-      <w:r>
-        <w:rPr>
-          <w:rStyle w:val="Emphasis"/>
-        </w:rPr>
-        <w:t>received and spent</w:t>
-      </w:r>
-      <w:r>
-        <w:rPr>
-          <w:rStyle w:val="Emphasis"/>
-        </w:rPr>
-        <w:t xml:space="preserve"> by the Trust.”</w:t>
+        <w:t>“Resolved that Managing Trustee shall maintain the books of Accounts … as and when any amount is received and spent by the Trust.”</w:t>
       </w:r>
     </w:p>
     <w:p>
@@ -967,16 +517,8 @@
         <w:rPr>
           <w:rStyle w:val="Emphasis"/>
         </w:rPr>
-        <w:t xml:space="preserve">“A trustee is bound to deal with the trust-property as carefully as a man of ordinary prudence would deal with such property if it were his own </w:t>
-      </w:r>
-      <w:proofErr w:type="gramStart"/>
-      <w:r>
-        <w:rPr>
-          <w:rStyle w:val="Emphasis"/>
-        </w:rPr>
-        <w:t>… ”</w:t>
-      </w:r>
-      <w:proofErr w:type="gramEnd"/>
+        <w:t>“A trustee is bound to deal with the trust-property as carefully as a man of ordinary prudence would deal with such property if it were his own … ”</w:t>
+      </w:r>
     </w:p>
     <w:p>
       <w:pPr>
@@ -989,21 +531,7 @@
         <w:rPr>
           <w:rStyle w:val="Emphasis"/>
         </w:rPr>
-        <w:t xml:space="preserve">"…1 crore </w:t>
-      </w:r>
-      <w:proofErr w:type="gramStart"/>
-      <w:r>
-        <w:rPr>
-          <w:rStyle w:val="Emphasis"/>
-        </w:rPr>
-        <w:t>rupees</w:t>
-      </w:r>
-      <w:proofErr w:type="gramEnd"/>
-      <w:r>
-        <w:rPr>
-          <w:rStyle w:val="Emphasis"/>
-        </w:rPr>
-        <w:t xml:space="preserve"> taken as loan for his son and </w:t>
+        <w:t xml:space="preserve">"…1 crore rupees taken as loan for his son and </w:t>
       </w:r>
       <w:r>
         <w:rPr>
@@ -1017,19 +545,7 @@
         <w:rPr>
           <w:rStyle w:val="Emphasis"/>
         </w:rPr>
-        <w:t xml:space="preserve">. This amount has to be repaid to him … or from the finalized </w:t>
-      </w:r>
-      <w:r>
-        <w:rPr>
-          <w:rStyle w:val="Emphasis"/>
-        </w:rPr>
-        <w:t>source of the trust</w:t>
-      </w:r>
-      <w:r>
-        <w:rPr>
-          <w:rStyle w:val="Emphasis"/>
-        </w:rPr>
-        <w:t>, at the earliest.</w:t>
+        <w:t>. This amount has to be repaid to him … or from the finalized source of the trust, at the earliest.</w:t>
       </w:r>
       <w:r>
         <w:t>"</w:t>
@@ -1040,75 +556,22 @@
         <w:pStyle w:val="ListNumber2"/>
       </w:pPr>
       <w:r>
-        <w:t xml:space="preserve">Minutes, 24.01.2026, p. 19, item 4, </w:t>
-      </w:r>
-      <w:proofErr w:type="spellStart"/>
-      <w:r>
-        <w:t>itemising</w:t>
-      </w:r>
-      <w:proofErr w:type="spellEnd"/>
-      <w:r>
-        <w:t xml:space="preserve"> the members’ deposits: "</w:t>
-      </w:r>
-      <w:r>
-        <w:rPr>
-          <w:i/>
-          <w:iCs/>
-        </w:rPr>
-        <w:t xml:space="preserve">Amount deposited / loan by the members till date to Sivadasan Channar's personal account … Dr. Manoj Ravi - Rs 67,00,000 … Mrs. Gita C.K. - Rs 54,00,000 … Mr. Bimal R. Madhavan - Rs 8,00,000 … Mr. </w:t>
-      </w:r>
-      <w:proofErr w:type="spellStart"/>
-      <w:r>
-        <w:rPr>
-          <w:i/>
-          <w:iCs/>
-        </w:rPr>
-        <w:t>Rameshchandran</w:t>
-      </w:r>
-      <w:proofErr w:type="spellEnd"/>
-      <w:r>
-        <w:rPr>
-          <w:i/>
-          <w:iCs/>
-        </w:rPr>
-        <w:t xml:space="preserve"> Channar - Rs 90,00,000 … Construction Trust account - Rs 2,16,000 … </w:t>
-      </w:r>
-      <w:r>
-        <w:rPr>
-          <w:i/>
-          <w:iCs/>
-        </w:rPr>
-        <w:t xml:space="preserve">Mr. </w:t>
-      </w:r>
-      <w:proofErr w:type="spellStart"/>
-      <w:r>
-        <w:rPr>
-          <w:i/>
-          <w:iCs/>
-        </w:rPr>
-        <w:t>Rameshchandran</w:t>
-      </w:r>
-      <w:proofErr w:type="spellEnd"/>
-      <w:r>
-        <w:rPr>
-          <w:i/>
-          <w:iCs/>
-        </w:rPr>
-        <w:t xml:space="preserve"> Channar - Rs 90,00,000 … </w:t>
-      </w:r>
-      <w:r>
-        <w:rPr>
-          <w:i/>
-          <w:iCs/>
-        </w:rPr>
-        <w:t>Construction Trust account</w:t>
-      </w:r>
-      <w:r>
-        <w:rPr>
-          <w:i/>
-          <w:iCs/>
-        </w:rPr>
-        <w:t xml:space="preserve"> - Rs 2,16,000 …</w:t>
+        <w:t>Minutes, 24.01.2026, p. 19, item 4, itemising the members’ deposits: "</w:t>
+      </w:r>
+      <w:r>
+        <w:rPr>
+          <w:i/>
+          <w:iCs/>
+        </w:rPr>
+        <w:t xml:space="preserve">Amount deposited / loan by the members till date to Sivadasan Channar's personal account … Dr. Manoj Ravi - Rs 67,00,000 … Mrs. </w:t>
+      </w:r>
+      <w:r>
+        <w:rPr>
+          <w:i/>
+          <w:iCs/>
+        </w:rPr>
+        <w:lastRenderedPageBreak/>
+        <w:t>Gita C.K. - Rs 54,00,000 … Mr. Bimal R. Madhavan - Rs 8,00,000 … Mr. Rameshchandran Channar - Rs 90,00,000 … Construction Trust account - Rs 2,16,000 … Mr. Rameshchandran Channar - Rs 90,00,000 … Construction Trust account - Rs 2,16,000 …</w:t>
       </w:r>
       <w:r>
         <w:t>"</w:t>
@@ -1140,14 +603,7 @@
           <w:i/>
           <w:iCs/>
         </w:rPr>
-        <w:t xml:space="preserve">Dr. Ravindran </w:t>
-      </w:r>
-      <w:r>
-        <w:rPr>
-          <w:i/>
-          <w:iCs/>
-        </w:rPr>
-        <w:t>Channar passed away on 27/8/2022."</w:t>
+        <w:t>Dr. Ravindran Channar passed away on 27/8/2022."</w:t>
       </w:r>
     </w:p>
     <w:p>
@@ -1166,63 +622,7 @@
         <w:rPr>
           <w:rStyle w:val="Emphasis"/>
         </w:rPr>
-        <w:t xml:space="preserve">“On the basis of resolution, passed in the Alummoottil trust meeting, trustee Sivadasan Channar carried out renovation works of various buildings of Alummoottil </w:t>
-      </w:r>
-      <w:proofErr w:type="spellStart"/>
-      <w:r>
-        <w:rPr>
-          <w:rStyle w:val="Emphasis"/>
-        </w:rPr>
-        <w:t>Tharavad</w:t>
-      </w:r>
-      <w:proofErr w:type="spellEnd"/>
-      <w:r>
-        <w:rPr>
-          <w:rStyle w:val="Emphasis"/>
-        </w:rPr>
-        <w:t xml:space="preserve"> complex </w:t>
-      </w:r>
-      <w:r>
-        <w:rPr>
-          <w:rStyle w:val="Emphasis"/>
-        </w:rPr>
-        <w:t>from his personal assets</w:t>
-      </w:r>
-      <w:r>
-        <w:rPr>
-          <w:rStyle w:val="Emphasis"/>
-        </w:rPr>
-        <w:t xml:space="preserve">. He undertook </w:t>
-      </w:r>
-      <w:r>
-        <w:rPr>
-          <w:rStyle w:val="Emphasis"/>
-        </w:rPr>
-        <w:t>all the responsibilities</w:t>
-      </w:r>
-      <w:r>
-        <w:rPr>
-          <w:rStyle w:val="Emphasis"/>
-        </w:rPr>
-        <w:t xml:space="preserve"> of the renovation/ maintenance work </w:t>
-      </w:r>
-      <w:r>
-        <w:rPr>
-          <w:rStyle w:val="Emphasis"/>
-        </w:rPr>
-        <w:t xml:space="preserve">without making any financial commitment to the trust. Since this money was spent </w:t>
-      </w:r>
-      <w:r>
-        <w:rPr>
-          <w:rStyle w:val="Emphasis"/>
-        </w:rPr>
-        <w:t>on his personal capacity</w:t>
-      </w:r>
-      <w:r>
-        <w:rPr>
-          <w:rStyle w:val="Emphasis"/>
-        </w:rPr>
-        <w:t xml:space="preserve"> this expenditure statement was not submitted to the trust.”</w:t>
+        <w:t>“On the basis of resolution, passed in the Alummoottil trust meeting, trustee Sivadasan Channar carried out renovation works of various buildings of Alummoottil Tharavad complex from his personal assets. He undertook all the responsibilities of the renovation/ maintenance work without making any financial commitment to the trust. Since this money was spent on his personal capacity this expenditure statement was not submitted to the trust.”</w:t>
       </w:r>
     </w:p>
     <w:p>
@@ -1268,7 +668,6 @@
         <w:pStyle w:val="ListNumber2"/>
       </w:pPr>
       <w:r>
-        <w:lastRenderedPageBreak/>
         <w:t>ITA, s. 11: "</w:t>
       </w:r>
       <w:r>
@@ -1342,23 +741,15 @@
           <w:i/>
           <w:iCs/>
         </w:rPr>
-        <w:t xml:space="preserve">Amount deposited / loan by the members till date to Sivadasan Channar's personal account … Mr. </w:t>
-      </w:r>
-      <w:proofErr w:type="spellStart"/>
-      <w:r>
-        <w:rPr>
-          <w:i/>
-          <w:iCs/>
-        </w:rPr>
-        <w:t>Rameshchandran</w:t>
-      </w:r>
-      <w:proofErr w:type="spellEnd"/>
-      <w:r>
-        <w:rPr>
-          <w:i/>
-          <w:iCs/>
-        </w:rPr>
-        <w:t xml:space="preserve"> Channar - Rs 90,00,000 …</w:t>
+        <w:t xml:space="preserve">Amount deposited / loan by the members till </w:t>
+      </w:r>
+      <w:r>
+        <w:rPr>
+          <w:i/>
+          <w:iCs/>
+        </w:rPr>
+        <w:lastRenderedPageBreak/>
+        <w:t>date to Sivadasan Channar's personal account … Mr. Rameshchandran Channar - Rs 90,00,000 …</w:t>
       </w:r>
       <w:r>
         <w:t>"</w:t>
@@ -1412,14 +803,7 @@
           <w:i/>
           <w:iCs/>
         </w:rPr>
-        <w:t xml:space="preserve">"…renovation works for the above said buildings are going </w:t>
-      </w:r>
-      <w:r>
-        <w:rPr>
-          <w:i/>
-          <w:iCs/>
-        </w:rPr>
-        <w:t>on at the auspices of the plaintiff trust."</w:t>
+        <w:t>"…renovation works for the above said buildings are going on at the auspices of the plaintiff trust."</w:t>
       </w:r>
     </w:p>
     <w:p>
@@ -1438,35 +822,7 @@
         <w:rPr>
           <w:rStyle w:val="Emphasis"/>
         </w:rPr>
-        <w:t xml:space="preserve">“The Alummoottil </w:t>
-      </w:r>
-      <w:proofErr w:type="spellStart"/>
-      <w:r>
-        <w:rPr>
-          <w:rStyle w:val="Emphasis"/>
-        </w:rPr>
-        <w:t>Tharavad</w:t>
-      </w:r>
-      <w:proofErr w:type="spellEnd"/>
-      <w:r>
-        <w:rPr>
-          <w:rStyle w:val="Emphasis"/>
-        </w:rPr>
-        <w:t xml:space="preserve"> trust started its account in Federal Bank ltd; </w:t>
-      </w:r>
-      <w:proofErr w:type="spellStart"/>
-      <w:r>
-        <w:rPr>
-          <w:rStyle w:val="Emphasis"/>
-        </w:rPr>
-        <w:t>Muttom</w:t>
-      </w:r>
-      <w:proofErr w:type="spellEnd"/>
-      <w:r>
-        <w:rPr>
-          <w:rStyle w:val="Emphasis"/>
-        </w:rPr>
-        <w:t xml:space="preserve"> branch as current account no 13100200004482 on 26/05/2025. The passbook and account statement was already produced before hon’ble court.”</w:t>
+        <w:t>“The Alummoottil Tharavad trust started its account in Federal Bank ltd; Muttom branch as current account no 13100200004482 on 26/05/2025. The passbook and account statement was already produced before hon’ble court.”</w:t>
       </w:r>
     </w:p>
     <w:p>
@@ -1480,35 +836,7 @@
         <w:rPr>
           <w:rStyle w:val="Emphasis"/>
         </w:rPr>
-        <w:t xml:space="preserve">“Resolved to open a bank account with Federal Bank — </w:t>
-      </w:r>
-      <w:proofErr w:type="spellStart"/>
-      <w:r>
-        <w:rPr>
-          <w:rStyle w:val="Emphasis"/>
-        </w:rPr>
-        <w:t>Muttom</w:t>
-      </w:r>
-      <w:proofErr w:type="spellEnd"/>
-      <w:r>
-        <w:rPr>
-          <w:rStyle w:val="Emphasis"/>
-        </w:rPr>
-        <w:t xml:space="preserve"> Branch in the name of Alummoottil </w:t>
-      </w:r>
-      <w:proofErr w:type="spellStart"/>
-      <w:r>
-        <w:rPr>
-          <w:rStyle w:val="Emphasis"/>
-        </w:rPr>
-        <w:t>Tharavad</w:t>
-      </w:r>
-      <w:proofErr w:type="spellEnd"/>
-      <w:r>
-        <w:rPr>
-          <w:rStyle w:val="Emphasis"/>
-        </w:rPr>
-        <w:t xml:space="preserve"> Trust.”</w:t>
+        <w:t>“Resolved to open a bank account with Federal Bank — Muttom Branch in the name of Alummoottil Tharavad Trust.”</w:t>
       </w:r>
     </w:p>
     <w:p>
@@ -1550,21 +878,7 @@
         <w:rPr>
           <w:rStyle w:val="Emphasis"/>
         </w:rPr>
-        <w:t xml:space="preserve">“… started its accounts in Federal Bank ltd; </w:t>
-      </w:r>
-      <w:proofErr w:type="spellStart"/>
-      <w:r>
-        <w:rPr>
-          <w:rStyle w:val="Emphasis"/>
-        </w:rPr>
-        <w:t>Muttom</w:t>
-      </w:r>
-      <w:proofErr w:type="spellEnd"/>
-      <w:r>
-        <w:rPr>
-          <w:rStyle w:val="Emphasis"/>
-        </w:rPr>
-        <w:t xml:space="preserve"> Branch … on.26/05/2025.”</w:t>
+        <w:t>“… started its accounts in Federal Bank ltd; Muttom Branch … on.26/05/2025.”</w:t>
       </w:r>
     </w:p>
     <w:p>
@@ -1591,6 +905,7 @@
         <w:pStyle w:val="ListNumber2"/>
       </w:pPr>
       <w:r>
+        <w:lastRenderedPageBreak/>
         <w:t xml:space="preserve">Federal Bank Statement, A/c 13100200004482, the account’s </w:t>
       </w:r>
       <w:r>
@@ -1607,49 +922,7 @@
           <w:i/>
           <w:iCs/>
         </w:rPr>
-        <w:t>Opening Balance … 0.00 … 6000.00</w:t>
-      </w:r>
-      <w:r>
-        <w:rPr>
-          <w:i/>
-          <w:iCs/>
-        </w:rPr>
-        <w:t>CR</w:t>
-      </w:r>
-      <w:r>
-        <w:rPr>
-          <w:i/>
-          <w:iCs/>
-        </w:rPr>
-        <w:t xml:space="preserve"> … 210000.00</w:t>
-      </w:r>
-      <w:r>
-        <w:rPr>
-          <w:i/>
-          <w:iCs/>
-        </w:rPr>
-        <w:t>CR</w:t>
-      </w:r>
-      <w:r>
-        <w:rPr>
-          <w:i/>
-          <w:iCs/>
-        </w:rPr>
-        <w:t>… 210000.00</w:t>
-      </w:r>
-      <w:r>
-        <w:rPr>
-          <w:i/>
-          <w:iCs/>
-        </w:rPr>
-        <w:t>DB</w:t>
-      </w:r>
-      <w:r>
-        <w:rPr>
-          <w:i/>
-          <w:iCs/>
-        </w:rPr>
-        <w:t xml:space="preserve"> … [balance] 6000.00</w:t>
+        <w:t>Opening Balance … 0.00 … 6000.00CR … 210000.00CR… 210000.00DB … [balance] 6000.00</w:t>
       </w:r>
       <w:r>
         <w:t>"</w:t>
@@ -1685,31 +958,7 @@
           <w:i/>
           <w:iCs/>
         </w:rPr>
-        <w:t xml:space="preserve">…Rs 45,00,000/- … paid back … monthly … from the rent credited to the Trust </w:t>
-      </w:r>
-      <w:r>
-        <w:rPr>
-          <w:i/>
-          <w:iCs/>
-        </w:rPr>
-        <w:lastRenderedPageBreak/>
-        <w:t xml:space="preserve">account … Rs 93,86,000/- … Rs 8,00,000/-, a total amount of Rs 1,01,86,000/- from the Trust account … </w:t>
-      </w:r>
-      <w:proofErr w:type="spellStart"/>
-      <w:r>
-        <w:rPr>
-          <w:i/>
-          <w:iCs/>
-        </w:rPr>
-        <w:t>Rameshchandran</w:t>
-      </w:r>
-      <w:proofErr w:type="spellEnd"/>
-      <w:r>
-        <w:rPr>
-          <w:i/>
-          <w:iCs/>
-        </w:rPr>
-        <w:t xml:space="preserve"> Channar, an amount of Rs 93,86,000/-, and Bimal R. Madhavan Rs 8,00,000/-, a total amount of Rs 1,01,86,000/- from the Trust account …</w:t>
+        <w:t>…Rs 45,00,000/- … paid back … monthly … from the rent credited to the Trust account … Rs 93,86,000/- … Rs 8,00,000/-, a total amount of Rs 1,01,86,000/- from the Trust account … Rameshchandran Channar, an amount of Rs 93,86,000/-, and Bimal R. Madhavan Rs 8,00,000/-, a total amount of Rs 1,01,86,000/- from the Trust account …</w:t>
       </w:r>
       <w:r>
         <w:t>"</w:t>
@@ -1720,13 +969,7 @@
         <w:pStyle w:val="ListNumber2"/>
       </w:pPr>
       <w:r>
-        <w:t>Minutes, 12.01.2024, p. 11, record</w:t>
-      </w:r>
-      <w:r>
-        <w:t>s</w:t>
-      </w:r>
-      <w:r>
-        <w:t xml:space="preserve"> </w:t>
+        <w:t xml:space="preserve">Minutes, 12.01.2024, p. 11, records </w:t>
       </w:r>
       <w:r>
         <w:rPr>
@@ -1736,36 +979,14 @@
         <w:t>another bank account</w:t>
       </w:r>
       <w:r>
-        <w:t xml:space="preserve"> account sixteen months before the Federal Bank account </w:t>
-      </w:r>
-      <w:r>
-        <w:t>opened</w:t>
-      </w:r>
-      <w:r>
-        <w:t>: </w:t>
-      </w:r>
-      <w:r>
-        <w:rPr>
-          <w:i/>
-          <w:iCs/>
-        </w:rPr>
-        <w:t xml:space="preserve">"...1 crore </w:t>
-      </w:r>
-      <w:proofErr w:type="gramStart"/>
-      <w:r>
-        <w:rPr>
-          <w:i/>
-          <w:iCs/>
-        </w:rPr>
-        <w:t>rupees</w:t>
-      </w:r>
-      <w:proofErr w:type="gramEnd"/>
-      <w:r>
-        <w:rPr>
-          <w:i/>
-          <w:iCs/>
-        </w:rPr>
-        <w:t xml:space="preserve"> ... transferred it to the </w:t>
+        <w:t xml:space="preserve"> account sixteen months before the Federal Bank account opened: </w:t>
+      </w:r>
+      <w:r>
+        <w:rPr>
+          <w:i/>
+          <w:iCs/>
+        </w:rPr>
+        <w:t>"...1 crore rupees ... transferred it to the </w:t>
       </w:r>
       <w:r>
         <w:rPr>
@@ -1853,35 +1074,7 @@
         <w:rPr>
           <w:rStyle w:val="Emphasis"/>
         </w:rPr>
-        <w:t xml:space="preserve">(f) … resolutions / minutes </w:t>
-      </w:r>
-      <w:proofErr w:type="spellStart"/>
-      <w:r>
-        <w:rPr>
-          <w:rStyle w:val="Emphasis"/>
-        </w:rPr>
-        <w:t>authorising</w:t>
-      </w:r>
-      <w:proofErr w:type="spellEnd"/>
-      <w:r>
-        <w:rPr>
-          <w:rStyle w:val="Emphasis"/>
-        </w:rPr>
-        <w:t xml:space="preserve"> engagement of any third-party 'enforcers' … for 09-08-2024. (g) … resolutions / minutes </w:t>
-      </w:r>
-      <w:proofErr w:type="spellStart"/>
-      <w:r>
-        <w:rPr>
-          <w:rStyle w:val="Emphasis"/>
-        </w:rPr>
-        <w:t>authorising</w:t>
-      </w:r>
-      <w:proofErr w:type="spellEnd"/>
-      <w:r>
-        <w:rPr>
-          <w:rStyle w:val="Emphasis"/>
-        </w:rPr>
-        <w:t xml:space="preserve"> filing OS 243/2024 …</w:t>
+        <w:t>(f) … resolutions / minutes authorising engagement of any third-party 'enforcers' … for 09-08-2024. (g) … resolutions / minutes authorising filing OS 243/2024 …</w:t>
       </w:r>
       <w:r>
         <w:t>" — while D2's Plaint, O.S. 243/2024, para 5, pleads: "</w:t>
@@ -1890,7 +1083,14 @@
         <w:rPr>
           <w:rStyle w:val="Emphasis"/>
         </w:rPr>
-        <w:t>…employees deployed by the plaintiff trust…" — and the produced Minutes' sole reference to the suit, 24.01.2026, p. 20, records: "…the Trust is contesting against various cases … OS 243/23 [sic]…</w:t>
+        <w:t xml:space="preserve">…employees deployed by the plaintiff trust…" — and the produced Minutes' sole reference to the suit, 24.01.2026, p. 20, records: "…the Trust is contesting against </w:t>
+      </w:r>
+      <w:r>
+        <w:rPr>
+          <w:rStyle w:val="Emphasis"/>
+        </w:rPr>
+        <w:lastRenderedPageBreak/>
+        <w:t>various cases … OS 243/23 [sic]…</w:t>
       </w:r>
       <w:r>
         <w:t>"</w:t>
@@ -1907,49 +1107,7 @@
         <w:rPr>
           <w:rStyle w:val="Emphasis"/>
         </w:rPr>
-        <w:t xml:space="preserve">…MOA was signed with them. … (b) 11 months agreement … </w:t>
-      </w:r>
-      <w:proofErr w:type="spellStart"/>
-      <w:r>
-        <w:rPr>
-          <w:rStyle w:val="Emphasis"/>
-        </w:rPr>
-        <w:t>Nalukettu</w:t>
-      </w:r>
-      <w:proofErr w:type="spellEnd"/>
-      <w:r>
-        <w:rPr>
-          <w:rStyle w:val="Emphasis"/>
-        </w:rPr>
-        <w:t xml:space="preserve">. (c) … </w:t>
-      </w:r>
-      <w:proofErr w:type="spellStart"/>
-      <w:r>
-        <w:rPr>
-          <w:rStyle w:val="Emphasis"/>
-        </w:rPr>
-        <w:t>Nelpura</w:t>
-      </w:r>
-      <w:proofErr w:type="spellEnd"/>
-      <w:r>
-        <w:rPr>
-          <w:rStyle w:val="Emphasis"/>
-        </w:rPr>
-        <w:t xml:space="preserve">. (d) … Staff Quarters. (e) … landed properties. (f) A business Collaboration agreement … 5% … (AGOP) … for 10 </w:t>
-      </w:r>
-      <w:proofErr w:type="gramStart"/>
-      <w:r>
-        <w:rPr>
-          <w:rStyle w:val="Emphasis"/>
-        </w:rPr>
-        <w:t>year</w:t>
-      </w:r>
-      <w:proofErr w:type="gramEnd"/>
-      <w:r>
-        <w:rPr>
-          <w:rStyle w:val="Emphasis"/>
-        </w:rPr>
-        <w:t>.</w:t>
+        <w:t>…MOA was signed with them. … (b) 11 months agreement … Nalukettu. (c) … Nelpura. (d) … Staff Quarters. (e) … landed properties. (f) A business Collaboration agreement … 5% … (AGOP) … for 10 year.</w:t>
       </w:r>
       <w:r>
         <w:t>"</w:t>
@@ -1960,13 +1118,13 @@
         <w:pStyle w:val="ListNumber2"/>
       </w:pPr>
       <w:r>
-        <w:t xml:space="preserve"> (as to para 5) Resolution, 06.02.2024, by which the Defendants appointed their own Chartered Accountant — with whom any audit and financial records prepared thereunder would lie: "</w:t>
-      </w:r>
-      <w:r>
-        <w:rPr>
-          <w:rStyle w:val="Emphasis"/>
-        </w:rPr>
-        <w:t>Resolved to appoint Sri Rajeeva Pal … SR Pai &amp; Co, Chartered Accountant … for the financial year 2024 to 2026</w:t>
+        <w:t xml:space="preserve"> (as to para 5) Minutes, 06.02.2024, p. 12, by which the Defendants appointed their own Chartered Accountant — with whom any audit and financial records prepared thereunder would lie: "</w:t>
+      </w:r>
+      <w:r>
+        <w:rPr>
+          <w:rStyle w:val="Emphasis"/>
+        </w:rPr>
+        <w:t>Resolved to appoint Sri Rajeev Pai, S.R. Pai &amp; Co. … as the Auditor for 2024-26</w:t>
       </w:r>
       <w:r>
         <w:t>"</w:t>
@@ -1991,108 +1149,318 @@
           <w:b/>
           <w:bCs/>
         </w:rPr>
-        <w:t xml:space="preserve">Effective Date of Registration — 09/12/2025 … Principal Place of Business — 2/242, </w:t>
-      </w:r>
-      <w:proofErr w:type="spellStart"/>
+        <w:t>Effective Date of Registration — 09/12/2025 … Principal Place of Business — 2/242, Alumoottil</w:t>
+      </w:r>
+      <w:r>
+        <w:rPr>
+          <w:rStyle w:val="Emphasis"/>
+        </w:rPr>
+        <w:t>, Muttom, Haripad…</w:t>
+      </w:r>
+      <w:r>
+        <w:t>"</w:t>
+      </w:r>
+    </w:p>
+    <w:p>
+      <w:pPr>
+        <w:pStyle w:val="ListNumber2"/>
+      </w:pPr>
+      <w:r>
+        <w:t>(as to para 6) Minutes, 24.01.2026, p. 19, recording the expenditure whose supporting records are demanded: "</w:t>
+      </w:r>
+      <w:r>
+        <w:rPr>
+          <w:rStyle w:val="Emphasis"/>
+        </w:rPr>
+        <w:t>Amount spent till date … Rs 11,45,85,900/- …</w:t>
+      </w:r>
+      <w:r>
+        <w:t>" — ITA, s. 32, conditioning reimbursement on such records: "</w:t>
+      </w:r>
+      <w:r>
+        <w:rPr>
+          <w:rStyle w:val="Emphasis"/>
+        </w:rPr>
+        <w:t>Every trustee may reimburse himself … all expenses properly incurred …</w:t>
+      </w:r>
+      <w:r>
+        <w:t>"</w:t>
+      </w:r>
+    </w:p>
+    <w:p>
+      <w:pPr>
+        <w:pStyle w:val="ListNumber2"/>
+      </w:pPr>
+      <w:r>
+        <w:t>(as to para 6) HC Kerala, O.P.(C) 3278/2025, 15.01.2026, directing time-bound disposal: </w:t>
+      </w:r>
+      <w:r>
+        <w:rPr>
+          <w:rStyle w:val="Emphasis"/>
+        </w:rPr>
+        <w:t>"…dispose of I.A. No. 2, 5 &amp; 9 of 2025 … within three months…</w:t>
+      </w:r>
+      <w:r>
+        <w:t>"</w:t>
+      </w:r>
+    </w:p>
+    <w:p>
+      <w:pPr>
+        <w:pStyle w:val="ListNumber2"/>
+      </w:pPr>
+      <w:r>
+        <w:t>D2's Affidavit, 16.02.2026, para 7(b), pleading tax paid: </w:t>
+      </w:r>
+      <w:r>
+        <w:rPr>
+          <w:i/>
+          <w:iCs/>
+        </w:rPr>
+        <w:t>"...Govt tax, fees etc.</w:t>
+      </w:r>
+      <w:r>
+        <w:t>" — Minutes, 24.01.2026, p. 19: "</w:t>
+      </w:r>
+      <w:r>
+        <w:rPr>
+          <w:i/>
+          <w:iCs/>
+        </w:rPr>
+        <w:t>Amount spent till date ... Rs 11,45,85,900/-" — CGST Act, s. 31, requiring an invoice at each supply: "...shall ... issue a tax invoice...</w:t>
+      </w:r>
+      <w:r>
+        <w:t>"</w:t>
+      </w:r>
+    </w:p>
+    <w:p>
+      <w:pPr>
+        <w:pStyle w:val="ListNumber2"/>
+      </w:pPr>
+      <w:r>
+        <w:t>Minutes, 12.01.2024, p. 11, recording the claimed spender's funds failing: "</w:t>
+      </w:r>
+      <w:r>
+        <w:rPr>
+          <w:i/>
+          <w:iCs/>
+        </w:rPr>
+        <w:t>...Sivadasan Channar is facing fund shortage ... problems in transferring fund from USA...</w:t>
+      </w:r>
+      <w:r>
+        <w:t>" — Minutes, 24.01.2026, p. 19, recording D2 spending and being repaid by the Trust: "</w:t>
+      </w:r>
+      <w:r>
+        <w:rPr>
+          <w:i/>
+          <w:iCs/>
+        </w:rPr>
+        <w:t xml:space="preserve">...amounts spent by Rameshchandran Channar ... Rs 93,86,000/- ... from the Trust </w:t>
+      </w:r>
+      <w:r>
+        <w:rPr>
+          <w:i/>
+          <w:iCs/>
+        </w:rPr>
+        <w:lastRenderedPageBreak/>
+        <w:t>account...</w:t>
+      </w:r>
+      <w:r>
+        <w:t>"</w:t>
+      </w:r>
+    </w:p>
+    <w:p>
+      <w:pPr>
+        <w:pStyle w:val="ListNumber2"/>
+      </w:pPr>
+      <w:r>
+        <w:t>Minutes, 24.01.2026, p. 18, naming the contractor as the Trust's own lender, repaid from Trust rent: </w:t>
+      </w:r>
+      <w:r>
+        <w:rPr>
+          <w:i/>
+          <w:iCs/>
+        </w:rPr>
+        <w:t>"...loan from M. C. Chandra Mohan ... paid back ... from the rent credited to the Trust account...</w:t>
+      </w:r>
+      <w:r>
+        <w:t>" — CGST Act, s. 31, placing his invoices in the payer's hands: </w:t>
+      </w:r>
+      <w:r>
+        <w:rPr>
+          <w:i/>
+          <w:iCs/>
+        </w:rPr>
+        <w:t>"...tax invoice, showing the description, value, tax charged thereon..." — CPC, O. XI R. 12: "...possession or power...</w:t>
+      </w:r>
+      <w:r>
+        <w:t>"</w:t>
+      </w:r>
+    </w:p>
+    <w:p>
+      <w:pPr>
+        <w:pStyle w:val="ListNumber2"/>
+      </w:pPr>
+      <w:r>
+        <w:t>BSA, 2023, s. 119, ill. (g): "</w:t>
+      </w:r>
+      <w:r>
+        <w:rPr>
+          <w:rStyle w:val="Emphasis"/>
+        </w:rPr>
+        <w:t>that evidence which could be and is not produced would, if produced, be unfavourable to the person who withholds it.</w:t>
+      </w:r>
+      <w:r>
+        <w:t>"</w:t>
+      </w:r>
+    </w:p>
+    <w:p>
+      <w:pPr>
+        <w:pStyle w:val="Heading4"/>
+      </w:pPr>
+      <w:r>
+        <w:t>Objections Para 8</w:t>
+      </w:r>
+    </w:p>
+    <w:p>
+      <w:pPr>
+        <w:pStyle w:val="ListNumber"/>
+      </w:pPr>
+      <w:r>
+        <w:rPr>
+          <w:rStyle w:val="Emphasis"/>
+        </w:rPr>
+        <w:t>“The plaintiff is not a beneficiary of Alummoottil Tharavad trust. He cannot claim any right against the trust.”</w:t>
+      </w:r>
+    </w:p>
+    <w:p>
+      <w:pPr>
+        <w:pStyle w:val="ListNumber2"/>
+        <w:rPr>
+          <w:rStyle w:val="Emphasis"/>
+          <w:i w:val="0"/>
+          <w:iCs w:val="0"/>
+        </w:rPr>
+      </w:pPr>
+      <w:r>
+        <w:t xml:space="preserve">Minutes, 24.01.2026, pp. 20–21, admitting the Plaintiff’s beneficiary status: </w:t>
+      </w:r>
+      <w:r>
+        <w:rPr>
+          <w:rStyle w:val="Emphasis"/>
+        </w:rPr>
+        <w:t xml:space="preserve">“Mr. Anoop R. Madhavan, son of Trustee Radhakrishnan Channar … have to be terminated from the </w:t>
+      </w:r>
       <w:r>
         <w:rPr>
           <w:rStyle w:val="Emphasis"/>
           <w:b/>
           <w:bCs/>
         </w:rPr>
-        <w:t>Alumoottil</w:t>
-      </w:r>
-      <w:proofErr w:type="spellEnd"/>
-      <w:r>
-        <w:rPr>
-          <w:rStyle w:val="Emphasis"/>
-        </w:rPr>
-        <w:t xml:space="preserve">, </w:t>
-      </w:r>
-      <w:proofErr w:type="spellStart"/>
-      <w:r>
-        <w:rPr>
-          <w:rStyle w:val="Emphasis"/>
-        </w:rPr>
-        <w:t>Muttom</w:t>
-      </w:r>
-      <w:proofErr w:type="spellEnd"/>
-      <w:r>
-        <w:rPr>
-          <w:rStyle w:val="Emphasis"/>
-        </w:rPr>
-        <w:t>, Haripad…</w:t>
-      </w:r>
-      <w:r>
-        <w:t>"</w:t>
-      </w:r>
-    </w:p>
-    <w:p>
-      <w:pPr>
-        <w:pStyle w:val="ListNumber2"/>
-      </w:pPr>
-      <w:r>
-        <w:t>(as to para 6) Minutes, 24.01.2026, p. 19, recording the expenditure whose supporting records are demanded: "</w:t>
-      </w:r>
-      <w:r>
-        <w:rPr>
-          <w:rStyle w:val="Emphasis"/>
-        </w:rPr>
-        <w:t>Amount spent till date … Rs 11,45,85,900/- …</w:t>
-      </w:r>
-      <w:r>
-        <w:t>" — ITA, s. 32, conditioning reimbursement on such records: "</w:t>
-      </w:r>
-      <w:r>
-        <w:rPr>
-          <w:rStyle w:val="Emphasis"/>
-        </w:rPr>
-        <w:t>Every trustee may reimburse himself … all expenses properly incurred …</w:t>
-      </w:r>
-      <w:r>
-        <w:t>"</w:t>
-      </w:r>
-    </w:p>
-    <w:p>
-      <w:pPr>
-        <w:pStyle w:val="ListNumber2"/>
-      </w:pPr>
-      <w:r>
-        <w:t>(as to para 6) HC Kerala, O.P.(C) 3278/2025, 15.01.2026, directing time-bound disposal: </w:t>
-      </w:r>
-      <w:r>
-        <w:rPr>
-          <w:rStyle w:val="Emphasis"/>
-        </w:rPr>
-        <w:t>"…dispose of I.A. No. 2, 5 &amp; 9 of 2025 … within three months…</w:t>
-      </w:r>
-      <w:r>
-        <w:t>"</w:t>
-      </w:r>
-    </w:p>
-    <w:p>
-      <w:pPr>
-        <w:pStyle w:val="ListNumber2"/>
-      </w:pPr>
-      <w:r>
-        <w:t>D2's Affidavit, 16.02.2026, para 7(b), pleading tax paid: </w:t>
-      </w:r>
-      <w:r>
-        <w:rPr>
-          <w:i/>
-          <w:iCs/>
-        </w:rPr>
-        <w:t>"...Govt tax, fees etc.</w:t>
-      </w:r>
-      <w:r>
-        <w:t>" — Minutes, 24.01.2026, p. 19: "</w:t>
-      </w:r>
-      <w:r>
-        <w:rPr>
-          <w:i/>
-          <w:iCs/>
-        </w:rPr>
-        <w:t xml:space="preserve">Amount spent till date ... Rs 11,45,85,900/-" — CGST Act, s. 31, </w:t>
+        <w:t>beneficiary status</w:t>
+      </w:r>
+      <w:r>
+        <w:rPr>
+          <w:rStyle w:val="Emphasis"/>
+        </w:rPr>
+        <w:t xml:space="preserve"> through legal means.”</w:t>
+      </w:r>
+    </w:p>
+    <w:p>
+      <w:pPr>
+        <w:pStyle w:val="ListNumber2"/>
+      </w:pPr>
+      <w:r>
+        <w:t>Trust Deed 2/IV/2007 signed by D2, p. 3 beneficiaries are: “</w:t>
+      </w:r>
+      <w:r>
+        <w:rPr>
+          <w:i/>
+          <w:iCs/>
+        </w:rPr>
+        <w:t>the members of the Alumoottil family who are the descendents of Alumoottil Chellamma Channathy</w:t>
+      </w:r>
+      <w:r>
+        <w:t>.”</w:t>
+      </w:r>
+    </w:p>
+    <w:p>
+      <w:pPr>
+        <w:pStyle w:val="ListNumber2"/>
+      </w:pPr>
+      <w:r>
+        <w:t>D2’s Plaint, O.S. 243/2024, para 4, on Plaintiff’s parentage: “</w:t>
+      </w:r>
+      <w:r>
+        <w:rPr>
+          <w:i/>
+          <w:iCs/>
+        </w:rPr>
+        <w:t>the defendant herein is the son of Mr. Radhakrishnan M, who is none other than the 2nd trustee of the plaintiff trust.</w:t>
+      </w:r>
+      <w:r>
+        <w:t>”</w:t>
+      </w:r>
+    </w:p>
+    <w:p>
+      <w:pPr>
+        <w:pStyle w:val="ListNumber2"/>
+      </w:pPr>
+      <w:r>
+        <w:t xml:space="preserve">DFO Letter, 18.11.2025 (Defendants’ doc No. 7), addressing the Plaintiff as: </w:t>
+      </w:r>
+      <w:r>
+        <w:rPr>
+          <w:rStyle w:val="Emphasis"/>
+        </w:rPr>
+        <w:t>“Anoop Madhavan, Beneficiary, Alumootil Tharavad Trust … ”</w:t>
+      </w:r>
+    </w:p>
+    <w:p>
+      <w:pPr>
+        <w:pStyle w:val="ListNumber2"/>
+      </w:pPr>
+      <w:r>
+        <w:t xml:space="preserve">ITA, s. 14: </w:t>
+      </w:r>
+      <w:r>
+        <w:rPr>
+          <w:rStyle w:val="Emphasis"/>
+        </w:rPr>
+        <w:t>“The trustee must not for himself or another set-up or aid any title to the trust-property adverse to the interest of the beneficiary.”</w:t>
+      </w:r>
+    </w:p>
+    <w:p>
+      <w:pPr>
+        <w:pStyle w:val="Heading4"/>
+      </w:pPr>
+      <w:r>
+        <w:t>Objections Para 9</w:t>
+      </w:r>
+    </w:p>
+    <w:p>
+      <w:pPr>
+        <w:pStyle w:val="ListNumber"/>
+      </w:pPr>
+      <w:r>
+        <w:rPr>
+          <w:rStyle w:val="Emphasis"/>
+        </w:rPr>
+        <w:t>“Petitioner is not entitled to get any relief as prayed in the petition.”</w:t>
+      </w:r>
+    </w:p>
+    <w:p>
+      <w:pPr>
+        <w:pStyle w:val="ListNumber2"/>
+      </w:pPr>
+      <w:r>
+        <w:t>CPC, O. XI R. 12: “</w:t>
+      </w:r>
+      <w:r>
+        <w:rPr>
+          <w:i/>
+          <w:iCs/>
+        </w:rPr>
+        <w:t xml:space="preserve">Any party may, without filing any affidavit, apply to the Court for an order directing any other party to any suit to make </w:t>
       </w:r>
       <w:r>
         <w:rPr>
@@ -2100,272 +1468,52 @@
           <w:iCs/>
         </w:rPr>
         <w:lastRenderedPageBreak/>
-        <w:t>requiring an invoice at each supply: "...shall ... issue a tax invoice...</w:t>
-      </w:r>
-      <w:r>
-        <w:t>"</w:t>
-      </w:r>
-    </w:p>
-    <w:p>
-      <w:pPr>
-        <w:pStyle w:val="ListNumber2"/>
-      </w:pPr>
-      <w:r>
-        <w:t>Minutes, 12.01.2024, p. 11, recording the claimed spender's funds failing: "</w:t>
-      </w:r>
-      <w:r>
-        <w:rPr>
-          <w:i/>
-          <w:iCs/>
-        </w:rPr>
-        <w:t>...Sivadasan Channar is facing fund shortage ... problems in transferring fund from USA...</w:t>
-      </w:r>
-      <w:r>
-        <w:t>" — Minutes, 24.01.2026, p. 19, recording D2 spending and being repaid by the Trust: "</w:t>
-      </w:r>
-      <w:r>
-        <w:rPr>
-          <w:i/>
-          <w:iCs/>
-        </w:rPr>
-        <w:t>...amounts spent by </w:t>
-      </w:r>
-      <w:proofErr w:type="spellStart"/>
-      <w:r>
-        <w:rPr>
-          <w:i/>
-          <w:iCs/>
-        </w:rPr>
-        <w:t>Rameshchandran</w:t>
-      </w:r>
-      <w:proofErr w:type="spellEnd"/>
-      <w:r>
-        <w:rPr>
-          <w:i/>
-          <w:iCs/>
-        </w:rPr>
-        <w:t xml:space="preserve"> Channar ... Rs 93,86,000/- ... from the Trust account...</w:t>
-      </w:r>
-      <w:r>
-        <w:t>"</w:t>
-      </w:r>
-    </w:p>
-    <w:p>
-      <w:pPr>
-        <w:pStyle w:val="ListNumber2"/>
-      </w:pPr>
-      <w:r>
-        <w:t>Minutes, 24.01.2026, p. 18, naming the contractor as the Trust's own lender, repaid from Trust rent: </w:t>
-      </w:r>
-      <w:r>
-        <w:rPr>
-          <w:i/>
-          <w:iCs/>
-        </w:rPr>
-        <w:t>"...loan from M. C. Chandra Mohan ... paid back ... from the rent credited to the Trust account...</w:t>
-      </w:r>
-      <w:r>
-        <w:t>" — CGST Act, s. 31, placing his invoices in the payer's hands: </w:t>
-      </w:r>
-      <w:r>
-        <w:rPr>
-          <w:i/>
-          <w:iCs/>
-        </w:rPr>
-        <w:t>"...tax invoice, showing the description, value, tax charged thereon..." — CPC, O. XI R. 12: "...possession or power...</w:t>
-      </w:r>
-      <w:r>
-        <w:t>"</w:t>
-      </w:r>
-    </w:p>
-    <w:p>
-      <w:pPr>
-        <w:pStyle w:val="ListNumber2"/>
-      </w:pPr>
-      <w:r>
-        <w:t>BSA, 2023, s. 119, ill. (g): "</w:t>
-      </w:r>
-      <w:r>
-        <w:rPr>
-          <w:rStyle w:val="Emphasis"/>
-        </w:rPr>
-        <w:t xml:space="preserve">that evidence which could be and is not produced would, if produced, </w:t>
-      </w:r>
-      <w:r>
-        <w:rPr>
-          <w:rStyle w:val="Emphasis"/>
-        </w:rPr>
-        <w:t xml:space="preserve">be </w:t>
-      </w:r>
-      <w:proofErr w:type="spellStart"/>
-      <w:r>
-        <w:rPr>
-          <w:rStyle w:val="Emphasis"/>
-        </w:rPr>
-        <w:t>unfavourable</w:t>
-      </w:r>
-      <w:proofErr w:type="spellEnd"/>
-      <w:r>
-        <w:rPr>
-          <w:rStyle w:val="Emphasis"/>
-        </w:rPr>
-        <w:t xml:space="preserve"> to the person who withholds it.</w:t>
-      </w:r>
-      <w:r>
-        <w:t>"</w:t>
-      </w:r>
-    </w:p>
-    <w:p>
-      <w:pPr>
-        <w:pStyle w:val="Heading4"/>
-      </w:pPr>
-      <w:r>
-        <w:t>Objections Para 8</w:t>
-      </w:r>
-    </w:p>
-    <w:p>
-      <w:pPr>
-        <w:pStyle w:val="ListNumber"/>
-      </w:pPr>
-      <w:r>
-        <w:rPr>
-          <w:rStyle w:val="Emphasis"/>
-        </w:rPr>
-        <w:t xml:space="preserve">“The plaintiff is not a beneficiary of Alummoottil </w:t>
-      </w:r>
-      <w:proofErr w:type="spellStart"/>
-      <w:r>
-        <w:rPr>
-          <w:rStyle w:val="Emphasis"/>
-        </w:rPr>
-        <w:t>Tharavad</w:t>
-      </w:r>
-      <w:proofErr w:type="spellEnd"/>
-      <w:r>
-        <w:rPr>
-          <w:rStyle w:val="Emphasis"/>
-        </w:rPr>
-        <w:t xml:space="preserve"> trust. He cannot claim any right against the trust.”</w:t>
-      </w:r>
-    </w:p>
-    <w:p>
-      <w:pPr>
-        <w:pStyle w:val="ListNumber2"/>
-        <w:rPr>
-          <w:rStyle w:val="Emphasis"/>
-          <w:i w:val="0"/>
-          <w:iCs w:val="0"/>
-        </w:rPr>
-      </w:pPr>
-      <w:r>
-        <w:t xml:space="preserve">Minutes, 24.01.2026, pp. 20–21, </w:t>
-      </w:r>
-      <w:r>
-        <w:t xml:space="preserve">admitting </w:t>
-      </w:r>
-      <w:r>
-        <w:t xml:space="preserve">the Plaintiff’s beneficiary status: </w:t>
-      </w:r>
-      <w:r>
-        <w:rPr>
-          <w:rStyle w:val="Emphasis"/>
-        </w:rPr>
-        <w:t xml:space="preserve">“Mr. Anoop R. Madhavan, son of Trustee Radhakrishnan Channar … have to be terminated from the </w:t>
-      </w:r>
-      <w:r>
-        <w:rPr>
-          <w:rStyle w:val="Emphasis"/>
+        <w:t>discovery on oath of the documents which are or have been in his possession or power, relating to any matter in question therein…</w:t>
+      </w:r>
+      <w:r>
+        <w:t>”</w:t>
+      </w:r>
+    </w:p>
+    <w:p>
+      <w:pPr>
+        <w:pStyle w:val="ListNumber2"/>
+      </w:pPr>
+      <w:r>
+        <w:t>CPC, O. XI R. 14: “</w:t>
+      </w:r>
+      <w:r>
+        <w:rPr>
+          <w:i/>
+          <w:iCs/>
+        </w:rPr>
+        <w:t>It shall be lawful for the Court, at any time during the pendency of any suit, to order the production by any party thereto, upon oath, of such of the documents in his possession or power, relating to any matter in question in such suit, as the Court shall think right; and the Court may deal with such documents, when produced, in such manner as shall appear just.</w:t>
+      </w:r>
+      <w:r>
+        <w:t>”</w:t>
+      </w:r>
+    </w:p>
+    <w:p>
+      <w:pPr>
+        <w:pStyle w:val="ListNumber2"/>
+      </w:pPr>
+      <w:r>
+        <w:t>ITA, s. 19: “</w:t>
+      </w:r>
+      <w:r>
+        <w:rPr>
           <w:b/>
           <w:bCs/>
-        </w:rPr>
-        <w:t>beneficiary status</w:t>
-      </w:r>
-      <w:r>
-        <w:rPr>
-          <w:rStyle w:val="Emphasis"/>
-        </w:rPr>
-        <w:t xml:space="preserve"> through legal means.”</w:t>
-      </w:r>
-    </w:p>
-    <w:p>
-      <w:pPr>
-        <w:pStyle w:val="ListNumber2"/>
-      </w:pPr>
-      <w:r>
-        <w:t>Trust Deed 2/IV/2007 signed by D2, p. 3 beneficiaries are: “</w:t>
-      </w:r>
-      <w:r>
-        <w:rPr>
-          <w:i/>
-          <w:iCs/>
-        </w:rPr>
-        <w:t xml:space="preserve">the members of the </w:t>
-      </w:r>
-      <w:proofErr w:type="spellStart"/>
-      <w:r>
-        <w:rPr>
-          <w:i/>
-          <w:iCs/>
-        </w:rPr>
-        <w:t>Alumoottil</w:t>
-      </w:r>
-      <w:proofErr w:type="spellEnd"/>
-      <w:r>
-        <w:rPr>
-          <w:i/>
-          <w:iCs/>
-        </w:rPr>
-        <w:t xml:space="preserve"> family who are the </w:t>
-      </w:r>
-      <w:proofErr w:type="spellStart"/>
-      <w:r>
-        <w:rPr>
-          <w:i/>
-          <w:iCs/>
-        </w:rPr>
-        <w:t>descendents</w:t>
-      </w:r>
-      <w:proofErr w:type="spellEnd"/>
-      <w:r>
-        <w:rPr>
-          <w:i/>
-          <w:iCs/>
-        </w:rPr>
-        <w:t xml:space="preserve"> of </w:t>
-      </w:r>
-      <w:proofErr w:type="spellStart"/>
-      <w:r>
-        <w:rPr>
-          <w:i/>
-          <w:iCs/>
-        </w:rPr>
-        <w:t>Alumoottil</w:t>
-      </w:r>
-      <w:proofErr w:type="spellEnd"/>
-      <w:r>
-        <w:rPr>
-          <w:i/>
-          <w:iCs/>
-        </w:rPr>
-        <w:t xml:space="preserve"> Chellamma Channathy</w:t>
-      </w:r>
-      <w:r>
-        <w:t>.”</w:t>
-      </w:r>
-    </w:p>
-    <w:p>
-      <w:pPr>
-        <w:pStyle w:val="ListNumber2"/>
-      </w:pPr>
-      <w:r>
-        <w:t>D2’s Plaint, O.S. 243/2024, para 4, on Plaintiff’s parentage: “</w:t>
-      </w:r>
-      <w:r>
-        <w:rPr>
-          <w:i/>
-          <w:iCs/>
-        </w:rPr>
-        <w:t>the defendant herein is the son of Mr. Radhakrishnan M, who is none other than the 2nd trustee of the plaintiff trust.</w:t>
+          <w:i/>
+          <w:iCs/>
+        </w:rPr>
+        <w:t>A trustee is bound (a) to keep clear and accurate accounts of the trust-property</w:t>
+      </w:r>
+      <w:r>
+        <w:rPr>
+          <w:i/>
+          <w:iCs/>
+        </w:rPr>
+        <w:t>, and (b), at all reasonable times, at the request of the beneficiary, to furnish him with full and accurate information as to the amount and state of the trust-property.</w:t>
       </w:r>
       <w:r>
         <w:t>”</w:t>
@@ -2376,186 +1524,6 @@
         <w:pStyle w:val="ListNumber2"/>
       </w:pPr>
       <w:r>
-        <w:t xml:space="preserve">DFO Letter, 18.11.2025 (Defendants’ doc No. 7), addressing the Plaintiff as: </w:t>
-      </w:r>
-      <w:r>
-        <w:rPr>
-          <w:rStyle w:val="Emphasis"/>
-        </w:rPr>
-        <w:t>“Anoop Madhavan</w:t>
-      </w:r>
-      <w:r>
-        <w:rPr>
-          <w:rStyle w:val="Emphasis"/>
-        </w:rPr>
-        <w:t xml:space="preserve">, Beneficiary, </w:t>
-      </w:r>
-      <w:proofErr w:type="spellStart"/>
-      <w:r>
-        <w:rPr>
-          <w:rStyle w:val="Emphasis"/>
-        </w:rPr>
-        <w:t>Alumootil</w:t>
-      </w:r>
-      <w:proofErr w:type="spellEnd"/>
-      <w:r>
-        <w:rPr>
-          <w:rStyle w:val="Emphasis"/>
-        </w:rPr>
-        <w:t xml:space="preserve"> </w:t>
-      </w:r>
-      <w:proofErr w:type="spellStart"/>
-      <w:r>
-        <w:rPr>
-          <w:rStyle w:val="Emphasis"/>
-        </w:rPr>
-        <w:t>Tharavad</w:t>
-      </w:r>
-      <w:proofErr w:type="spellEnd"/>
-      <w:r>
-        <w:rPr>
-          <w:rStyle w:val="Emphasis"/>
-        </w:rPr>
-        <w:t xml:space="preserve"> Trust</w:t>
-      </w:r>
-      <w:r>
-        <w:rPr>
-          <w:rStyle w:val="Emphasis"/>
-        </w:rPr>
-        <w:t xml:space="preserve"> </w:t>
-      </w:r>
-      <w:proofErr w:type="gramStart"/>
-      <w:r>
-        <w:rPr>
-          <w:rStyle w:val="Emphasis"/>
-        </w:rPr>
-        <w:t>… ”</w:t>
-      </w:r>
-      <w:proofErr w:type="gramEnd"/>
-    </w:p>
-    <w:p>
-      <w:pPr>
-        <w:pStyle w:val="ListNumber2"/>
-      </w:pPr>
-      <w:r>
-        <w:t xml:space="preserve">ITA, s. 14: </w:t>
-      </w:r>
-      <w:r>
-        <w:rPr>
-          <w:rStyle w:val="Emphasis"/>
-        </w:rPr>
-        <w:t>“The trustee must not for himself or another set-up or aid any title to the trust-property adverse to the interest of the beneficiary.”</w:t>
-      </w:r>
-    </w:p>
-    <w:p>
-      <w:pPr>
-        <w:pStyle w:val="Heading4"/>
-      </w:pPr>
-      <w:r>
-        <w:t>Objections Para 9</w:t>
-      </w:r>
-    </w:p>
-    <w:p>
-      <w:pPr>
-        <w:pStyle w:val="ListNumber"/>
-      </w:pPr>
-      <w:r>
-        <w:rPr>
-          <w:rStyle w:val="Emphasis"/>
-        </w:rPr>
-        <w:t>“Petitioner is not entitled to get any relief as prayed in the petition.”</w:t>
-      </w:r>
-    </w:p>
-    <w:p>
-      <w:pPr>
-        <w:pStyle w:val="ListNumber2"/>
-      </w:pPr>
-      <w:r>
-        <w:t>CPC, O. XI R. 12: “</w:t>
-      </w:r>
-      <w:r>
-        <w:rPr>
-          <w:i/>
-          <w:iCs/>
-        </w:rPr>
-        <w:t xml:space="preserve">Any party may, without filing any affidavit, apply to the Court for an order directing any other party to any suit to </w:t>
-      </w:r>
-      <w:r>
-        <w:rPr>
-          <w:i/>
-          <w:iCs/>
-        </w:rPr>
-        <w:t>make discovery on oath</w:t>
-      </w:r>
-      <w:r>
-        <w:rPr>
-          <w:i/>
-          <w:iCs/>
-        </w:rPr>
-        <w:t xml:space="preserve"> of the documents which are or have been in his possession or power, relating to any matter in question therein…</w:t>
-      </w:r>
-      <w:r>
-        <w:t>”</w:t>
-      </w:r>
-    </w:p>
-    <w:p>
-      <w:pPr>
-        <w:pStyle w:val="ListNumber2"/>
-      </w:pPr>
-      <w:r>
-        <w:t>CPC, O. XI R. 14: “</w:t>
-      </w:r>
-      <w:r>
-        <w:rPr>
-          <w:i/>
-          <w:iCs/>
-        </w:rPr>
-        <w:t>It shall be lawful for the Court, at any time during the pendency of any suit, to order the production by any party thereto, upon oath, of such of the documents in his possession or power, relating to any matter in question in such suit, as the Court shall think right; and the Court may deal with such documents, when produced, in such manner as shall appear just.</w:t>
-      </w:r>
-      <w:r>
-        <w:t>”</w:t>
-      </w:r>
-    </w:p>
-    <w:p>
-      <w:pPr>
-        <w:pStyle w:val="ListNumber2"/>
-      </w:pPr>
-      <w:r>
-        <w:t>ITA, s. 19: “</w:t>
-      </w:r>
-      <w:r>
-        <w:rPr>
-          <w:b/>
-          <w:bCs/>
-          <w:i/>
-          <w:iCs/>
-        </w:rPr>
-        <w:t>A trustee is bound (a) to keep clear and accurate accounts of the trust-property</w:t>
-      </w:r>
-      <w:r>
-        <w:rPr>
-          <w:i/>
-          <w:iCs/>
-        </w:rPr>
-        <w:t xml:space="preserve">, and (b), at all reasonable times, at the request of the beneficiary, to furnish him </w:t>
-      </w:r>
-      <w:r>
-        <w:rPr>
-          <w:i/>
-          <w:iCs/>
-        </w:rPr>
-        <w:lastRenderedPageBreak/>
-        <w:t>with full and accurate information as to the amount and state of the trust-property.</w:t>
-      </w:r>
-      <w:r>
-        <w:t>”</w:t>
-      </w:r>
-    </w:p>
-    <w:p>
-      <w:pPr>
-        <w:pStyle w:val="ListNumber2"/>
-      </w:pPr>
-      <w:r>
         <w:t>ITA, s. 61: “</w:t>
       </w:r>
       <w:r>
@@ -2563,20 +1531,11 @@
           <w:i/>
           <w:iCs/>
         </w:rPr>
-        <w:t xml:space="preserve">The beneficiary has a right that his trustee shall be compelled to perform any particular act of his duty as such </w:t>
-      </w:r>
-      <w:proofErr w:type="gramStart"/>
-      <w:r>
-        <w:rPr>
-          <w:i/>
-          <w:iCs/>
-        </w:rPr>
-        <w:t>…</w:t>
+        <w:t>The beneficiary has a right that his trustee shall be compelled to perform any particular act of his duty as such …</w:t>
       </w:r>
       <w:r>
         <w:t xml:space="preserve"> ”</w:t>
       </w:r>
-      <w:proofErr w:type="gramEnd"/>
     </w:p>
     <w:p>
       <w:pPr>
